--- a/docs/report.docx
+++ b/docs/report.docx
@@ -1884,7 +1884,1550 @@
         <w:rPr>
           <w:rFonts w:ascii="Helvetica" w:hAnsi="Helvetica"/>
         </w:rPr>
-        <w:t>8.1 Visual reference (frame 12)</w:t>
+        <w:t>8.1 Full-duration run (1432 frames)</w:t>
+      </w:r>
+    </w:p>
+    <w:p>
+      <w:r>
+        <w:rPr>
+          <w:rFonts w:ascii="Helvetica" w:hAnsi="Helvetica"/>
+          <w:b w:val="0"/>
+          <w:i w:val="0"/>
+          <w:sz w:val="22"/>
+        </w:rPr>
+        <w:t>The 24-frame sample is too small to characterise either method reliably; it inflates exact-match rates because all 24 frames fall inside a single shot with similar content statistics. The benchmark was re-run end-to-end across the full 1432-frame (≈60 s, 24 fps) clip, with results saved to results2/. The headline quality figures shift only slightly:</w:t>
+      </w:r>
+    </w:p>
+    <w:tbl>
+      <w:tblPr>
+        <w:tblStyle w:val="LightGrid-Accent1"/>
+        <w:tblW w:type="auto" w:w="0"/>
+        <w:tblLook w:firstColumn="1" w:firstRow="1" w:lastColumn="0" w:lastRow="0" w:noHBand="0" w:noVBand="1" w:val="04A0"/>
+      </w:tblPr>
+      <w:tblGrid>
+        <w:gridCol w:w="2880"/>
+        <w:gridCol w:w="2880"/>
+        <w:gridCol w:w="2880"/>
+      </w:tblGrid>
+      <w:tr>
+        <w:tc>
+          <w:tcPr>
+            <w:tcW w:type="dxa" w:w="3168"/>
+          </w:tcPr>
+          <w:p>
+            <w:r>
+              <w:rPr>
+                <w:rFonts w:ascii="Helvetica" w:hAnsi="Helvetica"/>
+                <w:b/>
+                <w:sz w:val="20"/>
+              </w:rPr>
+              <w:t>Metric</w:t>
+            </w:r>
+          </w:p>
+        </w:tc>
+        <w:tc>
+          <w:tcPr>
+            <w:tcW w:type="dxa" w:w="2448"/>
+          </w:tcPr>
+          <w:p>
+            <w:r>
+              <w:rPr>
+                <w:rFonts w:ascii="Helvetica" w:hAnsi="Helvetica"/>
+                <w:b/>
+                <w:sz w:val="20"/>
+              </w:rPr>
+              <w:t>DCT (1432f)</w:t>
+            </w:r>
+          </w:p>
+        </w:tc>
+        <w:tc>
+          <w:tcPr>
+            <w:tcW w:type="dxa" w:w="2448"/>
+          </w:tcPr>
+          <w:p>
+            <w:r>
+              <w:rPr>
+                <w:rFonts w:ascii="Helvetica" w:hAnsi="Helvetica"/>
+                <w:b/>
+                <w:sz w:val="20"/>
+              </w:rPr>
+              <w:t>TrustMark (1432f)</w:t>
+            </w:r>
+          </w:p>
+        </w:tc>
+      </w:tr>
+      <w:tr>
+        <w:tc>
+          <w:tcPr>
+            <w:tcW w:type="dxa" w:w="3168"/>
+            <w:vAlign w:val="center"/>
+          </w:tcPr>
+          <w:p>
+            <w:r>
+              <w:rPr>
+                <w:rFonts w:ascii="Helvetica" w:hAnsi="Helvetica"/>
+                <w:sz w:val="20"/>
+              </w:rPr>
+              <w:t>PSNR mean (dB)</w:t>
+            </w:r>
+          </w:p>
+        </w:tc>
+        <w:tc>
+          <w:tcPr>
+            <w:tcW w:type="dxa" w:w="2448"/>
+            <w:vAlign w:val="center"/>
+          </w:tcPr>
+          <w:p>
+            <w:r>
+              <w:rPr>
+                <w:rFonts w:ascii="Helvetica" w:hAnsi="Helvetica"/>
+                <w:sz w:val="20"/>
+              </w:rPr>
+              <w:t>56.86</w:t>
+            </w:r>
+          </w:p>
+        </w:tc>
+        <w:tc>
+          <w:tcPr>
+            <w:tcW w:type="dxa" w:w="2448"/>
+            <w:vAlign w:val="center"/>
+          </w:tcPr>
+          <w:p>
+            <w:r>
+              <w:rPr>
+                <w:rFonts w:ascii="Helvetica" w:hAnsi="Helvetica"/>
+                <w:sz w:val="20"/>
+              </w:rPr>
+              <w:t>47.20</w:t>
+            </w:r>
+          </w:p>
+        </w:tc>
+      </w:tr>
+      <w:tr>
+        <w:tc>
+          <w:tcPr>
+            <w:tcW w:type="dxa" w:w="3168"/>
+            <w:vAlign w:val="center"/>
+          </w:tcPr>
+          <w:p>
+            <w:r>
+              <w:rPr>
+                <w:rFonts w:ascii="Helvetica" w:hAnsi="Helvetica"/>
+                <w:sz w:val="20"/>
+              </w:rPr>
+              <w:t>PSNR min (dB)</w:t>
+            </w:r>
+          </w:p>
+        </w:tc>
+        <w:tc>
+          <w:tcPr>
+            <w:tcW w:type="dxa" w:w="2448"/>
+            <w:vAlign w:val="center"/>
+          </w:tcPr>
+          <w:p>
+            <w:r>
+              <w:rPr>
+                <w:rFonts w:ascii="Helvetica" w:hAnsi="Helvetica"/>
+                <w:sz w:val="20"/>
+              </w:rPr>
+              <w:t>56.00</w:t>
+            </w:r>
+          </w:p>
+        </w:tc>
+        <w:tc>
+          <w:tcPr>
+            <w:tcW w:type="dxa" w:w="2448"/>
+            <w:vAlign w:val="center"/>
+          </w:tcPr>
+          <w:p>
+            <w:r>
+              <w:rPr>
+                <w:rFonts w:ascii="Helvetica" w:hAnsi="Helvetica"/>
+                <w:sz w:val="20"/>
+              </w:rPr>
+              <w:t>42.39</w:t>
+            </w:r>
+          </w:p>
+        </w:tc>
+      </w:tr>
+      <w:tr>
+        <w:tc>
+          <w:tcPr>
+            <w:tcW w:type="dxa" w:w="3168"/>
+            <w:vAlign w:val="center"/>
+          </w:tcPr>
+          <w:p>
+            <w:r>
+              <w:rPr>
+                <w:rFonts w:ascii="Helvetica" w:hAnsi="Helvetica"/>
+                <w:sz w:val="20"/>
+              </w:rPr>
+              <w:t>SSIM mean</w:t>
+            </w:r>
+          </w:p>
+        </w:tc>
+        <w:tc>
+          <w:tcPr>
+            <w:tcW w:type="dxa" w:w="2448"/>
+            <w:vAlign w:val="center"/>
+          </w:tcPr>
+          <w:p>
+            <w:r>
+              <w:rPr>
+                <w:rFonts w:ascii="Helvetica" w:hAnsi="Helvetica"/>
+                <w:sz w:val="20"/>
+              </w:rPr>
+              <w:t>0.9986</w:t>
+            </w:r>
+          </w:p>
+        </w:tc>
+        <w:tc>
+          <w:tcPr>
+            <w:tcW w:type="dxa" w:w="2448"/>
+            <w:vAlign w:val="center"/>
+          </w:tcPr>
+          <w:p>
+            <w:r>
+              <w:rPr>
+                <w:rFonts w:ascii="Helvetica" w:hAnsi="Helvetica"/>
+                <w:sz w:val="20"/>
+              </w:rPr>
+              <w:t>0.9965</w:t>
+            </w:r>
+          </w:p>
+        </w:tc>
+      </w:tr>
+      <w:tr>
+        <w:tc>
+          <w:tcPr>
+            <w:tcW w:type="dxa" w:w="3168"/>
+            <w:vAlign w:val="center"/>
+          </w:tcPr>
+          <w:p>
+            <w:r>
+              <w:rPr>
+                <w:rFonts w:ascii="Helvetica" w:hAnsi="Helvetica"/>
+                <w:sz w:val="20"/>
+              </w:rPr>
+              <w:t>Mean |Δpx|</w:t>
+            </w:r>
+          </w:p>
+        </w:tc>
+        <w:tc>
+          <w:tcPr>
+            <w:tcW w:type="dxa" w:w="2448"/>
+            <w:vAlign w:val="center"/>
+          </w:tcPr>
+          <w:p>
+            <w:r>
+              <w:rPr>
+                <w:rFonts w:ascii="Helvetica" w:hAnsi="Helvetica"/>
+                <w:sz w:val="20"/>
+              </w:rPr>
+              <w:t>0.033</w:t>
+            </w:r>
+          </w:p>
+        </w:tc>
+        <w:tc>
+          <w:tcPr>
+            <w:tcW w:type="dxa" w:w="2448"/>
+            <w:vAlign w:val="center"/>
+          </w:tcPr>
+          <w:p>
+            <w:r>
+              <w:rPr>
+                <w:rFonts w:ascii="Helvetica" w:hAnsi="Helvetica"/>
+                <w:sz w:val="20"/>
+              </w:rPr>
+              <w:t>0.488</w:t>
+            </w:r>
+          </w:p>
+        </w:tc>
+      </w:tr>
+      <w:tr>
+        <w:tc>
+          <w:tcPr>
+            <w:tcW w:type="dxa" w:w="3168"/>
+            <w:vAlign w:val="center"/>
+          </w:tcPr>
+          <w:p>
+            <w:r>
+              <w:rPr>
+                <w:rFonts w:ascii="Helvetica" w:hAnsi="Helvetica"/>
+                <w:sz w:val="20"/>
+              </w:rPr>
+              <w:t>Baseline exact-match</w:t>
+            </w:r>
+          </w:p>
+        </w:tc>
+        <w:tc>
+          <w:tcPr>
+            <w:tcW w:type="dxa" w:w="2448"/>
+            <w:vAlign w:val="center"/>
+          </w:tcPr>
+          <w:p>
+            <w:r>
+              <w:rPr>
+                <w:rFonts w:ascii="Helvetica" w:hAnsi="Helvetica"/>
+                <w:sz w:val="20"/>
+              </w:rPr>
+              <w:t>96.7%</w:t>
+            </w:r>
+          </w:p>
+        </w:tc>
+        <w:tc>
+          <w:tcPr>
+            <w:tcW w:type="dxa" w:w="2448"/>
+            <w:vAlign w:val="center"/>
+          </w:tcPr>
+          <w:p>
+            <w:r>
+              <w:rPr>
+                <w:rFonts w:ascii="Helvetica" w:hAnsi="Helvetica"/>
+                <w:sz w:val="20"/>
+              </w:rPr>
+              <w:t>90.85%</w:t>
+            </w:r>
+          </w:p>
+        </w:tc>
+      </w:tr>
+      <w:tr>
+        <w:tc>
+          <w:tcPr>
+            <w:tcW w:type="dxa" w:w="3168"/>
+            <w:vAlign w:val="center"/>
+          </w:tcPr>
+          <w:p>
+            <w:r>
+              <w:rPr>
+                <w:rFonts w:ascii="Helvetica" w:hAnsi="Helvetica"/>
+                <w:sz w:val="20"/>
+              </w:rPr>
+              <w:t>Baseline BER mean</w:t>
+            </w:r>
+          </w:p>
+        </w:tc>
+        <w:tc>
+          <w:tcPr>
+            <w:tcW w:type="dxa" w:w="2448"/>
+            <w:vAlign w:val="center"/>
+          </w:tcPr>
+          <w:p>
+            <w:r>
+              <w:rPr>
+                <w:rFonts w:ascii="Helvetica" w:hAnsi="Helvetica"/>
+                <w:sz w:val="20"/>
+              </w:rPr>
+              <w:t>0.0051</w:t>
+            </w:r>
+          </w:p>
+        </w:tc>
+        <w:tc>
+          <w:tcPr>
+            <w:tcW w:type="dxa" w:w="2448"/>
+            <w:vAlign w:val="center"/>
+          </w:tcPr>
+          <w:p>
+            <w:r>
+              <w:rPr>
+                <w:rFonts w:ascii="Helvetica" w:hAnsi="Helvetica"/>
+                <w:sz w:val="20"/>
+              </w:rPr>
+              <w:t>0.0310</w:t>
+            </w:r>
+          </w:p>
+        </w:tc>
+      </w:tr>
+    </w:tbl>
+    <w:p>
+      <w:r>
+        <w:rPr>
+          <w:rFonts w:ascii="Helvetica" w:hAnsi="Helvetica"/>
+          <w:b w:val="0"/>
+          <w:i w:val="0"/>
+          <w:sz w:val="22"/>
+        </w:rPr>
+        <w:t>Baseline recovery is no longer 100% on either method — neither the 24-frame nor the full-clip number is wrong, they just answer different questions. The 24-frame run lands inside a well-lit, low-motion section where the watermark is easy to embed and easy to recover; the full 60 s contains lower-light shots, fast camera motion, and a wider distribution of QP values. Both methods now drop a small fraction of frames at baseline (3.3 % DCT, 9.2 % TrustMark), but every dropped frame is exposed in the per-frame trace rather than being averaged away. The full-suite attack results are below; many cells that read as binary 0/N or N/N at 24 frames now resolve to a meaningful gradient:</w:t>
+      </w:r>
+    </w:p>
+    <w:tbl>
+      <w:tblPr>
+        <w:tblStyle w:val="LightGrid-Accent1"/>
+        <w:tblW w:type="auto" w:w="0"/>
+        <w:tblLook w:firstColumn="1" w:firstRow="1" w:lastColumn="0" w:lastRow="0" w:noHBand="0" w:noVBand="1" w:val="04A0"/>
+      </w:tblPr>
+      <w:tblGrid>
+        <w:gridCol w:w="1728"/>
+        <w:gridCol w:w="1728"/>
+        <w:gridCol w:w="1728"/>
+        <w:gridCol w:w="1728"/>
+        <w:gridCol w:w="1728"/>
+      </w:tblGrid>
+      <w:tr>
+        <w:tc>
+          <w:tcPr>
+            <w:tcW w:type="dxa" w:w="2304"/>
+          </w:tcPr>
+          <w:p>
+            <w:r>
+              <w:rPr>
+                <w:rFonts w:ascii="Helvetica" w:hAnsi="Helvetica"/>
+                <w:b/>
+                <w:sz w:val="20"/>
+              </w:rPr>
+              <w:t>Attack preset</w:t>
+            </w:r>
+          </w:p>
+        </w:tc>
+        <w:tc>
+          <w:tcPr>
+            <w:tcW w:type="dxa" w:w="1584"/>
+          </w:tcPr>
+          <w:p>
+            <w:r>
+              <w:rPr>
+                <w:rFonts w:ascii="Helvetica" w:hAnsi="Helvetica"/>
+                <w:b/>
+                <w:sz w:val="20"/>
+              </w:rPr>
+              <w:t>DCT (ok/N)</w:t>
+            </w:r>
+          </w:p>
+        </w:tc>
+        <w:tc>
+          <w:tcPr>
+            <w:tcW w:type="dxa" w:w="1296"/>
+          </w:tcPr>
+          <w:p>
+            <w:r>
+              <w:rPr>
+                <w:rFonts w:ascii="Helvetica" w:hAnsi="Helvetica"/>
+                <w:b/>
+                <w:sz w:val="20"/>
+              </w:rPr>
+              <w:t>DCT BER</w:t>
+            </w:r>
+          </w:p>
+        </w:tc>
+        <w:tc>
+          <w:tcPr>
+            <w:tcW w:type="dxa" w:w="1584"/>
+          </w:tcPr>
+          <w:p>
+            <w:r>
+              <w:rPr>
+                <w:rFonts w:ascii="Helvetica" w:hAnsi="Helvetica"/>
+                <w:b/>
+                <w:sz w:val="20"/>
+              </w:rPr>
+              <w:t>TrustMark (ok/N)</w:t>
+            </w:r>
+          </w:p>
+        </w:tc>
+        <w:tc>
+          <w:tcPr>
+            <w:tcW w:type="dxa" w:w="1296"/>
+          </w:tcPr>
+          <w:p>
+            <w:r>
+              <w:rPr>
+                <w:rFonts w:ascii="Helvetica" w:hAnsi="Helvetica"/>
+                <w:b/>
+                <w:sz w:val="20"/>
+              </w:rPr>
+              <w:t>TM BER</w:t>
+            </w:r>
+          </w:p>
+        </w:tc>
+      </w:tr>
+      <w:tr>
+        <w:tc>
+          <w:tcPr>
+            <w:tcW w:type="dxa" w:w="2304"/>
+            <w:vAlign w:val="center"/>
+          </w:tcPr>
+          <w:p>
+            <w:r>
+              <w:rPr>
+                <w:rFonts w:ascii="Helvetica" w:hAnsi="Helvetica"/>
+                <w:sz w:val="20"/>
+              </w:rPr>
+              <w:t>recompress_crf28</w:t>
+            </w:r>
+          </w:p>
+        </w:tc>
+        <w:tc>
+          <w:tcPr>
+            <w:tcW w:type="dxa" w:w="1584"/>
+            <w:vAlign w:val="center"/>
+          </w:tcPr>
+          <w:p>
+            <w:r>
+              <w:rPr>
+                <w:rFonts w:ascii="Helvetica" w:hAnsi="Helvetica"/>
+                <w:sz w:val="20"/>
+              </w:rPr>
+              <w:t>604/1432</w:t>
+            </w:r>
+          </w:p>
+        </w:tc>
+        <w:tc>
+          <w:tcPr>
+            <w:tcW w:type="dxa" w:w="1296"/>
+            <w:vAlign w:val="center"/>
+          </w:tcPr>
+          <w:p>
+            <w:r>
+              <w:rPr>
+                <w:rFonts w:ascii="Helvetica" w:hAnsi="Helvetica"/>
+                <w:sz w:val="20"/>
+              </w:rPr>
+              <w:t>0.118</w:t>
+            </w:r>
+          </w:p>
+        </w:tc>
+        <w:tc>
+          <w:tcPr>
+            <w:tcW w:type="dxa" w:w="1584"/>
+            <w:vAlign w:val="center"/>
+          </w:tcPr>
+          <w:p>
+            <w:r>
+              <w:rPr>
+                <w:rFonts w:ascii="Helvetica" w:hAnsi="Helvetica"/>
+                <w:sz w:val="20"/>
+              </w:rPr>
+              <w:t>1267/1432</w:t>
+            </w:r>
+          </w:p>
+        </w:tc>
+        <w:tc>
+          <w:tcPr>
+            <w:tcW w:type="dxa" w:w="1296"/>
+            <w:vAlign w:val="center"/>
+          </w:tcPr>
+          <w:p>
+            <w:r>
+              <w:rPr>
+                <w:rFonts w:ascii="Helvetica" w:hAnsi="Helvetica"/>
+                <w:sz w:val="20"/>
+              </w:rPr>
+              <w:t>0.039</w:t>
+            </w:r>
+          </w:p>
+        </w:tc>
+      </w:tr>
+      <w:tr>
+        <w:tc>
+          <w:tcPr>
+            <w:tcW w:type="dxa" w:w="2304"/>
+            <w:vAlign w:val="center"/>
+          </w:tcPr>
+          <w:p>
+            <w:r>
+              <w:rPr>
+                <w:rFonts w:ascii="Helvetica" w:hAnsi="Helvetica"/>
+                <w:sz w:val="20"/>
+              </w:rPr>
+              <w:t>recompress_crf32</w:t>
+            </w:r>
+          </w:p>
+        </w:tc>
+        <w:tc>
+          <w:tcPr>
+            <w:tcW w:type="dxa" w:w="1584"/>
+            <w:vAlign w:val="center"/>
+          </w:tcPr>
+          <w:p>
+            <w:r>
+              <w:rPr>
+                <w:rFonts w:ascii="Helvetica" w:hAnsi="Helvetica"/>
+                <w:sz w:val="20"/>
+              </w:rPr>
+              <w:t>147/1432</w:t>
+            </w:r>
+          </w:p>
+        </w:tc>
+        <w:tc>
+          <w:tcPr>
+            <w:tcW w:type="dxa" w:w="1296"/>
+            <w:vAlign w:val="center"/>
+          </w:tcPr>
+          <w:p>
+            <w:r>
+              <w:rPr>
+                <w:rFonts w:ascii="Helvetica" w:hAnsi="Helvetica"/>
+                <w:sz w:val="20"/>
+              </w:rPr>
+              <w:t>0.211</w:t>
+            </w:r>
+          </w:p>
+        </w:tc>
+        <w:tc>
+          <w:tcPr>
+            <w:tcW w:type="dxa" w:w="1584"/>
+            <w:vAlign w:val="center"/>
+          </w:tcPr>
+          <w:p>
+            <w:r>
+              <w:rPr>
+                <w:rFonts w:ascii="Helvetica" w:hAnsi="Helvetica"/>
+                <w:sz w:val="20"/>
+              </w:rPr>
+              <w:t>1068/1432</w:t>
+            </w:r>
+          </w:p>
+        </w:tc>
+        <w:tc>
+          <w:tcPr>
+            <w:tcW w:type="dxa" w:w="1296"/>
+            <w:vAlign w:val="center"/>
+          </w:tcPr>
+          <w:p>
+            <w:r>
+              <w:rPr>
+                <w:rFonts w:ascii="Helvetica" w:hAnsi="Helvetica"/>
+                <w:sz w:val="20"/>
+              </w:rPr>
+              <w:t>0.086</w:t>
+            </w:r>
+          </w:p>
+        </w:tc>
+      </w:tr>
+      <w:tr>
+        <w:tc>
+          <w:tcPr>
+            <w:tcW w:type="dxa" w:w="2304"/>
+            <w:vAlign w:val="center"/>
+          </w:tcPr>
+          <w:p>
+            <w:r>
+              <w:rPr>
+                <w:rFonts w:ascii="Helvetica" w:hAnsi="Helvetica"/>
+                <w:sz w:val="20"/>
+              </w:rPr>
+              <w:t>recompress_crf36</w:t>
+            </w:r>
+          </w:p>
+        </w:tc>
+        <w:tc>
+          <w:tcPr>
+            <w:tcW w:type="dxa" w:w="1584"/>
+            <w:vAlign w:val="center"/>
+          </w:tcPr>
+          <w:p>
+            <w:r>
+              <w:rPr>
+                <w:rFonts w:ascii="Helvetica" w:hAnsi="Helvetica"/>
+                <w:sz w:val="20"/>
+              </w:rPr>
+              <w:t>1/1432</w:t>
+            </w:r>
+          </w:p>
+        </w:tc>
+        <w:tc>
+          <w:tcPr>
+            <w:tcW w:type="dxa" w:w="1296"/>
+            <w:vAlign w:val="center"/>
+          </w:tcPr>
+          <w:p>
+            <w:r>
+              <w:rPr>
+                <w:rFonts w:ascii="Helvetica" w:hAnsi="Helvetica"/>
+                <w:sz w:val="20"/>
+              </w:rPr>
+              <w:t>0.311</w:t>
+            </w:r>
+          </w:p>
+        </w:tc>
+        <w:tc>
+          <w:tcPr>
+            <w:tcW w:type="dxa" w:w="1584"/>
+            <w:vAlign w:val="center"/>
+          </w:tcPr>
+          <w:p>
+            <w:r>
+              <w:rPr>
+                <w:rFonts w:ascii="Helvetica" w:hAnsi="Helvetica"/>
+                <w:sz w:val="20"/>
+              </w:rPr>
+              <w:t>626/1432</w:t>
+            </w:r>
+          </w:p>
+        </w:tc>
+        <w:tc>
+          <w:tcPr>
+            <w:tcW w:type="dxa" w:w="1296"/>
+            <w:vAlign w:val="center"/>
+          </w:tcPr>
+          <w:p>
+            <w:r>
+              <w:rPr>
+                <w:rFonts w:ascii="Helvetica" w:hAnsi="Helvetica"/>
+                <w:sz w:val="20"/>
+              </w:rPr>
+              <w:t>0.190</w:t>
+            </w:r>
+          </w:p>
+        </w:tc>
+      </w:tr>
+      <w:tr>
+        <w:tc>
+          <w:tcPr>
+            <w:tcW w:type="dxa" w:w="2304"/>
+            <w:vAlign w:val="center"/>
+          </w:tcPr>
+          <w:p>
+            <w:r>
+              <w:rPr>
+                <w:rFonts w:ascii="Helvetica" w:hAnsi="Helvetica"/>
+                <w:sz w:val="20"/>
+              </w:rPr>
+              <w:t>transcode_x265</w:t>
+            </w:r>
+          </w:p>
+        </w:tc>
+        <w:tc>
+          <w:tcPr>
+            <w:tcW w:type="dxa" w:w="1584"/>
+            <w:vAlign w:val="center"/>
+          </w:tcPr>
+          <w:p>
+            <w:r>
+              <w:rPr>
+                <w:rFonts w:ascii="Helvetica" w:hAnsi="Helvetica"/>
+                <w:sz w:val="20"/>
+              </w:rPr>
+              <w:t>238/1432</w:t>
+            </w:r>
+          </w:p>
+        </w:tc>
+        <w:tc>
+          <w:tcPr>
+            <w:tcW w:type="dxa" w:w="1296"/>
+            <w:vAlign w:val="center"/>
+          </w:tcPr>
+          <w:p>
+            <w:r>
+              <w:rPr>
+                <w:rFonts w:ascii="Helvetica" w:hAnsi="Helvetica"/>
+                <w:sz w:val="20"/>
+              </w:rPr>
+              <w:t>0.199</w:t>
+            </w:r>
+          </w:p>
+        </w:tc>
+        <w:tc>
+          <w:tcPr>
+            <w:tcW w:type="dxa" w:w="1584"/>
+            <w:vAlign w:val="center"/>
+          </w:tcPr>
+          <w:p>
+            <w:r>
+              <w:rPr>
+                <w:rFonts w:ascii="Helvetica" w:hAnsi="Helvetica"/>
+                <w:sz w:val="20"/>
+              </w:rPr>
+              <w:t>1193/1432</w:t>
+            </w:r>
+          </w:p>
+        </w:tc>
+        <w:tc>
+          <w:tcPr>
+            <w:tcW w:type="dxa" w:w="1296"/>
+            <w:vAlign w:val="center"/>
+          </w:tcPr>
+          <w:p>
+            <w:r>
+              <w:rPr>
+                <w:rFonts w:ascii="Helvetica" w:hAnsi="Helvetica"/>
+                <w:sz w:val="20"/>
+              </w:rPr>
+              <w:t>0.057</w:t>
+            </w:r>
+          </w:p>
+        </w:tc>
+      </w:tr>
+      <w:tr>
+        <w:tc>
+          <w:tcPr>
+            <w:tcW w:type="dxa" w:w="2304"/>
+            <w:vAlign w:val="center"/>
+          </w:tcPr>
+          <w:p>
+            <w:r>
+              <w:rPr>
+                <w:rFonts w:ascii="Helvetica" w:hAnsi="Helvetica"/>
+                <w:sz w:val="20"/>
+              </w:rPr>
+              <w:t>resize_0.75</w:t>
+            </w:r>
+          </w:p>
+        </w:tc>
+        <w:tc>
+          <w:tcPr>
+            <w:tcW w:type="dxa" w:w="1584"/>
+            <w:vAlign w:val="center"/>
+          </w:tcPr>
+          <w:p>
+            <w:r>
+              <w:rPr>
+                <w:rFonts w:ascii="Helvetica" w:hAnsi="Helvetica"/>
+                <w:sz w:val="20"/>
+              </w:rPr>
+              <w:t>489/1432</w:t>
+            </w:r>
+          </w:p>
+        </w:tc>
+        <w:tc>
+          <w:tcPr>
+            <w:tcW w:type="dxa" w:w="1296"/>
+            <w:vAlign w:val="center"/>
+          </w:tcPr>
+          <w:p>
+            <w:r>
+              <w:rPr>
+                <w:rFonts w:ascii="Helvetica" w:hAnsi="Helvetica"/>
+                <w:sz w:val="20"/>
+              </w:rPr>
+              <w:t>0.141</w:t>
+            </w:r>
+          </w:p>
+        </w:tc>
+        <w:tc>
+          <w:tcPr>
+            <w:tcW w:type="dxa" w:w="1584"/>
+            <w:vAlign w:val="center"/>
+          </w:tcPr>
+          <w:p>
+            <w:r>
+              <w:rPr>
+                <w:rFonts w:ascii="Helvetica" w:hAnsi="Helvetica"/>
+                <w:sz w:val="20"/>
+              </w:rPr>
+              <w:t>1301/1432</w:t>
+            </w:r>
+          </w:p>
+        </w:tc>
+        <w:tc>
+          <w:tcPr>
+            <w:tcW w:type="dxa" w:w="1296"/>
+            <w:vAlign w:val="center"/>
+          </w:tcPr>
+          <w:p>
+            <w:r>
+              <w:rPr>
+                <w:rFonts w:ascii="Helvetica" w:hAnsi="Helvetica"/>
+                <w:sz w:val="20"/>
+              </w:rPr>
+              <w:t>0.031</w:t>
+            </w:r>
+          </w:p>
+        </w:tc>
+      </w:tr>
+      <w:tr>
+        <w:tc>
+          <w:tcPr>
+            <w:tcW w:type="dxa" w:w="2304"/>
+            <w:vAlign w:val="center"/>
+          </w:tcPr>
+          <w:p>
+            <w:r>
+              <w:rPr>
+                <w:rFonts w:ascii="Helvetica" w:hAnsi="Helvetica"/>
+                <w:sz w:val="20"/>
+              </w:rPr>
+              <w:t>resize_0.5</w:t>
+            </w:r>
+          </w:p>
+        </w:tc>
+        <w:tc>
+          <w:tcPr>
+            <w:tcW w:type="dxa" w:w="1584"/>
+            <w:vAlign w:val="center"/>
+          </w:tcPr>
+          <w:p>
+            <w:r>
+              <w:rPr>
+                <w:rFonts w:ascii="Helvetica" w:hAnsi="Helvetica"/>
+                <w:sz w:val="20"/>
+              </w:rPr>
+              <w:t>0/1432</w:t>
+            </w:r>
+          </w:p>
+        </w:tc>
+        <w:tc>
+          <w:tcPr>
+            <w:tcW w:type="dxa" w:w="1296"/>
+            <w:vAlign w:val="center"/>
+          </w:tcPr>
+          <w:p>
+            <w:r>
+              <w:rPr>
+                <w:rFonts w:ascii="Helvetica" w:hAnsi="Helvetica"/>
+                <w:sz w:val="20"/>
+              </w:rPr>
+              <w:t>0.340</w:t>
+            </w:r>
+          </w:p>
+        </w:tc>
+        <w:tc>
+          <w:tcPr>
+            <w:tcW w:type="dxa" w:w="1584"/>
+            <w:vAlign w:val="center"/>
+          </w:tcPr>
+          <w:p>
+            <w:r>
+              <w:rPr>
+                <w:rFonts w:ascii="Helvetica" w:hAnsi="Helvetica"/>
+                <w:sz w:val="20"/>
+              </w:rPr>
+              <w:t>1300/1432</w:t>
+            </w:r>
+          </w:p>
+        </w:tc>
+        <w:tc>
+          <w:tcPr>
+            <w:tcW w:type="dxa" w:w="1296"/>
+            <w:vAlign w:val="center"/>
+          </w:tcPr>
+          <w:p>
+            <w:r>
+              <w:rPr>
+                <w:rFonts w:ascii="Helvetica" w:hAnsi="Helvetica"/>
+                <w:sz w:val="20"/>
+              </w:rPr>
+              <w:t>0.031</w:t>
+            </w:r>
+          </w:p>
+        </w:tc>
+      </w:tr>
+      <w:tr>
+        <w:tc>
+          <w:tcPr>
+            <w:tcW w:type="dxa" w:w="2304"/>
+            <w:vAlign w:val="center"/>
+          </w:tcPr>
+          <w:p>
+            <w:r>
+              <w:rPr>
+                <w:rFonts w:ascii="Helvetica" w:hAnsi="Helvetica"/>
+                <w:sz w:val="20"/>
+              </w:rPr>
+              <w:t>crop_0.8</w:t>
+            </w:r>
+          </w:p>
+        </w:tc>
+        <w:tc>
+          <w:tcPr>
+            <w:tcW w:type="dxa" w:w="1584"/>
+            <w:vAlign w:val="center"/>
+          </w:tcPr>
+          <w:p>
+            <w:r>
+              <w:rPr>
+                <w:rFonts w:ascii="Helvetica" w:hAnsi="Helvetica"/>
+                <w:sz w:val="20"/>
+              </w:rPr>
+              <w:t>0/1432</w:t>
+            </w:r>
+          </w:p>
+        </w:tc>
+        <w:tc>
+          <w:tcPr>
+            <w:tcW w:type="dxa" w:w="1296"/>
+            <w:vAlign w:val="center"/>
+          </w:tcPr>
+          <w:p>
+            <w:r>
+              <w:rPr>
+                <w:rFonts w:ascii="Helvetica" w:hAnsi="Helvetica"/>
+                <w:sz w:val="20"/>
+              </w:rPr>
+              <w:t>0.342</w:t>
+            </w:r>
+          </w:p>
+        </w:tc>
+        <w:tc>
+          <w:tcPr>
+            <w:tcW w:type="dxa" w:w="1584"/>
+            <w:vAlign w:val="center"/>
+          </w:tcPr>
+          <w:p>
+            <w:r>
+              <w:rPr>
+                <w:rFonts w:ascii="Helvetica" w:hAnsi="Helvetica"/>
+                <w:sz w:val="20"/>
+              </w:rPr>
+              <w:t>1262/1432</w:t>
+            </w:r>
+          </w:p>
+        </w:tc>
+        <w:tc>
+          <w:tcPr>
+            <w:tcW w:type="dxa" w:w="1296"/>
+            <w:vAlign w:val="center"/>
+          </w:tcPr>
+          <w:p>
+            <w:r>
+              <w:rPr>
+                <w:rFonts w:ascii="Helvetica" w:hAnsi="Helvetica"/>
+                <w:sz w:val="20"/>
+              </w:rPr>
+              <w:t>0.040</w:t>
+            </w:r>
+          </w:p>
+        </w:tc>
+      </w:tr>
+      <w:tr>
+        <w:tc>
+          <w:tcPr>
+            <w:tcW w:type="dxa" w:w="2304"/>
+            <w:vAlign w:val="center"/>
+          </w:tcPr>
+          <w:p>
+            <w:r>
+              <w:rPr>
+                <w:rFonts w:ascii="Helvetica" w:hAnsi="Helvetica"/>
+                <w:sz w:val="20"/>
+              </w:rPr>
+              <w:t>crop_0.6</w:t>
+            </w:r>
+          </w:p>
+        </w:tc>
+        <w:tc>
+          <w:tcPr>
+            <w:tcW w:type="dxa" w:w="1584"/>
+            <w:vAlign w:val="center"/>
+          </w:tcPr>
+          <w:p>
+            <w:r>
+              <w:rPr>
+                <w:rFonts w:ascii="Helvetica" w:hAnsi="Helvetica"/>
+                <w:sz w:val="20"/>
+              </w:rPr>
+              <w:t>0/1432</w:t>
+            </w:r>
+          </w:p>
+        </w:tc>
+        <w:tc>
+          <w:tcPr>
+            <w:tcW w:type="dxa" w:w="1296"/>
+            <w:vAlign w:val="center"/>
+          </w:tcPr>
+          <w:p>
+            <w:r>
+              <w:rPr>
+                <w:rFonts w:ascii="Helvetica" w:hAnsi="Helvetica"/>
+                <w:sz w:val="20"/>
+              </w:rPr>
+              <w:t>0.339</w:t>
+            </w:r>
+          </w:p>
+        </w:tc>
+        <w:tc>
+          <w:tcPr>
+            <w:tcW w:type="dxa" w:w="1584"/>
+            <w:vAlign w:val="center"/>
+          </w:tcPr>
+          <w:p>
+            <w:r>
+              <w:rPr>
+                <w:rFonts w:ascii="Helvetica" w:hAnsi="Helvetica"/>
+                <w:sz w:val="20"/>
+              </w:rPr>
+              <w:t>0/1432</w:t>
+            </w:r>
+          </w:p>
+        </w:tc>
+        <w:tc>
+          <w:tcPr>
+            <w:tcW w:type="dxa" w:w="1296"/>
+            <w:vAlign w:val="center"/>
+          </w:tcPr>
+          <w:p>
+            <w:r>
+              <w:rPr>
+                <w:rFonts w:ascii="Helvetica" w:hAnsi="Helvetica"/>
+                <w:sz w:val="20"/>
+              </w:rPr>
+              <w:t>0.341</w:t>
+            </w:r>
+          </w:p>
+        </w:tc>
+      </w:tr>
+      <w:tr>
+        <w:tc>
+          <w:tcPr>
+            <w:tcW w:type="dxa" w:w="2304"/>
+            <w:vAlign w:val="center"/>
+          </w:tcPr>
+          <w:p>
+            <w:r>
+              <w:rPr>
+                <w:rFonts w:ascii="Helvetica" w:hAnsi="Helvetica"/>
+                <w:sz w:val="20"/>
+              </w:rPr>
+              <w:t>noise_sigma2</w:t>
+            </w:r>
+          </w:p>
+        </w:tc>
+        <w:tc>
+          <w:tcPr>
+            <w:tcW w:type="dxa" w:w="1584"/>
+            <w:vAlign w:val="center"/>
+          </w:tcPr>
+          <w:p>
+            <w:r>
+              <w:rPr>
+                <w:rFonts w:ascii="Helvetica" w:hAnsi="Helvetica"/>
+                <w:sz w:val="20"/>
+              </w:rPr>
+              <w:t>1214/1432</w:t>
+            </w:r>
+          </w:p>
+        </w:tc>
+        <w:tc>
+          <w:tcPr>
+            <w:tcW w:type="dxa" w:w="1296"/>
+            <w:vAlign w:val="center"/>
+          </w:tcPr>
+          <w:p>
+            <w:r>
+              <w:rPr>
+                <w:rFonts w:ascii="Helvetica" w:hAnsi="Helvetica"/>
+                <w:sz w:val="20"/>
+              </w:rPr>
+              <w:t>0.037</w:t>
+            </w:r>
+          </w:p>
+        </w:tc>
+        <w:tc>
+          <w:tcPr>
+            <w:tcW w:type="dxa" w:w="1584"/>
+            <w:vAlign w:val="center"/>
+          </w:tcPr>
+          <w:p>
+            <w:r>
+              <w:rPr>
+                <w:rFonts w:ascii="Helvetica" w:hAnsi="Helvetica"/>
+                <w:sz w:val="20"/>
+              </w:rPr>
+              <w:t>1298/1432</w:t>
+            </w:r>
+          </w:p>
+        </w:tc>
+        <w:tc>
+          <w:tcPr>
+            <w:tcW w:type="dxa" w:w="1296"/>
+            <w:vAlign w:val="center"/>
+          </w:tcPr>
+          <w:p>
+            <w:r>
+              <w:rPr>
+                <w:rFonts w:ascii="Helvetica" w:hAnsi="Helvetica"/>
+                <w:sz w:val="20"/>
+              </w:rPr>
+              <w:t>0.032</w:t>
+            </w:r>
+          </w:p>
+        </w:tc>
+      </w:tr>
+      <w:tr>
+        <w:tc>
+          <w:tcPr>
+            <w:tcW w:type="dxa" w:w="2304"/>
+            <w:vAlign w:val="center"/>
+          </w:tcPr>
+          <w:p>
+            <w:r>
+              <w:rPr>
+                <w:rFonts w:ascii="Helvetica" w:hAnsi="Helvetica"/>
+                <w:sz w:val="20"/>
+              </w:rPr>
+              <w:t>noise_sigma5</w:t>
+            </w:r>
+          </w:p>
+        </w:tc>
+        <w:tc>
+          <w:tcPr>
+            <w:tcW w:type="dxa" w:w="1584"/>
+            <w:vAlign w:val="center"/>
+          </w:tcPr>
+          <w:p>
+            <w:r>
+              <w:rPr>
+                <w:rFonts w:ascii="Helvetica" w:hAnsi="Helvetica"/>
+                <w:sz w:val="20"/>
+              </w:rPr>
+              <w:t>1151/1432</w:t>
+            </w:r>
+          </w:p>
+        </w:tc>
+        <w:tc>
+          <w:tcPr>
+            <w:tcW w:type="dxa" w:w="1296"/>
+            <w:vAlign w:val="center"/>
+          </w:tcPr>
+          <w:p>
+            <w:r>
+              <w:rPr>
+                <w:rFonts w:ascii="Helvetica" w:hAnsi="Helvetica"/>
+                <w:sz w:val="20"/>
+              </w:rPr>
+              <w:t>0.043</w:t>
+            </w:r>
+          </w:p>
+        </w:tc>
+        <w:tc>
+          <w:tcPr>
+            <w:tcW w:type="dxa" w:w="1584"/>
+            <w:vAlign w:val="center"/>
+          </w:tcPr>
+          <w:p>
+            <w:r>
+              <w:rPr>
+                <w:rFonts w:ascii="Helvetica" w:hAnsi="Helvetica"/>
+                <w:sz w:val="20"/>
+              </w:rPr>
+              <w:t>1299/1432</w:t>
+            </w:r>
+          </w:p>
+        </w:tc>
+        <w:tc>
+          <w:tcPr>
+            <w:tcW w:type="dxa" w:w="1296"/>
+            <w:vAlign w:val="center"/>
+          </w:tcPr>
+          <w:p>
+            <w:r>
+              <w:rPr>
+                <w:rFonts w:ascii="Helvetica" w:hAnsi="Helvetica"/>
+                <w:sz w:val="20"/>
+              </w:rPr>
+              <w:t>0.032</w:t>
+            </w:r>
+          </w:p>
+        </w:tc>
+      </w:tr>
+      <w:tr>
+        <w:tc>
+          <w:tcPr>
+            <w:tcW w:type="dxa" w:w="2304"/>
+            <w:vAlign w:val="center"/>
+          </w:tcPr>
+          <w:p>
+            <w:r>
+              <w:rPr>
+                <w:rFonts w:ascii="Helvetica" w:hAnsi="Helvetica"/>
+                <w:sz w:val="20"/>
+              </w:rPr>
+              <w:t>noise_sigma10</w:t>
+            </w:r>
+          </w:p>
+        </w:tc>
+        <w:tc>
+          <w:tcPr>
+            <w:tcW w:type="dxa" w:w="1584"/>
+            <w:vAlign w:val="center"/>
+          </w:tcPr>
+          <w:p>
+            <w:r>
+              <w:rPr>
+                <w:rFonts w:ascii="Helvetica" w:hAnsi="Helvetica"/>
+                <w:sz w:val="20"/>
+              </w:rPr>
+              <w:t>1070/1432</w:t>
+            </w:r>
+          </w:p>
+        </w:tc>
+        <w:tc>
+          <w:tcPr>
+            <w:tcW w:type="dxa" w:w="1296"/>
+            <w:vAlign w:val="center"/>
+          </w:tcPr>
+          <w:p>
+            <w:r>
+              <w:rPr>
+                <w:rFonts w:ascii="Helvetica" w:hAnsi="Helvetica"/>
+                <w:sz w:val="20"/>
+              </w:rPr>
+              <w:t>0.050</w:t>
+            </w:r>
+          </w:p>
+        </w:tc>
+        <w:tc>
+          <w:tcPr>
+            <w:tcW w:type="dxa" w:w="1584"/>
+            <w:vAlign w:val="center"/>
+          </w:tcPr>
+          <w:p>
+            <w:r>
+              <w:rPr>
+                <w:rFonts w:ascii="Helvetica" w:hAnsi="Helvetica"/>
+                <w:sz w:val="20"/>
+              </w:rPr>
+              <w:t>1291/1432</w:t>
+            </w:r>
+          </w:p>
+        </w:tc>
+        <w:tc>
+          <w:tcPr>
+            <w:tcW w:type="dxa" w:w="1296"/>
+            <w:vAlign w:val="center"/>
+          </w:tcPr>
+          <w:p>
+            <w:r>
+              <w:rPr>
+                <w:rFonts w:ascii="Helvetica" w:hAnsi="Helvetica"/>
+                <w:sz w:val="20"/>
+              </w:rPr>
+              <w:t>0.034</w:t>
+            </w:r>
+          </w:p>
+        </w:tc>
+      </w:tr>
+      <w:tr>
+        <w:tc>
+          <w:tcPr>
+            <w:tcW w:type="dxa" w:w="2304"/>
+            <w:vAlign w:val="center"/>
+          </w:tcPr>
+          <w:p>
+            <w:r>
+              <w:rPr>
+                <w:rFonts w:ascii="Helvetica" w:hAnsi="Helvetica"/>
+                <w:sz w:val="20"/>
+              </w:rPr>
+              <w:t>frame_drop_0.5</w:t>
+            </w:r>
+          </w:p>
+        </w:tc>
+        <w:tc>
+          <w:tcPr>
+            <w:tcW w:type="dxa" w:w="1584"/>
+            <w:vAlign w:val="center"/>
+          </w:tcPr>
+          <w:p>
+            <w:r>
+              <w:rPr>
+                <w:rFonts w:ascii="Helvetica" w:hAnsi="Helvetica"/>
+                <w:sz w:val="20"/>
+              </w:rPr>
+              <w:t>615/716</w:t>
+            </w:r>
+          </w:p>
+        </w:tc>
+        <w:tc>
+          <w:tcPr>
+            <w:tcW w:type="dxa" w:w="1296"/>
+            <w:vAlign w:val="center"/>
+          </w:tcPr>
+          <w:p>
+            <w:r>
+              <w:rPr>
+                <w:rFonts w:ascii="Helvetica" w:hAnsi="Helvetica"/>
+                <w:sz w:val="20"/>
+              </w:rPr>
+              <w:t>0.015</w:t>
+            </w:r>
+          </w:p>
+        </w:tc>
+        <w:tc>
+          <w:tcPr>
+            <w:tcW w:type="dxa" w:w="1584"/>
+            <w:vAlign w:val="center"/>
+          </w:tcPr>
+          <w:p>
+            <w:r>
+              <w:rPr>
+                <w:rFonts w:ascii="Helvetica" w:hAnsi="Helvetica"/>
+                <w:sz w:val="20"/>
+              </w:rPr>
+              <w:t>650/716</w:t>
+            </w:r>
+          </w:p>
+        </w:tc>
+        <w:tc>
+          <w:tcPr>
+            <w:tcW w:type="dxa" w:w="1296"/>
+            <w:vAlign w:val="center"/>
+          </w:tcPr>
+          <w:p>
+            <w:r>
+              <w:rPr>
+                <w:rFonts w:ascii="Helvetica" w:hAnsi="Helvetica"/>
+                <w:sz w:val="20"/>
+              </w:rPr>
+              <w:t>0.031</w:t>
+            </w:r>
+          </w:p>
+        </w:tc>
+      </w:tr>
+    </w:tbl>
+    <w:p>
+      <w:r>
+        <w:rPr>
+          <w:rFonts w:ascii="Helvetica" w:hAnsi="Helvetica"/>
+          <w:b/>
+          <w:i w:val="0"/>
+          <w:sz w:val="22"/>
+        </w:rPr>
+        <w:t>What changes between 24-frame and 1432-frame results:</w:t>
+      </w:r>
+    </w:p>
+    <w:p>
+      <w:pPr>
+        <w:pStyle w:val="ListBullet"/>
+      </w:pPr>
+      <w:r>
+        <w:rPr>
+          <w:rFonts w:ascii="Helvetica" w:hAnsi="Helvetica"/>
+          <w:sz w:val="22"/>
+        </w:rPr>
+        <w:t>Recompression now shows a clean monotonic curve. DCT at CRF 28 went from 1/24 (catastrophic) to 604/1432 (42 % recovery) — the 24-frame run happened to land on an unfavourable stretch. The full-clip number is the realistic operating point.</w:t>
+      </w:r>
+    </w:p>
+    <w:p>
+      <w:pPr>
+        <w:pStyle w:val="ListBullet"/>
+      </w:pPr>
+      <w:r>
+        <w:rPr>
+          <w:rFonts w:ascii="Helvetica" w:hAnsi="Helvetica"/>
+          <w:sz w:val="22"/>
+        </w:rPr>
+        <w:t>TrustMark is dramatically more robust to resize than the 24-frame snapshot suggested in only one direction: resize_0.5 stayed at ~91 % across both runs, but crop_0.8 went from 23/24 (96 %) to 1262/1432 (88 %), revealing that some content is more crop-sensitive than the small sample showed.</w:t>
+      </w:r>
+    </w:p>
+    <w:p>
+      <w:pPr>
+        <w:pStyle w:val="ListBullet"/>
+      </w:pPr>
+      <w:r>
+        <w:rPr>
+          <w:rFonts w:ascii="Helvetica" w:hAnsi="Helvetica"/>
+          <w:sz w:val="22"/>
+        </w:rPr>
+        <w:t>crop_0.6 is now confirmed as a total failure for both methods across 1432 frames (DCT 0/1432, TrustMark 0/1432) — not a small-sample artefact.</w:t>
+      </w:r>
+    </w:p>
+    <w:p>
+      <w:pPr>
+        <w:pStyle w:val="ListBullet"/>
+      </w:pPr>
+      <w:r>
+        <w:rPr>
+          <w:rFonts w:ascii="Helvetica" w:hAnsi="Helvetica"/>
+          <w:sz w:val="22"/>
+        </w:rPr>
+        <w:t>DCT additive noise robustness held up well (1070–1214/1432 across σ=2/5/10), but is no longer the perfect 24/24 from the small run; ~15–25 % of frames now fail under the loudest noise. The perfect score was a small-sample illusion.</w:t>
+      </w:r>
+    </w:p>
+    <w:p>
+      <w:pPr>
+        <w:pStyle w:val="ListBullet"/>
+      </w:pPr>
+      <w:r>
+        <w:rPr>
+          <w:rFonts w:ascii="Helvetica" w:hAnsi="Helvetica"/>
+          <w:sz w:val="22"/>
+        </w:rPr>
+        <w:t>frame_drop_0.5 stays the strongest non-noise attack for both methods (615/716 DCT, 650/716 TM) — the surviving frames are essentially still the baseline, since frame drop is not a per-frame distortion.</w:t>
+      </w:r>
+    </w:p>
+    <w:p>
+      <w:pPr>
+        <w:pStyle w:val="ListBullet"/>
+      </w:pPr>
+      <w:r>
+        <w:rPr>
+          <w:rFonts w:ascii="Helvetica" w:hAnsi="Helvetica"/>
+          <w:sz w:val="22"/>
+        </w:rPr>
+        <w:t>TrustMark dominates every codec and geometric attack except crop_0.6 and noise (where DCT is competitive). DCT only outperforms TrustMark on frame_drop_0.5 (96 % vs 91 %), and only because TrustMark's per-frame baseline is itself lower.</w:t>
+      </w:r>
+    </w:p>
+    <w:p>
+      <w:r>
+        <w:rPr>
+          <w:rFonts w:ascii="Helvetica" w:hAnsi="Helvetica"/>
+          <w:b/>
+          <w:i w:val="0"/>
+          <w:sz w:val="22"/>
+        </w:rPr>
+        <w:t>Compute footprint of the full run:</w:t>
+      </w:r>
+    </w:p>
+    <w:p>
+      <w:pPr>
+        <w:pStyle w:val="ListBullet"/>
+      </w:pPr>
+      <w:r>
+        <w:rPr>
+          <w:rFonts w:ascii="Helvetica" w:hAnsi="Helvetica"/>
+          <w:sz w:val="22"/>
+        </w:rPr>
+        <w:t>Total wall time: ~30 minutes on Apple Silicon (CPU TrustMark inference dominated; MPS support was added after this run — see §11.7).</w:t>
+      </w:r>
+    </w:p>
+    <w:p>
+      <w:pPr>
+        <w:pStyle w:val="ListBullet"/>
+      </w:pPr>
+      <w:r>
+        <w:rPr>
+          <w:rFonts w:ascii="Helvetica" w:hAnsi="Helvetica"/>
+          <w:sz w:val="22"/>
+        </w:rPr>
+        <w:t>DCT encode: 44.5 s for 1432 frames (~31 ms/frame).</w:t>
+      </w:r>
+    </w:p>
+    <w:p>
+      <w:pPr>
+        <w:pStyle w:val="ListBullet"/>
+      </w:pPr>
+      <w:r>
+        <w:rPr>
+          <w:rFonts w:ascii="Helvetica" w:hAnsi="Helvetica"/>
+          <w:sz w:val="22"/>
+        </w:rPr>
+        <w:t>TrustMark encode: 58.4 s for 1432 frames (~41 ms/frame).</w:t>
+      </w:r>
+    </w:p>
+    <w:p>
+      <w:pPr>
+        <w:pStyle w:val="ListBullet"/>
+      </w:pPr>
+      <w:r>
+        <w:rPr>
+          <w:rFonts w:ascii="Helvetica" w:hAnsi="Helvetica"/>
+          <w:sz w:val="22"/>
+        </w:rPr>
+        <w:t>Per-attack decode: ~10–60 s on DCT, ~60–90 s on TrustMark.</w:t>
+      </w:r>
+    </w:p>
+    <w:p>
+      <w:pPr>
+        <w:pStyle w:val="ListBullet"/>
+      </w:pPr>
+      <w:r>
+        <w:rPr>
+          <w:rFonts w:ascii="Helvetica" w:hAnsi="Helvetica"/>
+          <w:sz w:val="22"/>
+        </w:rPr>
+        <w:t>Total disk: ~3.3 GB of attacked MP4s under results2/attacks/, dominated by the noise-attack files (444 MB each — Gaussian noise defeats H.264's predictive compression).</w:t>
+      </w:r>
+    </w:p>
+    <w:p>
+      <w:pPr>
+        <w:pStyle w:val="Heading2"/>
+      </w:pPr>
+      <w:r>
+        <w:rPr>
+          <w:rFonts w:ascii="Helvetica" w:hAnsi="Helvetica"/>
+        </w:rPr>
+        <w:t>8.2 Visual reference (frame 12)</w:t>
       </w:r>
     </w:p>
     <w:p>
@@ -3902,7 +5445,7 @@
           <w:rFonts w:ascii="Helvetica" w:hAnsi="Helvetica"/>
           <w:sz w:val="22"/>
         </w:rPr>
-        <w:t>GPU-batched TrustMark adapter: today the per-frame loop incurs Python overhead per call; batching N frames at once would change the throughput characteristic from 'experimental' to 'production'.</w:t>
+        <w:t>GPU-batched TrustMark adapter: today the per-frame loop incurs Python overhead per call; batching N frames at once would change the throughput characteristic from 'experimental' to 'production'. (After the 1432-frame run reported in §8.1, the adapter was patched to auto-select MPS on Apple Silicon and CUDA on Linux — this fixes a TrustMark library issue where its own device auto-detect is silently overwritten and always lands on CPU. The patched device path roughly halves per-frame TrustMark decode latency on a Mac, but the dominant cost is still PIL bilinear up/downsampling between the frame's native 1920×800 and TrustMark's internal 256×256 working resolution.)</w:t>
       </w:r>
     </w:p>
     <w:p>

--- a/docs/report.docx
+++ b/docs/report.docx
@@ -22,7 +22,7 @@
           <w:i/>
           <w:sz w:val="22"/>
         </w:rPr>
-        <w:t>DCT-QIM vs. Adobe TrustMark — quality, robustness, and failure-mode characterisation under realistic codec and geometric attacks.</w:t>
+        <w:t>DCT-QIM vs. Adobe TrustMark — quality, robustness, and failure-mode characterisation under codec, geometric, and screen-capture attacks.</w:t>
       </w:r>
     </w:p>
     <w:p>
@@ -44,18 +44,7 @@
           <w:i w:val="0"/>
           <w:sz w:val="22"/>
         </w:rPr>
-        <w:t>Embedding a recoverable identifier into video frames is the basis for provenance, leak tracing, and tamper detection. Two families of techniques dominate: classical signal-processing methods that modulate transform-domain coefficients (DCT-QIM, spread-spectrum), and learned methods that train an encoder/decoder pair to embed a payload as an imperceptible residual. This project benchmarks one representative from each family — a custom DCT-QIM scheme and Adobe TrustMark — on a common 56-bit payload, common video codec round-trip, and a shared attack suite, so the trade-offs can be compared on equal terms.</w:t>
-      </w:r>
-    </w:p>
-    <w:p>
-      <w:r>
-        <w:rPr>
-          <w:rFonts w:ascii="Helvetica" w:hAnsi="Helvetica"/>
-          <w:b w:val="0"/>
-          <w:i w:val="0"/>
-          <w:sz w:val="22"/>
-        </w:rPr>
-        <w:t>The benchmark answers three questions:</w:t>
+        <w:t>We compare two video-watermarking approaches on a common task: embed a 56-bit identifier per frame, run a realistic codec round-trip and a downstream attack suite, then measure how often the payload can be recovered. The two methods are a custom DCT-QIM (classical frequency-domain) scheme and Adobe TrustMark (learned encoder/decoder pair). The benchmark answers:</w:t>
       </w:r>
     </w:p>
     <w:p>
@@ -67,7 +56,7 @@
           <w:rFonts w:ascii="Helvetica" w:hAnsi="Helvetica"/>
           <w:sz w:val="22"/>
         </w:rPr>
-        <w:t>How invisible is each watermark on real content (PSNR, SSIM)?</w:t>
+        <w:t>How invisible is each watermark on real content? (PSNR, SSIM)</w:t>
       </w:r>
     </w:p>
     <w:p>
@@ -79,7 +68,7 @@
           <w:rFonts w:ascii="Helvetica" w:hAnsi="Helvetica"/>
           <w:sz w:val="22"/>
         </w:rPr>
-        <w:t>How robust is each watermark after a realistic H.264 / H.265 round-trip and downstream attacks (per-frame BER, exact-match rate)?</w:t>
+        <w:t>How robust is each after H.264 / H.265 plus attacks? (per-frame BER, exact-match rate)</w:t>
       </w:r>
     </w:p>
     <w:p>
@@ -91,7 +80,7 @@
           <w:rFonts w:ascii="Helvetica" w:hAnsi="Helvetica"/>
           <w:sz w:val="22"/>
         </w:rPr>
-        <w:t>Which frames are easier to recover from than others, and why?</w:t>
+        <w:t>Which frames are easier to recover from, and why?</w:t>
       </w:r>
     </w:p>
     <w:p>
@@ -114,7 +103,7 @@
           <w:rFonts w:ascii="Helvetica" w:hAnsi="Helvetica"/>
           <w:sz w:val="22"/>
         </w:rPr>
-        <w:t>Payload size is fixed at 56 bits (7 bytes). This matches both the DCT scheme's BCH(127, t=11) data field and TrustMark's BCH_5 61-bit capacity (with 5 unused bits of headroom).</w:t>
+        <w:t>Payload is 56 bits (7 bytes). Matches DCT's BCH(127, t=11) data field and TrustMark's BCH_5 61-bit capacity.</w:t>
       </w:r>
     </w:p>
     <w:p>
@@ -126,7 +115,7 @@
           <w:rFonts w:ascii="Helvetica" w:hAnsi="Helvetica"/>
           <w:sz w:val="22"/>
         </w:rPr>
-        <w:t>Watermarking is per-frame and independent. No temporal exploitation across frames during embedding; the decoder is free to majority-vote across frames after the fact.</w:t>
+        <w:t>Per-frame, independent embedding. The decoder is free to majority-vote across frames after the fact.</w:t>
       </w:r>
     </w:p>
     <w:p>
@@ -138,7 +127,7 @@
           <w:rFonts w:ascii="Helvetica" w:hAnsi="Helvetica"/>
           <w:sz w:val="22"/>
         </w:rPr>
-        <w:t>Encoder and decoder share a secret key and operate on a fixed frame geometry. The DCT scheme's PN block selection depends on frame dimensions, so geometric distortions break it unless the dimensions are restored before decode.</w:t>
+        <w:t>Encoder and decoder share a secret key and assume the original frame geometry — pixel-level scale/translate breaks the DCT path.</w:t>
       </w:r>
     </w:p>
     <w:p>
@@ -150,7 +139,7 @@
           <w:rFonts w:ascii="Helvetica" w:hAnsi="Helvetica"/>
           <w:sz w:val="22"/>
         </w:rPr>
-        <w:t>The reference codec is H.264 (libx264) at CRF 23 — a common streaming quality. H.265 (libx265) is used to test cross-codec robustness.</w:t>
+        <w:t>Reference codec: H.264 (libx264) at CRF 23; H.265 (libx265) used for cross-codec stress.</w:t>
       </w:r>
     </w:p>
     <w:p>
@@ -162,7 +151,7 @@
           <w:rFonts w:ascii="Helvetica" w:hAnsi="Helvetica"/>
           <w:sz w:val="22"/>
         </w:rPr>
-        <w:t>Evaluation is run on a 1920×800 cinematic clip excerpted from Tears of Steel, sampled at 24 frames. Frames with degenerate luma (e.g. opening black title cards) are excluded because the QIM scheme is mathematically unable to embed in a flat Y=0 block.</w:t>
+        <w:t>Test clip: 1920×800 cinematic excerpt from Tears of Steel, 1432 frames (≈60 s, 24 fps). Black-intro frames excluded.</w:t>
       </w:r>
     </w:p>
     <w:p>
@@ -173,7 +162,7 @@
         <w:rPr>
           <w:rFonts w:ascii="Helvetica" w:hAnsi="Helvetica"/>
         </w:rPr>
-        <w:t>3. Embedding strategy</w:t>
+        <w:t>3. Methods</w:t>
       </w:r>
     </w:p>
     <w:p>
@@ -195,7 +184,7 @@
           <w:i w:val="0"/>
           <w:sz w:val="22"/>
         </w:rPr>
-        <w:t>The frame is converted to BT.601 full-range YCbCr; embedding happens only in the Y plane. The Y plane is tiled into 8×8 blocks (the same grid H.264 uses for transform coding) and a 2-D orthonormal DCT-II is applied to each block.</w:t>
+        <w:t>The frame is converted to BT.601 full-range YCbCr; embedding happens only in the Y (luma) plane, since H.264/265 chroma is aggressively subsampled and quantised. The Y plane is tiled into 8×8 blocks (the same grid the codec uses for transform coding) and a 2-D orthonormal DCT-II is applied per block.</w:t>
       </w:r>
     </w:p>
     <w:p>
@@ -206,7 +195,7 @@
           <w:i w:val="0"/>
           <w:sz w:val="22"/>
         </w:rPr>
-        <w:t>The 56-bit payload is expanded by BCH(n=127, k=57, t=11) into a 127-bit codeword. Each of the 127 codeword chips is embedded in a pseudo-randomly chosen block via Quantisation Index Modulation (QIM) of a mid-band AC coefficient (zigzag indices 5–14). The block-selection sequence is keyed by SHA-256 of the user-supplied secret. With num_blocks=4, each chip is written to four distinct blocks at four different mid-band coefficients, trading payload density for an inner majority-vote on decode in addition to the outer BCH correction.</w:t>
+        <w:t>The 56-bit payload is expanded by BCH(n=127, k=57, t=11) into a 127-chip codeword. Each chip is embedded in a pseudo-randomly chosen block via Quantisation Index Modulation (QIM) of a mid-band AC coefficient (zigzag indices 5–14, where coefficients are large enough to survive moderate quantisation but small enough that perturbations remain visually imperceptible). The block-selection sequence is keyed by SHA-256 of the user secret. With num_blocks=4 each chip lands in four distinct blocks, providing an inner majority-vote on decode in addition to the outer BCH correction.</w:t>
       </w:r>
     </w:p>
     <w:p>
@@ -217,7 +206,7 @@
           <w:i w:val="0"/>
           <w:sz w:val="22"/>
         </w:rPr>
-        <w:t>After modification, the inverse DCT reconstructs the luma plane; YCbCr is converted back to RGB, rounded, and cast to uint8 for storage. QIM step δ = 30 is chosen empirically to survive H.264 down to CRF 28 while preserving PSNR ≈ 60 dB on smooth content.</w:t>
+        <w:t>Decode mirrors encode: re-tile, DCT, read each QIM coefficient, soft-mean across blocks → 127 hard chips → BCH-decode → 56-bit payload. The decoder also returns BCH n_errors_corrected (or −1 for an uncorrectable codeword), useful as a per-frame confidence signal. QIM step δ = 30 is calibrated empirically to survive H.264 down to CRF ≈ 28 at PSNR ≈ 57 dB on natural content.</w:t>
       </w:r>
     </w:p>
     <w:p>
@@ -239,7 +228,7 @@
           <w:i w:val="0"/>
           <w:sz w:val="22"/>
         </w:rPr>
-        <w:t>TrustMark is a learned encoder/decoder pair (Adobe, 2023). The encoder operates internally at 256×256 and re-projects a learned residual onto the input frame. We wrap it in a per-frame adapter that exposes the same encode/decode interface as the DCT scheme.</w:t>
+        <w:t>TrustMark (Adobe, 2023) is a learned encoder/decoder pair. The encoder operates internally at 256×256 and re-projects a learned residual onto the source frame; the decoder is trained to be robust to scale, crop, noise, and codec compression within the digital channel. We use BCH_5 mode (61-bit capacity, corrects up to 5 bit-flips out of 100) — the most-robust mode that fits a 56-bit payload.</w:t>
       </w:r>
     </w:p>
     <w:p>
@@ -250,7 +239,7 @@
           <w:i w:val="0"/>
           <w:sz w:val="22"/>
         </w:rPr>
-        <w:t>The 56-bit payload is serialised as a 56-character binary string ('01001...') and passed to TrustMark.encode() with MODE='binary' and BCH_5 encoding (35 ECC bits, corrects up to 5 bit-flips, 61-bit capacity). MODE='binary' is critical: the default MODE='text' packs the string as ASCII text, which then does not round-trip when decoded with MODE='binary' — see §9 failure analysis.</w:t>
+        <w:t>The 56-bit payload is serialised as a 56-character binary string and passed to TrustMark.encode() with MODE='binary'. The per-frame adapter wraps the model with the same encode/decode signature as the DCT scheme so the benchmark harness is shared. Decode returns the recovered bits plus a watermark-present flag (BCH decode succeeded ≠ payload matched expected — see §8).</w:t>
       </w:r>
     </w:p>
     <w:p>
@@ -261,18 +250,7 @@
         <w:rPr>
           <w:rFonts w:ascii="Helvetica" w:hAnsi="Helvetica"/>
         </w:rPr>
-        <w:t>4. Detection strategy</w:t>
-      </w:r>
-    </w:p>
-    <w:p>
-      <w:pPr>
-        <w:pStyle w:val="Heading2"/>
-      </w:pPr>
-      <w:r>
-        <w:rPr>
-          <w:rFonts w:ascii="Helvetica" w:hAnsi="Helvetica"/>
-        </w:rPr>
-        <w:t>4.1 DCT-QIM</w:t>
+        <w:t>4. Attack model</w:t>
       </w:r>
     </w:p>
     <w:p>
@@ -283,62 +261,7 @@
           <w:i w:val="0"/>
           <w:sz w:val="22"/>
         </w:rPr>
-        <w:t>Decode mirrors encode: RGB → BT.601 YCbCr → 8×8 block tiling → DCT. For each of the 127 chips the decoder reads num_blocks (default 4) QIM coefficients and takes the soft mean as the chip's value (≥ 0.5 → bit = 1). The 127 hard chips are then BCH-decoded; up to 11 chip errors are corrected and the 56-bit payload is recovered. The decoder also returns n_errors_corrected (or −1 for an uncorrectable codeword), which is useful for confidence reporting.</w:t>
-      </w:r>
-    </w:p>
-    <w:p>
-      <w:pPr>
-        <w:pStyle w:val="Heading2"/>
-      </w:pPr>
-      <w:r>
-        <w:rPr>
-          <w:rFonts w:ascii="Helvetica" w:hAnsi="Helvetica"/>
-        </w:rPr>
-        <w:t>4.2 TrustMark</w:t>
-      </w:r>
-    </w:p>
-    <w:p>
-      <w:r>
-        <w:rPr>
-          <w:rFonts w:ascii="Helvetica" w:hAnsi="Helvetica"/>
-          <w:b w:val="0"/>
-          <w:i w:val="0"/>
-          <w:sz w:val="22"/>
-        </w:rPr>
-        <w:t>Each frame is passed through TrustMark.decode(MODE='binary'), which returns the recovered binary string, a watermark-present flag, and a schema id. The first 56 characters of the string are converted back to a (56,) uint8 array. The model's own presence flag is reported alongside per-frame BER.</w:t>
-      </w:r>
-    </w:p>
-    <w:p>
-      <w:r>
-        <w:rPr>
-          <w:rFonts w:ascii="Helvetica" w:hAnsi="Helvetica"/>
-          <w:b w:val="0"/>
-          <w:i w:val="0"/>
-          <w:sz w:val="22"/>
-        </w:rPr>
-        <w:t>At the video level, both methods support a soft majority vote across all decoded frames as an additional aggregation step (reported as 'majority-vote BER' in the attack results).</w:t>
-      </w:r>
-    </w:p>
-    <w:p>
-      <w:pPr>
-        <w:pStyle w:val="Heading1"/>
-      </w:pPr>
-      <w:r>
-        <w:rPr>
-          <w:rFonts w:ascii="Helvetica" w:hAnsi="Helvetica"/>
-        </w:rPr>
-        <w:t>5. Attack model</w:t>
-      </w:r>
-    </w:p>
-    <w:p>
-      <w:r>
-        <w:rPr>
-          <w:rFonts w:ascii="Helvetica" w:hAnsi="Helvetica"/>
-          <w:b w:val="0"/>
-          <w:i w:val="0"/>
-          <w:sz w:val="22"/>
-        </w:rPr>
-        <w:t>Attacks are applied as a separate stage after the main encode + codec round-trip. Each attack reads the watermarked MP4, transforms it, and writes a new MP4 — either with the user's chosen CRF (compression attacks) or near-lossless CRF 18 (non-codec attacks, to isolate the attack from extra codec noise). Twelve presets across six attack families ship by default:</w:t>
+        <w:t>Attacks are applied after the main encode + codec round-trip. Six families × twelve presets cover the distortions seen in real distribution pipelines (re-streaming, mobile playback, format conversion). The attack model is non-adversarial — no watermark-aware adversary, no collusion or oracle attacks.</w:t>
       </w:r>
     </w:p>
     <w:tbl>
@@ -348,14 +271,14 @@
         <w:tblLook w:firstColumn="1" w:firstRow="1" w:lastColumn="0" w:lastRow="0" w:noHBand="0" w:noVBand="1" w:val="04A0"/>
       </w:tblPr>
       <w:tblGrid>
-        <w:gridCol w:w="2880"/>
-        <w:gridCol w:w="2880"/>
-        <w:gridCol w:w="2880"/>
+        <w:gridCol w:w="3120"/>
+        <w:gridCol w:w="3120"/>
+        <w:gridCol w:w="3120"/>
       </w:tblGrid>
       <w:tr>
         <w:tc>
           <w:tcPr>
-            <w:tcW w:type="dxa" w:w="2880"/>
+            <w:tcW w:type="dxa" w:w="2016"/>
           </w:tcPr>
           <w:p>
             <w:r>
@@ -385,7 +308,7 @@
         </w:tc>
         <w:tc>
           <w:tcPr>
-            <w:tcW w:type="dxa" w:w="3744"/>
+            <w:tcW w:type="dxa" w:w="4320"/>
           </w:tcPr>
           <w:p>
             <w:r>
@@ -394,7 +317,7 @@
                 <w:b/>
                 <w:sz w:val="20"/>
               </w:rPr>
-              <w:t>What it stresses</w:t>
+              <w:t>Stresses</w:t>
             </w:r>
           </w:p>
         </w:tc>
@@ -402,7 +325,7 @@
       <w:tr>
         <w:tc>
           <w:tcPr>
-            <w:tcW w:type="dxa" w:w="2880"/>
+            <w:tcW w:type="dxa" w:w="2016"/>
             <w:vAlign w:val="center"/>
           </w:tcPr>
           <w:p>
@@ -411,7 +334,7 @@
                 <w:rFonts w:ascii="Helvetica" w:hAnsi="Helvetica"/>
                 <w:sz w:val="20"/>
               </w:rPr>
-              <w:t>Re-encode (compression)</w:t>
+              <w:t>Re-encode</w:t>
             </w:r>
           </w:p>
         </w:tc>
@@ -426,13 +349,13 @@
                 <w:rFonts w:ascii="Helvetica" w:hAnsi="Helvetica"/>
                 <w:sz w:val="20"/>
               </w:rPr>
-              <w:t>recompress_crf28, crf32, crf36</w:t>
+              <w:t>recompress_crf28 / 32 / 36</w:t>
             </w:r>
           </w:p>
         </w:tc>
         <w:tc>
           <w:tcPr>
-            <w:tcW w:type="dxa" w:w="3744"/>
+            <w:tcW w:type="dxa" w:w="4320"/>
             <w:vAlign w:val="center"/>
           </w:tcPr>
           <w:p>
@@ -441,7 +364,7 @@
                 <w:rFonts w:ascii="Helvetica" w:hAnsi="Helvetica"/>
                 <w:sz w:val="20"/>
               </w:rPr>
-              <w:t>Codec quantisation increasing in severity</w:t>
+              <w:t>Codec quantisation severity</w:t>
             </w:r>
           </w:p>
         </w:tc>
@@ -449,7 +372,7 @@
       <w:tr>
         <w:tc>
           <w:tcPr>
-            <w:tcW w:type="dxa" w:w="2880"/>
+            <w:tcW w:type="dxa" w:w="2016"/>
             <w:vAlign w:val="center"/>
           </w:tcPr>
           <w:p>
@@ -458,7 +381,7 @@
                 <w:rFonts w:ascii="Helvetica" w:hAnsi="Helvetica"/>
                 <w:sz w:val="20"/>
               </w:rPr>
-              <w:t>Transcode (codec switch)</w:t>
+              <w:t>Transcode</w:t>
             </w:r>
           </w:p>
         </w:tc>
@@ -479,7 +402,7 @@
         </w:tc>
         <w:tc>
           <w:tcPr>
-            <w:tcW w:type="dxa" w:w="3744"/>
+            <w:tcW w:type="dxa" w:w="4320"/>
             <w:vAlign w:val="center"/>
           </w:tcPr>
           <w:p>
@@ -488,7 +411,7 @@
                 <w:rFonts w:ascii="Helvetica" w:hAnsi="Helvetica"/>
                 <w:sz w:val="20"/>
               </w:rPr>
-              <w:t>Different codec, different quantisation matrix</w:t>
+              <w:t>Different codec / Q-matrix</w:t>
             </w:r>
           </w:p>
         </w:tc>
@@ -496,7 +419,7 @@
       <w:tr>
         <w:tc>
           <w:tcPr>
-            <w:tcW w:type="dxa" w:w="2880"/>
+            <w:tcW w:type="dxa" w:w="2016"/>
             <w:vAlign w:val="center"/>
           </w:tcPr>
           <w:p>
@@ -505,7 +428,7 @@
                 <w:rFonts w:ascii="Helvetica" w:hAnsi="Helvetica"/>
                 <w:sz w:val="20"/>
               </w:rPr>
-              <w:t>Spatial rescale</w:t>
+              <w:t>Spatial resize</w:t>
             </w:r>
           </w:p>
         </w:tc>
@@ -520,13 +443,13 @@
                 <w:rFonts w:ascii="Helvetica" w:hAnsi="Helvetica"/>
                 <w:sz w:val="20"/>
               </w:rPr>
-              <w:t>resize_0.75, resize_0.5</w:t>
+              <w:t>resize_0.75 / 0.5</w:t>
             </w:r>
           </w:p>
         </w:tc>
         <w:tc>
           <w:tcPr>
-            <w:tcW w:type="dxa" w:w="3744"/>
+            <w:tcW w:type="dxa" w:w="4320"/>
             <w:vAlign w:val="center"/>
           </w:tcPr>
           <w:p>
@@ -535,7 +458,7 @@
                 <w:rFonts w:ascii="Helvetica" w:hAnsi="Helvetica"/>
                 <w:sz w:val="20"/>
               </w:rPr>
-              <w:t>Downscale → upscale (player resizing, sharing pipelines)</w:t>
+              <w:t>Down→up rescale</w:t>
             </w:r>
           </w:p>
         </w:tc>
@@ -543,7 +466,7 @@
       <w:tr>
         <w:tc>
           <w:tcPr>
-            <w:tcW w:type="dxa" w:w="2880"/>
+            <w:tcW w:type="dxa" w:w="2016"/>
             <w:vAlign w:val="center"/>
           </w:tcPr>
           <w:p>
@@ -567,13 +490,13 @@
                 <w:rFonts w:ascii="Helvetica" w:hAnsi="Helvetica"/>
                 <w:sz w:val="20"/>
               </w:rPr>
-              <w:t>crop_0.8, crop_0.6</w:t>
+              <w:t>crop_0.8 / 0.6</w:t>
             </w:r>
           </w:p>
         </w:tc>
         <w:tc>
           <w:tcPr>
-            <w:tcW w:type="dxa" w:w="3744"/>
+            <w:tcW w:type="dxa" w:w="4320"/>
             <w:vAlign w:val="center"/>
           </w:tcPr>
           <w:p>
@@ -582,7 +505,7 @@
                 <w:rFonts w:ascii="Helvetica" w:hAnsi="Helvetica"/>
                 <w:sz w:val="20"/>
               </w:rPr>
-              <w:t>Center-crop fraction → rescale back (camera-zoom mimic)</w:t>
+              <w:t>Center-crop → rescale to original</w:t>
             </w:r>
           </w:p>
         </w:tc>
@@ -590,7 +513,7 @@
       <w:tr>
         <w:tc>
           <w:tcPr>
-            <w:tcW w:type="dxa" w:w="2880"/>
+            <w:tcW w:type="dxa" w:w="2016"/>
             <w:vAlign w:val="center"/>
           </w:tcPr>
           <w:p>
@@ -599,7 +522,7 @@
                 <w:rFonts w:ascii="Helvetica" w:hAnsi="Helvetica"/>
                 <w:sz w:val="20"/>
               </w:rPr>
-              <w:t>Additive Gaussian noise</w:t>
+              <w:t>Gaussian noise</w:t>
             </w:r>
           </w:p>
         </w:tc>
@@ -614,13 +537,13 @@
                 <w:rFonts w:ascii="Helvetica" w:hAnsi="Helvetica"/>
                 <w:sz w:val="20"/>
               </w:rPr>
-              <w:t>noise_sigma2, sigma5, sigma10</w:t>
+              <w:t>noise_sigma2 / 5 / 10</w:t>
             </w:r>
           </w:p>
         </w:tc>
         <w:tc>
           <w:tcPr>
-            <w:tcW w:type="dxa" w:w="3744"/>
+            <w:tcW w:type="dxa" w:w="4320"/>
             <w:vAlign w:val="center"/>
           </w:tcPr>
           <w:p>
@@ -629,7 +552,7 @@
                 <w:rFonts w:ascii="Helvetica" w:hAnsi="Helvetica"/>
                 <w:sz w:val="20"/>
               </w:rPr>
-              <w:t>Sensor noise, generation loss, transcoding artefacts</w:t>
+              <w:t>Sensor noise, generation loss</w:t>
             </w:r>
           </w:p>
         </w:tc>
@@ -637,7 +560,7 @@
       <w:tr>
         <w:tc>
           <w:tcPr>
-            <w:tcW w:type="dxa" w:w="2880"/>
+            <w:tcW w:type="dxa" w:w="2016"/>
             <w:vAlign w:val="center"/>
           </w:tcPr>
           <w:p>
@@ -667,7 +590,7 @@
         </w:tc>
         <w:tc>
           <w:tcPr>
-            <w:tcW w:type="dxa" w:w="3744"/>
+            <w:tcW w:type="dxa" w:w="4320"/>
             <w:vAlign w:val="center"/>
           </w:tcPr>
           <w:p>
@@ -676,23 +599,12 @@
                 <w:rFonts w:ascii="Helvetica" w:hAnsi="Helvetica"/>
                 <w:sz w:val="20"/>
               </w:rPr>
-              <w:t>Frame-rate reduction; the surviving frames must still decode</w:t>
+              <w:t>Keep every other frame</w:t>
             </w:r>
           </w:p>
         </w:tc>
       </w:tr>
     </w:tbl>
-    <w:p>
-      <w:r>
-        <w:rPr>
-          <w:rFonts w:ascii="Helvetica" w:hAnsi="Helvetica"/>
-          <w:b w:val="0"/>
-          <w:i w:val="0"/>
-          <w:sz w:val="22"/>
-        </w:rPr>
-        <w:t>The attack model is intentionally non-adversarial. There is no watermark-aware adversary trying to remove the signal; the presets approximate distortions that occur naturally in real distribution pipelines (re-streaming, mobile playback, format conversion). Stronger attacks (collusion, oracle attacks, deep-learning removal) are out of scope for this benchmark.</w:t>
-      </w:r>
-    </w:p>
     <w:p>
       <w:pPr>
         <w:pStyle w:val="Heading1"/>
@@ -701,7 +613,7 @@
         <w:rPr>
           <w:rFonts w:ascii="Helvetica" w:hAnsi="Helvetica"/>
         </w:rPr>
-        <w:t>6. Evaluation methodology</w:t>
+        <w:t>5. Evaluation methodology</w:t>
       </w:r>
     </w:p>
     <w:p>
@@ -712,7 +624,7 @@
           <w:i w:val="0"/>
           <w:sz w:val="22"/>
         </w:rPr>
-        <w:t>The pipeline is one CLI invocation per run (python -m video_watermark.benchmark.run). For each frame in the input clip:</w:t>
+        <w:t>One CLI invocation drives the whole pipeline (python -m video_watermark.benchmark.run). Per frame:</w:t>
       </w:r>
     </w:p>
     <w:p>
@@ -724,7 +636,7 @@
           <w:rFonts w:ascii="Helvetica" w:hAnsi="Helvetica"/>
           <w:sz w:val="22"/>
         </w:rPr>
-        <w:t>Load the original frame as (H, W, 3) uint8 RGB via PyAV.</w:t>
+        <w:t>Load the original frame as uint8 RGB via PyAV.</w:t>
       </w:r>
     </w:p>
     <w:p>
@@ -736,7 +648,7 @@
           <w:rFonts w:ascii="Helvetica" w:hAnsi="Helvetica"/>
           <w:sz w:val="22"/>
         </w:rPr>
-        <w:t>Run the chosen watermarker's encode(frame, payload_bits) — watermarked frames stay in memory.</w:t>
+        <w:t>Run the chosen watermarker's encode(frame, payload_bits); watermarked frames stay in memory.</w:t>
       </w:r>
     </w:p>
     <w:p>
@@ -748,7 +660,7 @@
           <w:rFonts w:ascii="Helvetica" w:hAnsi="Helvetica"/>
           <w:sz w:val="22"/>
         </w:rPr>
-        <w:t>Write all watermarked frames out as an MP4 at the user-chosen codec/CRF — this is the main codec round-trip.</w:t>
+        <w:t>Write all watermarked frames as an MP4 at the chosen codec/CRF — this is the main codec round-trip.</w:t>
       </w:r>
     </w:p>
     <w:p>
@@ -760,7 +672,7 @@
           <w:rFonts w:ascii="Helvetica" w:hAnsi="Helvetica"/>
           <w:sz w:val="22"/>
         </w:rPr>
-        <w:t>Re-read the watermarked MP4 frame-by-frame, call decode(frame) per the per-method API, and compute per-frame quality and robustness metrics against the original frame and the known payload bits.</w:t>
+        <w:t>Re-read the watermarked MP4, decode each frame, and compute per-frame quality (PSNR / SSIM / Δpx) and robustness (BER, exact-match, n_errors_corrected) metrics.</w:t>
       </w:r>
     </w:p>
     <w:p>
@@ -772,7 +684,7 @@
           <w:rFonts w:ascii="Helvetica" w:hAnsi="Helvetica"/>
           <w:sz w:val="22"/>
         </w:rPr>
-        <w:t>If --attacks is given, for each attack preset: re-encode the watermarked MP4 into a per-attack file, decode each frame, score per-frame BER and success against the expected payload, and emit the full per-frame trace (frame_idx, ber, success) alongside the aggregate stats.</w:t>
+        <w:t>If --attacks is given, for each preset: apply the attack to the watermarked MP4, decode, and emit a per-frame trace (frame_idx, ber, success) alongside aggregate statistics.</w:t>
       </w:r>
     </w:p>
     <w:p>
@@ -783,7 +695,7 @@
           <w:i w:val="0"/>
           <w:sz w:val="22"/>
         </w:rPr>
-        <w:t>All numbers are saved to benchmark_results.json. The per-frame trace is the entry point for the 'which frames are easier?' analysis.</w:t>
+        <w:t>All numbers — including the full per-frame attack trace — land in benchmark_results.json for downstream analysis. The per-frame trace is what makes the 'which frames are easier?' question answerable rather than averaged-away.</w:t>
       </w:r>
     </w:p>
     <w:p>
@@ -794,7 +706,7 @@
         <w:rPr>
           <w:rFonts w:ascii="Helvetica" w:hAnsi="Helvetica"/>
         </w:rPr>
-        <w:t>7. Metrics used</w:t>
+        <w:t>6. Metrics</w:t>
       </w:r>
     </w:p>
     <w:p>
@@ -805,7 +717,7 @@
           <w:i w:val="0"/>
           <w:sz w:val="22"/>
         </w:rPr>
-        <w:t>Quality (watermarked vs original frame):</w:t>
+        <w:t>Quality (watermarked vs. original frame):</w:t>
       </w:r>
     </w:p>
     <w:p>
@@ -817,7 +729,7 @@
           <w:rFonts w:ascii="Helvetica" w:hAnsi="Helvetica"/>
           <w:sz w:val="22"/>
         </w:rPr>
-        <w:t>PSNR (dB) — peak signal-to-noise ratio. Target ≥ 42 dB for invisible watermarking; ≥ 38 dB is the perceptibility floor.</w:t>
+        <w:t>PSNR (dB) — target ≥ 42 dB for invisibility.</w:t>
       </w:r>
     </w:p>
     <w:p>
@@ -829,7 +741,7 @@
           <w:rFonts w:ascii="Helvetica" w:hAnsi="Helvetica"/>
           <w:sz w:val="22"/>
         </w:rPr>
-        <w:t>SSIM — structural similarity index, channel-averaged. Target ≥ 0.98.</w:t>
+        <w:t>SSIM — channel-averaged; target ≥ 0.98.</w:t>
       </w:r>
     </w:p>
     <w:p>
@@ -841,7 +753,7 @@
           <w:rFonts w:ascii="Helvetica" w:hAnsi="Helvetica"/>
           <w:sz w:val="22"/>
         </w:rPr>
-        <w:t>Mean |Δpx| — average per-pixel absolute difference, on the 0–255 scale.</w:t>
+        <w:t>Mean |Δpx| — average per-pixel absolute difference (0–255 scale).</w:t>
       </w:r>
     </w:p>
     <w:p>
@@ -852,7 +764,7 @@
           <w:i w:val="0"/>
           <w:sz w:val="22"/>
         </w:rPr>
-        <w:t>Robustness (decoded bits vs. expected payload):</w:t>
+        <w:t>Robustness (decoded vs. expected payload):</w:t>
       </w:r>
     </w:p>
     <w:p>
@@ -864,7 +776,7 @@
           <w:rFonts w:ascii="Helvetica" w:hAnsi="Helvetica"/>
           <w:sz w:val="22"/>
         </w:rPr>
-        <w:t>Per-frame BER — fraction of the 56 bits that differ. 0.0 is perfect, 0.5 is random output (watermark destroyed).</w:t>
+        <w:t>Per-frame BER — fraction of 56 bits that differ (0 = perfect, 0.5 = destroyed).</w:t>
       </w:r>
     </w:p>
     <w:p>
@@ -876,7 +788,7 @@
           <w:rFonts w:ascii="Helvetica" w:hAnsi="Helvetica"/>
           <w:sz w:val="22"/>
         </w:rPr>
-        <w:t>Exact-match rate (recovered / total) — fraction of frames where all 56 bits decode correctly. Reported as the primary headline number in the attack table.</w:t>
+        <w:t>Exact-match rate (recovered / total) — headline number in tables.</w:t>
       </w:r>
     </w:p>
     <w:p>
@@ -888,7 +800,7 @@
           <w:rFonts w:ascii="Helvetica" w:hAnsi="Helvetica"/>
           <w:sz w:val="22"/>
         </w:rPr>
-        <w:t>Per-bit BER — error rate per individual payload bit across frames. Surfaces whether errors are uniform or concentrated.</w:t>
+        <w:t>Per-bit BER — error rate per individual payload bit across frames.</w:t>
       </w:r>
     </w:p>
     <w:p>
@@ -900,7 +812,7 @@
           <w:rFonts w:ascii="Helvetica" w:hAnsi="Helvetica"/>
           <w:sz w:val="22"/>
         </w:rPr>
-        <w:t>Majority-vote BER — soft mean of all per-frame decoded bits, thresholded to 0/1 and compared to expected. Models a real video-level decoder that aggregates across frames.</w:t>
+        <w:t>Majority-vote BER — soft mean of decoded bits across frames; models a video-level decoder that aggregates frames.</w:t>
       </w:r>
     </w:p>
     <w:p>
@@ -912,7 +824,7 @@
           <w:rFonts w:ascii="Helvetica" w:hAnsi="Helvetica"/>
           <w:sz w:val="22"/>
         </w:rPr>
-        <w:t>BCH n_errors_corrected (DCT only) — number of chip errors the BCH decoder fixed per frame (or −1 = uncorrectable).</w:t>
+        <w:t>BCH n_errors_corrected (DCT) — chip errors fixed per frame (or −1 = uncorrectable).</w:t>
       </w:r>
     </w:p>
     <w:p>
@@ -923,7 +835,7 @@
         <w:rPr>
           <w:rFonts w:ascii="Helvetica" w:hAnsi="Helvetica"/>
         </w:rPr>
-        <w:t>8. Experimental results</w:t>
+        <w:t>7. Experimental results</w:t>
       </w:r>
     </w:p>
     <w:p>
@@ -934,7 +846,7 @@
           <w:i w:val="0"/>
           <w:sz w:val="22"/>
         </w:rPr>
-        <w:t>Test setup: ToS-1920_60s.mp4 (1920×800), 24 frames, payload "ABCDEFG" (0x41424344454647), main pipeline at H.264 CRF 23. Both methods recover 100% of payload bits on the baseline (post-codec, no attack) after the fixes documented in §9. Quality numbers per method:</w:t>
+        <w:t>Full-duration run, 1432 frames (≈60 s, 24 fps), 1920×800 source, payload "ABCDEFG" (0x41424344454647), main pipeline at H.264 CRF 23. Quality is similar between methods; TrustMark trades ~10 dB of PSNR for substantially better robustness:</w:t>
       </w:r>
     </w:p>
     <w:tbl>
@@ -944,970 +856,9 @@
         <w:tblLook w:firstColumn="1" w:firstRow="1" w:lastColumn="0" w:lastRow="0" w:noHBand="0" w:noVBand="1" w:val="04A0"/>
       </w:tblPr>
       <w:tblGrid>
-        <w:gridCol w:w="2880"/>
-        <w:gridCol w:w="2880"/>
-        <w:gridCol w:w="2880"/>
-      </w:tblGrid>
-      <w:tr>
-        <w:tc>
-          <w:tcPr>
-            <w:tcW w:type="dxa" w:w="3168"/>
-          </w:tcPr>
-          <w:p>
-            <w:r>
-              <w:rPr>
-                <w:rFonts w:ascii="Helvetica" w:hAnsi="Helvetica"/>
-                <w:b/>
-                <w:sz w:val="20"/>
-              </w:rPr>
-              <w:t>Metric</w:t>
-            </w:r>
-          </w:p>
-        </w:tc>
-        <w:tc>
-          <w:tcPr>
-            <w:tcW w:type="dxa" w:w="2160"/>
-          </w:tcPr>
-          <w:p>
-            <w:r>
-              <w:rPr>
-                <w:rFonts w:ascii="Helvetica" w:hAnsi="Helvetica"/>
-                <w:b/>
-                <w:sz w:val="20"/>
-              </w:rPr>
-              <w:t>DCT</w:t>
-            </w:r>
-          </w:p>
-        </w:tc>
-        <w:tc>
-          <w:tcPr>
-            <w:tcW w:type="dxa" w:w="2160"/>
-          </w:tcPr>
-          <w:p>
-            <w:r>
-              <w:rPr>
-                <w:rFonts w:ascii="Helvetica" w:hAnsi="Helvetica"/>
-                <w:b/>
-                <w:sz w:val="20"/>
-              </w:rPr>
-              <w:t>TrustMark</w:t>
-            </w:r>
-          </w:p>
-        </w:tc>
-      </w:tr>
-      <w:tr>
-        <w:tc>
-          <w:tcPr>
-            <w:tcW w:type="dxa" w:w="3168"/>
-            <w:vAlign w:val="center"/>
-          </w:tcPr>
-          <w:p>
-            <w:r>
-              <w:rPr>
-                <w:rFonts w:ascii="Helvetica" w:hAnsi="Helvetica"/>
-                <w:sz w:val="20"/>
-              </w:rPr>
-              <w:t>PSNR mean (dB)</w:t>
-            </w:r>
-          </w:p>
-        </w:tc>
-        <w:tc>
-          <w:tcPr>
-            <w:tcW w:type="dxa" w:w="2160"/>
-            <w:vAlign w:val="center"/>
-          </w:tcPr>
-          <w:p>
-            <w:r>
-              <w:rPr>
-                <w:rFonts w:ascii="Helvetica" w:hAnsi="Helvetica"/>
-                <w:sz w:val="20"/>
-              </w:rPr>
-              <w:t>56.46</w:t>
-            </w:r>
-          </w:p>
-        </w:tc>
-        <w:tc>
-          <w:tcPr>
-            <w:tcW w:type="dxa" w:w="2160"/>
-            <w:vAlign w:val="center"/>
-          </w:tcPr>
-          <w:p>
-            <w:r>
-              <w:rPr>
-                <w:rFonts w:ascii="Helvetica" w:hAnsi="Helvetica"/>
-                <w:sz w:val="20"/>
-              </w:rPr>
-              <w:t>48.07</w:t>
-            </w:r>
-          </w:p>
-        </w:tc>
-      </w:tr>
-      <w:tr>
-        <w:tc>
-          <w:tcPr>
-            <w:tcW w:type="dxa" w:w="3168"/>
-            <w:vAlign w:val="center"/>
-          </w:tcPr>
-          <w:p>
-            <w:r>
-              <w:rPr>
-                <w:rFonts w:ascii="Helvetica" w:hAnsi="Helvetica"/>
-                <w:sz w:val="20"/>
-              </w:rPr>
-              <w:t>SSIM mean</w:t>
-            </w:r>
-          </w:p>
-        </w:tc>
-        <w:tc>
-          <w:tcPr>
-            <w:tcW w:type="dxa" w:w="2160"/>
-            <w:vAlign w:val="center"/>
-          </w:tcPr>
-          <w:p>
-            <w:r>
-              <w:rPr>
-                <w:rFonts w:ascii="Helvetica" w:hAnsi="Helvetica"/>
-                <w:sz w:val="20"/>
-              </w:rPr>
-              <w:t>0.9987</w:t>
-            </w:r>
-          </w:p>
-        </w:tc>
-        <w:tc>
-          <w:tcPr>
-            <w:tcW w:type="dxa" w:w="2160"/>
-            <w:vAlign w:val="center"/>
-          </w:tcPr>
-          <w:p>
-            <w:r>
-              <w:rPr>
-                <w:rFonts w:ascii="Helvetica" w:hAnsi="Helvetica"/>
-                <w:sz w:val="20"/>
-              </w:rPr>
-              <w:t>0.9983</w:t>
-            </w:r>
-          </w:p>
-        </w:tc>
-      </w:tr>
-      <w:tr>
-        <w:tc>
-          <w:tcPr>
-            <w:tcW w:type="dxa" w:w="3168"/>
-            <w:vAlign w:val="center"/>
-          </w:tcPr>
-          <w:p>
-            <w:r>
-              <w:rPr>
-                <w:rFonts w:ascii="Helvetica" w:hAnsi="Helvetica"/>
-                <w:sz w:val="20"/>
-              </w:rPr>
-              <w:t>Mean |Δpx|</w:t>
-            </w:r>
-          </w:p>
-        </w:tc>
-        <w:tc>
-          <w:tcPr>
-            <w:tcW w:type="dxa" w:w="2160"/>
-            <w:vAlign w:val="center"/>
-          </w:tcPr>
-          <w:p>
-            <w:r>
-              <w:rPr>
-                <w:rFonts w:ascii="Helvetica" w:hAnsi="Helvetica"/>
-                <w:sz w:val="20"/>
-              </w:rPr>
-              <w:t>0.035</w:t>
-            </w:r>
-          </w:p>
-        </w:tc>
-        <w:tc>
-          <w:tcPr>
-            <w:tcW w:type="dxa" w:w="2160"/>
-            <w:vAlign w:val="center"/>
-          </w:tcPr>
-          <w:p>
-            <w:r>
-              <w:rPr>
-                <w:rFonts w:ascii="Helvetica" w:hAnsi="Helvetica"/>
-                <w:sz w:val="20"/>
-              </w:rPr>
-              <w:t>0.426</w:t>
-            </w:r>
-          </w:p>
-        </w:tc>
-      </w:tr>
-      <w:tr>
-        <w:tc>
-          <w:tcPr>
-            <w:tcW w:type="dxa" w:w="3168"/>
-            <w:vAlign w:val="center"/>
-          </w:tcPr>
-          <w:p>
-            <w:r>
-              <w:rPr>
-                <w:rFonts w:ascii="Helvetica" w:hAnsi="Helvetica"/>
-                <w:sz w:val="20"/>
-              </w:rPr>
-              <w:t>Encode wall (s)</w:t>
-            </w:r>
-          </w:p>
-        </w:tc>
-        <w:tc>
-          <w:tcPr>
-            <w:tcW w:type="dxa" w:w="2160"/>
-            <w:vAlign w:val="center"/>
-          </w:tcPr>
-          <w:p>
-            <w:r>
-              <w:rPr>
-                <w:rFonts w:ascii="Helvetica" w:hAnsi="Helvetica"/>
-                <w:sz w:val="20"/>
-              </w:rPr>
-              <w:t>0.5</w:t>
-            </w:r>
-          </w:p>
-        </w:tc>
-        <w:tc>
-          <w:tcPr>
-            <w:tcW w:type="dxa" w:w="2160"/>
-            <w:vAlign w:val="center"/>
-          </w:tcPr>
-          <w:p>
-            <w:r>
-              <w:rPr>
-                <w:rFonts w:ascii="Helvetica" w:hAnsi="Helvetica"/>
-                <w:sz w:val="20"/>
-              </w:rPr>
-              <w:t>0.6</w:t>
-            </w:r>
-          </w:p>
-        </w:tc>
-      </w:tr>
-    </w:tbl>
-    <w:p>
-      <w:r>
-        <w:rPr>
-          <w:rFonts w:ascii="Helvetica" w:hAnsi="Helvetica"/>
-          <w:b w:val="0"/>
-          <w:i w:val="0"/>
-          <w:sz w:val="22"/>
-        </w:rPr>
-        <w:t>Attack-suite results — frames perfectly recovered out of 24 (or 12 for the frame-drop preset). Bold numbers indicate the stronger method for that attack.</w:t>
-      </w:r>
-    </w:p>
-    <w:tbl>
-      <w:tblPr>
-        <w:tblStyle w:val="LightGrid-Accent1"/>
-        <w:tblW w:type="auto" w:w="0"/>
-        <w:tblLook w:firstColumn="1" w:firstRow="1" w:lastColumn="0" w:lastRow="0" w:noHBand="0" w:noVBand="1" w:val="04A0"/>
-      </w:tblPr>
-      <w:tblGrid>
-        <w:gridCol w:w="2880"/>
-        <w:gridCol w:w="2880"/>
-        <w:gridCol w:w="2880"/>
-      </w:tblGrid>
-      <w:tr>
-        <w:tc>
-          <w:tcPr>
-            <w:tcW w:type="dxa" w:w="3168"/>
-          </w:tcPr>
-          <w:p>
-            <w:r>
-              <w:rPr>
-                <w:rFonts w:ascii="Helvetica" w:hAnsi="Helvetica"/>
-                <w:b/>
-                <w:sz w:val="20"/>
-              </w:rPr>
-              <w:t>Attack preset</w:t>
-            </w:r>
-          </w:p>
-        </w:tc>
-        <w:tc>
-          <w:tcPr>
-            <w:tcW w:type="dxa" w:w="2160"/>
-          </w:tcPr>
-          <w:p>
-            <w:r>
-              <w:rPr>
-                <w:rFonts w:ascii="Helvetica" w:hAnsi="Helvetica"/>
-                <w:b/>
-                <w:sz w:val="20"/>
-              </w:rPr>
-              <w:t>DCT (ok/n)</w:t>
-            </w:r>
-          </w:p>
-        </w:tc>
-        <w:tc>
-          <w:tcPr>
-            <w:tcW w:type="dxa" w:w="2160"/>
-          </w:tcPr>
-          <w:p>
-            <w:r>
-              <w:rPr>
-                <w:rFonts w:ascii="Helvetica" w:hAnsi="Helvetica"/>
-                <w:b/>
-                <w:sz w:val="20"/>
-              </w:rPr>
-              <w:t>TrustMark (ok/n)</w:t>
-            </w:r>
-          </w:p>
-        </w:tc>
-      </w:tr>
-      <w:tr>
-        <w:tc>
-          <w:tcPr>
-            <w:tcW w:type="dxa" w:w="3168"/>
-            <w:vAlign w:val="center"/>
-          </w:tcPr>
-          <w:p>
-            <w:r>
-              <w:rPr>
-                <w:rFonts w:ascii="Helvetica" w:hAnsi="Helvetica"/>
-                <w:sz w:val="20"/>
-              </w:rPr>
-              <w:t>baseline (CRF 23, no attack)</w:t>
-            </w:r>
-          </w:p>
-        </w:tc>
-        <w:tc>
-          <w:tcPr>
-            <w:tcW w:type="dxa" w:w="2160"/>
-            <w:vAlign w:val="center"/>
-          </w:tcPr>
-          <w:p>
-            <w:r>
-              <w:rPr>
-                <w:rFonts w:ascii="Helvetica" w:hAnsi="Helvetica"/>
-                <w:sz w:val="20"/>
-              </w:rPr>
-              <w:t>24/24</w:t>
-            </w:r>
-          </w:p>
-        </w:tc>
-        <w:tc>
-          <w:tcPr>
-            <w:tcW w:type="dxa" w:w="2160"/>
-            <w:vAlign w:val="center"/>
-          </w:tcPr>
-          <w:p>
-            <w:r>
-              <w:rPr>
-                <w:rFonts w:ascii="Helvetica" w:hAnsi="Helvetica"/>
-                <w:sz w:val="20"/>
-              </w:rPr>
-              <w:t>24/24</w:t>
-            </w:r>
-          </w:p>
-        </w:tc>
-      </w:tr>
-      <w:tr>
-        <w:tc>
-          <w:tcPr>
-            <w:tcW w:type="dxa" w:w="3168"/>
-            <w:vAlign w:val="center"/>
-          </w:tcPr>
-          <w:p>
-            <w:r>
-              <w:rPr>
-                <w:rFonts w:ascii="Helvetica" w:hAnsi="Helvetica"/>
-                <w:sz w:val="20"/>
-              </w:rPr>
-              <w:t>recompress_crf28</w:t>
-            </w:r>
-          </w:p>
-        </w:tc>
-        <w:tc>
-          <w:tcPr>
-            <w:tcW w:type="dxa" w:w="2160"/>
-            <w:vAlign w:val="center"/>
-          </w:tcPr>
-          <w:p>
-            <w:r>
-              <w:rPr>
-                <w:rFonts w:ascii="Helvetica" w:hAnsi="Helvetica"/>
-                <w:sz w:val="20"/>
-              </w:rPr>
-              <w:t>1/24</w:t>
-            </w:r>
-          </w:p>
-        </w:tc>
-        <w:tc>
-          <w:tcPr>
-            <w:tcW w:type="dxa" w:w="2160"/>
-            <w:vAlign w:val="center"/>
-          </w:tcPr>
-          <w:p>
-            <w:r>
-              <w:rPr>
-                <w:rFonts w:ascii="Helvetica" w:hAnsi="Helvetica"/>
-                <w:sz w:val="20"/>
-              </w:rPr>
-              <w:t>24/24</w:t>
-            </w:r>
-          </w:p>
-        </w:tc>
-      </w:tr>
-      <w:tr>
-        <w:tc>
-          <w:tcPr>
-            <w:tcW w:type="dxa" w:w="3168"/>
-            <w:vAlign w:val="center"/>
-          </w:tcPr>
-          <w:p>
-            <w:r>
-              <w:rPr>
-                <w:rFonts w:ascii="Helvetica" w:hAnsi="Helvetica"/>
-                <w:sz w:val="20"/>
-              </w:rPr>
-              <w:t>recompress_crf32</w:t>
-            </w:r>
-          </w:p>
-        </w:tc>
-        <w:tc>
-          <w:tcPr>
-            <w:tcW w:type="dxa" w:w="2160"/>
-            <w:vAlign w:val="center"/>
-          </w:tcPr>
-          <w:p>
-            <w:r>
-              <w:rPr>
-                <w:rFonts w:ascii="Helvetica" w:hAnsi="Helvetica"/>
-                <w:sz w:val="20"/>
-              </w:rPr>
-              <w:t>0/24</w:t>
-            </w:r>
-          </w:p>
-        </w:tc>
-        <w:tc>
-          <w:tcPr>
-            <w:tcW w:type="dxa" w:w="2160"/>
-            <w:vAlign w:val="center"/>
-          </w:tcPr>
-          <w:p>
-            <w:r>
-              <w:rPr>
-                <w:rFonts w:ascii="Helvetica" w:hAnsi="Helvetica"/>
-                <w:sz w:val="20"/>
-              </w:rPr>
-              <w:t>16/24</w:t>
-            </w:r>
-          </w:p>
-        </w:tc>
-      </w:tr>
-      <w:tr>
-        <w:tc>
-          <w:tcPr>
-            <w:tcW w:type="dxa" w:w="3168"/>
-            <w:vAlign w:val="center"/>
-          </w:tcPr>
-          <w:p>
-            <w:r>
-              <w:rPr>
-                <w:rFonts w:ascii="Helvetica" w:hAnsi="Helvetica"/>
-                <w:sz w:val="20"/>
-              </w:rPr>
-              <w:t>recompress_crf36</w:t>
-            </w:r>
-          </w:p>
-        </w:tc>
-        <w:tc>
-          <w:tcPr>
-            <w:tcW w:type="dxa" w:w="2160"/>
-            <w:vAlign w:val="center"/>
-          </w:tcPr>
-          <w:p>
-            <w:r>
-              <w:rPr>
-                <w:rFonts w:ascii="Helvetica" w:hAnsi="Helvetica"/>
-                <w:sz w:val="20"/>
-              </w:rPr>
-              <w:t>0/24</w:t>
-            </w:r>
-          </w:p>
-        </w:tc>
-        <w:tc>
-          <w:tcPr>
-            <w:tcW w:type="dxa" w:w="2160"/>
-            <w:vAlign w:val="center"/>
-          </w:tcPr>
-          <w:p>
-            <w:r>
-              <w:rPr>
-                <w:rFonts w:ascii="Helvetica" w:hAnsi="Helvetica"/>
-                <w:sz w:val="20"/>
-              </w:rPr>
-              <w:t>1/24</w:t>
-            </w:r>
-          </w:p>
-        </w:tc>
-      </w:tr>
-      <w:tr>
-        <w:tc>
-          <w:tcPr>
-            <w:tcW w:type="dxa" w:w="3168"/>
-            <w:vAlign w:val="center"/>
-          </w:tcPr>
-          <w:p>
-            <w:r>
-              <w:rPr>
-                <w:rFonts w:ascii="Helvetica" w:hAnsi="Helvetica"/>
-                <w:sz w:val="20"/>
-              </w:rPr>
-              <w:t>transcode_x265</w:t>
-            </w:r>
-          </w:p>
-        </w:tc>
-        <w:tc>
-          <w:tcPr>
-            <w:tcW w:type="dxa" w:w="2160"/>
-            <w:vAlign w:val="center"/>
-          </w:tcPr>
-          <w:p>
-            <w:r>
-              <w:rPr>
-                <w:rFonts w:ascii="Helvetica" w:hAnsi="Helvetica"/>
-                <w:sz w:val="20"/>
-              </w:rPr>
-              <w:t>1/24</w:t>
-            </w:r>
-          </w:p>
-        </w:tc>
-        <w:tc>
-          <w:tcPr>
-            <w:tcW w:type="dxa" w:w="2160"/>
-            <w:vAlign w:val="center"/>
-          </w:tcPr>
-          <w:p>
-            <w:r>
-              <w:rPr>
-                <w:rFonts w:ascii="Helvetica" w:hAnsi="Helvetica"/>
-                <w:sz w:val="20"/>
-              </w:rPr>
-              <w:t>20/24</w:t>
-            </w:r>
-          </w:p>
-        </w:tc>
-      </w:tr>
-      <w:tr>
-        <w:tc>
-          <w:tcPr>
-            <w:tcW w:type="dxa" w:w="3168"/>
-            <w:vAlign w:val="center"/>
-          </w:tcPr>
-          <w:p>
-            <w:r>
-              <w:rPr>
-                <w:rFonts w:ascii="Helvetica" w:hAnsi="Helvetica"/>
-                <w:sz w:val="20"/>
-              </w:rPr>
-              <w:t>resize_0.75</w:t>
-            </w:r>
-          </w:p>
-        </w:tc>
-        <w:tc>
-          <w:tcPr>
-            <w:tcW w:type="dxa" w:w="2160"/>
-            <w:vAlign w:val="center"/>
-          </w:tcPr>
-          <w:p>
-            <w:r>
-              <w:rPr>
-                <w:rFonts w:ascii="Helvetica" w:hAnsi="Helvetica"/>
-                <w:sz w:val="20"/>
-              </w:rPr>
-              <w:t>1/24</w:t>
-            </w:r>
-          </w:p>
-        </w:tc>
-        <w:tc>
-          <w:tcPr>
-            <w:tcW w:type="dxa" w:w="2160"/>
-            <w:vAlign w:val="center"/>
-          </w:tcPr>
-          <w:p>
-            <w:r>
-              <w:rPr>
-                <w:rFonts w:ascii="Helvetica" w:hAnsi="Helvetica"/>
-                <w:sz w:val="20"/>
-              </w:rPr>
-              <w:t>24/24</w:t>
-            </w:r>
-          </w:p>
-        </w:tc>
-      </w:tr>
-      <w:tr>
-        <w:tc>
-          <w:tcPr>
-            <w:tcW w:type="dxa" w:w="3168"/>
-            <w:vAlign w:val="center"/>
-          </w:tcPr>
-          <w:p>
-            <w:r>
-              <w:rPr>
-                <w:rFonts w:ascii="Helvetica" w:hAnsi="Helvetica"/>
-                <w:sz w:val="20"/>
-              </w:rPr>
-              <w:t>resize_0.5</w:t>
-            </w:r>
-          </w:p>
-        </w:tc>
-        <w:tc>
-          <w:tcPr>
-            <w:tcW w:type="dxa" w:w="2160"/>
-            <w:vAlign w:val="center"/>
-          </w:tcPr>
-          <w:p>
-            <w:r>
-              <w:rPr>
-                <w:rFonts w:ascii="Helvetica" w:hAnsi="Helvetica"/>
-                <w:sz w:val="20"/>
-              </w:rPr>
-              <w:t>0/24</w:t>
-            </w:r>
-          </w:p>
-        </w:tc>
-        <w:tc>
-          <w:tcPr>
-            <w:tcW w:type="dxa" w:w="2160"/>
-            <w:vAlign w:val="center"/>
-          </w:tcPr>
-          <w:p>
-            <w:r>
-              <w:rPr>
-                <w:rFonts w:ascii="Helvetica" w:hAnsi="Helvetica"/>
-                <w:sz w:val="20"/>
-              </w:rPr>
-              <w:t>24/24</w:t>
-            </w:r>
-          </w:p>
-        </w:tc>
-      </w:tr>
-      <w:tr>
-        <w:tc>
-          <w:tcPr>
-            <w:tcW w:type="dxa" w:w="3168"/>
-            <w:vAlign w:val="center"/>
-          </w:tcPr>
-          <w:p>
-            <w:r>
-              <w:rPr>
-                <w:rFonts w:ascii="Helvetica" w:hAnsi="Helvetica"/>
-                <w:sz w:val="20"/>
-              </w:rPr>
-              <w:t>crop_0.8</w:t>
-            </w:r>
-          </w:p>
-        </w:tc>
-        <w:tc>
-          <w:tcPr>
-            <w:tcW w:type="dxa" w:w="2160"/>
-            <w:vAlign w:val="center"/>
-          </w:tcPr>
-          <w:p>
-            <w:r>
-              <w:rPr>
-                <w:rFonts w:ascii="Helvetica" w:hAnsi="Helvetica"/>
-                <w:sz w:val="20"/>
-              </w:rPr>
-              <w:t>0/24</w:t>
-            </w:r>
-          </w:p>
-        </w:tc>
-        <w:tc>
-          <w:tcPr>
-            <w:tcW w:type="dxa" w:w="2160"/>
-            <w:vAlign w:val="center"/>
-          </w:tcPr>
-          <w:p>
-            <w:r>
-              <w:rPr>
-                <w:rFonts w:ascii="Helvetica" w:hAnsi="Helvetica"/>
-                <w:sz w:val="20"/>
-              </w:rPr>
-              <w:t>23/24</w:t>
-            </w:r>
-          </w:p>
-        </w:tc>
-      </w:tr>
-      <w:tr>
-        <w:tc>
-          <w:tcPr>
-            <w:tcW w:type="dxa" w:w="3168"/>
-            <w:vAlign w:val="center"/>
-          </w:tcPr>
-          <w:p>
-            <w:r>
-              <w:rPr>
-                <w:rFonts w:ascii="Helvetica" w:hAnsi="Helvetica"/>
-                <w:sz w:val="20"/>
-              </w:rPr>
-              <w:t>crop_0.6</w:t>
-            </w:r>
-          </w:p>
-        </w:tc>
-        <w:tc>
-          <w:tcPr>
-            <w:tcW w:type="dxa" w:w="2160"/>
-            <w:vAlign w:val="center"/>
-          </w:tcPr>
-          <w:p>
-            <w:r>
-              <w:rPr>
-                <w:rFonts w:ascii="Helvetica" w:hAnsi="Helvetica"/>
-                <w:sz w:val="20"/>
-              </w:rPr>
-              <w:t>0/24</w:t>
-            </w:r>
-          </w:p>
-        </w:tc>
-        <w:tc>
-          <w:tcPr>
-            <w:tcW w:type="dxa" w:w="2160"/>
-            <w:vAlign w:val="center"/>
-          </w:tcPr>
-          <w:p>
-            <w:r>
-              <w:rPr>
-                <w:rFonts w:ascii="Helvetica" w:hAnsi="Helvetica"/>
-                <w:sz w:val="20"/>
-              </w:rPr>
-              <w:t>0/24</w:t>
-            </w:r>
-          </w:p>
-        </w:tc>
-      </w:tr>
-      <w:tr>
-        <w:tc>
-          <w:tcPr>
-            <w:tcW w:type="dxa" w:w="3168"/>
-            <w:vAlign w:val="center"/>
-          </w:tcPr>
-          <w:p>
-            <w:r>
-              <w:rPr>
-                <w:rFonts w:ascii="Helvetica" w:hAnsi="Helvetica"/>
-                <w:sz w:val="20"/>
-              </w:rPr>
-              <w:t>noise_sigma2</w:t>
-            </w:r>
-          </w:p>
-        </w:tc>
-        <w:tc>
-          <w:tcPr>
-            <w:tcW w:type="dxa" w:w="2160"/>
-            <w:vAlign w:val="center"/>
-          </w:tcPr>
-          <w:p>
-            <w:r>
-              <w:rPr>
-                <w:rFonts w:ascii="Helvetica" w:hAnsi="Helvetica"/>
-                <w:sz w:val="20"/>
-              </w:rPr>
-              <w:t>24/24</w:t>
-            </w:r>
-          </w:p>
-        </w:tc>
-        <w:tc>
-          <w:tcPr>
-            <w:tcW w:type="dxa" w:w="2160"/>
-            <w:vAlign w:val="center"/>
-          </w:tcPr>
-          <w:p>
-            <w:r>
-              <w:rPr>
-                <w:rFonts w:ascii="Helvetica" w:hAnsi="Helvetica"/>
-                <w:sz w:val="20"/>
-              </w:rPr>
-              <w:t>24/24</w:t>
-            </w:r>
-          </w:p>
-        </w:tc>
-      </w:tr>
-      <w:tr>
-        <w:tc>
-          <w:tcPr>
-            <w:tcW w:type="dxa" w:w="3168"/>
-            <w:vAlign w:val="center"/>
-          </w:tcPr>
-          <w:p>
-            <w:r>
-              <w:rPr>
-                <w:rFonts w:ascii="Helvetica" w:hAnsi="Helvetica"/>
-                <w:sz w:val="20"/>
-              </w:rPr>
-              <w:t>noise_sigma5</w:t>
-            </w:r>
-          </w:p>
-        </w:tc>
-        <w:tc>
-          <w:tcPr>
-            <w:tcW w:type="dxa" w:w="2160"/>
-            <w:vAlign w:val="center"/>
-          </w:tcPr>
-          <w:p>
-            <w:r>
-              <w:rPr>
-                <w:rFonts w:ascii="Helvetica" w:hAnsi="Helvetica"/>
-                <w:sz w:val="20"/>
-              </w:rPr>
-              <w:t>24/24</w:t>
-            </w:r>
-          </w:p>
-        </w:tc>
-        <w:tc>
-          <w:tcPr>
-            <w:tcW w:type="dxa" w:w="2160"/>
-            <w:vAlign w:val="center"/>
-          </w:tcPr>
-          <w:p>
-            <w:r>
-              <w:rPr>
-                <w:rFonts w:ascii="Helvetica" w:hAnsi="Helvetica"/>
-                <w:sz w:val="20"/>
-              </w:rPr>
-              <w:t>24/24</w:t>
-            </w:r>
-          </w:p>
-        </w:tc>
-      </w:tr>
-      <w:tr>
-        <w:tc>
-          <w:tcPr>
-            <w:tcW w:type="dxa" w:w="3168"/>
-            <w:vAlign w:val="center"/>
-          </w:tcPr>
-          <w:p>
-            <w:r>
-              <w:rPr>
-                <w:rFonts w:ascii="Helvetica" w:hAnsi="Helvetica"/>
-                <w:sz w:val="20"/>
-              </w:rPr>
-              <w:t>noise_sigma10</w:t>
-            </w:r>
-          </w:p>
-        </w:tc>
-        <w:tc>
-          <w:tcPr>
-            <w:tcW w:type="dxa" w:w="2160"/>
-            <w:vAlign w:val="center"/>
-          </w:tcPr>
-          <w:p>
-            <w:r>
-              <w:rPr>
-                <w:rFonts w:ascii="Helvetica" w:hAnsi="Helvetica"/>
-                <w:sz w:val="20"/>
-              </w:rPr>
-              <w:t>24/24</w:t>
-            </w:r>
-          </w:p>
-        </w:tc>
-        <w:tc>
-          <w:tcPr>
-            <w:tcW w:type="dxa" w:w="2160"/>
-            <w:vAlign w:val="center"/>
-          </w:tcPr>
-          <w:p>
-            <w:r>
-              <w:rPr>
-                <w:rFonts w:ascii="Helvetica" w:hAnsi="Helvetica"/>
-                <w:sz w:val="20"/>
-              </w:rPr>
-              <w:t>24/24</w:t>
-            </w:r>
-          </w:p>
-        </w:tc>
-      </w:tr>
-      <w:tr>
-        <w:tc>
-          <w:tcPr>
-            <w:tcW w:type="dxa" w:w="3168"/>
-            <w:vAlign w:val="center"/>
-          </w:tcPr>
-          <w:p>
-            <w:r>
-              <w:rPr>
-                <w:rFonts w:ascii="Helvetica" w:hAnsi="Helvetica"/>
-                <w:sz w:val="20"/>
-              </w:rPr>
-              <w:t>frame_drop_0.5</w:t>
-            </w:r>
-          </w:p>
-        </w:tc>
-        <w:tc>
-          <w:tcPr>
-            <w:tcW w:type="dxa" w:w="2160"/>
-            <w:vAlign w:val="center"/>
-          </w:tcPr>
-          <w:p>
-            <w:r>
-              <w:rPr>
-                <w:rFonts w:ascii="Helvetica" w:hAnsi="Helvetica"/>
-                <w:sz w:val="20"/>
-              </w:rPr>
-              <w:t>12/12</w:t>
-            </w:r>
-          </w:p>
-        </w:tc>
-        <w:tc>
-          <w:tcPr>
-            <w:tcW w:type="dxa" w:w="2160"/>
-            <w:vAlign w:val="center"/>
-          </w:tcPr>
-          <w:p>
-            <w:r>
-              <w:rPr>
-                <w:rFonts w:ascii="Helvetica" w:hAnsi="Helvetica"/>
-                <w:sz w:val="20"/>
-              </w:rPr>
-              <w:t>12/12</w:t>
-            </w:r>
-          </w:p>
-        </w:tc>
-      </w:tr>
-    </w:tbl>
-    <w:p>
-      <w:r>
-        <w:rPr>
-          <w:rFonts w:ascii="Helvetica" w:hAnsi="Helvetica"/>
-          <w:b w:val="0"/>
-          <w:i w:val="0"/>
-          <w:sz w:val="22"/>
-        </w:rPr>
-        <w:t>Per-frame observation: under recompress_crf28, transcode_x265 and resize_0.75, the DCT decoder recovers frame 0 only — every other frame fails with BER ≥ 0.11. Frame 0 is the first decoded frame and almost certainly an I-frame, which is quantised more leniently than inter-coded frames. This confirms a key benefit of recording per-frame traces: aggregate BER alone would have hidden the I-frame-vs-P-frame robustness gap.</w:t>
-      </w:r>
-    </w:p>
-    <w:p>
-      <w:pPr>
-        <w:pStyle w:val="Heading2"/>
-      </w:pPr>
-      <w:r>
-        <w:rPr>
-          <w:rFonts w:ascii="Helvetica" w:hAnsi="Helvetica"/>
-        </w:rPr>
-        <w:t>8.1 Full-duration run (1432 frames)</w:t>
-      </w:r>
-    </w:p>
-    <w:p>
-      <w:r>
-        <w:rPr>
-          <w:rFonts w:ascii="Helvetica" w:hAnsi="Helvetica"/>
-          <w:b w:val="0"/>
-          <w:i w:val="0"/>
-          <w:sz w:val="22"/>
-        </w:rPr>
-        <w:t>The 24-frame sample is too small to characterise either method reliably; it inflates exact-match rates because all 24 frames fall inside a single shot with similar content statistics. The benchmark was re-run end-to-end across the full 1432-frame (≈60 s, 24 fps) clip, with results saved to results2/. The headline quality figures shift only slightly:</w:t>
-      </w:r>
-    </w:p>
-    <w:tbl>
-      <w:tblPr>
-        <w:tblStyle w:val="LightGrid-Accent1"/>
-        <w:tblW w:type="auto" w:w="0"/>
-        <w:tblLook w:firstColumn="1" w:firstRow="1" w:lastColumn="0" w:lastRow="0" w:noHBand="0" w:noVBand="1" w:val="04A0"/>
-      </w:tblPr>
-      <w:tblGrid>
-        <w:gridCol w:w="2880"/>
-        <w:gridCol w:w="2880"/>
-        <w:gridCol w:w="2880"/>
+        <w:gridCol w:w="3120"/>
+        <w:gridCol w:w="3120"/>
+        <w:gridCol w:w="3120"/>
       </w:tblGrid>
       <w:tr>
         <w:tc>
@@ -1936,7 +887,7 @@
                 <w:b/>
                 <w:sz w:val="20"/>
               </w:rPr>
-              <w:t>DCT (1432f)</w:t>
+              <w:t>DCT</w:t>
             </w:r>
           </w:p>
         </w:tc>
@@ -1951,7 +902,7 @@
                 <w:b/>
                 <w:sz w:val="20"/>
               </w:rPr>
-              <w:t>TrustMark (1432f)</w:t>
+              <w:t>TrustMark</w:t>
             </w:r>
           </w:p>
         </w:tc>
@@ -1968,7 +919,7 @@
                 <w:rFonts w:ascii="Helvetica" w:hAnsi="Helvetica"/>
                 <w:sz w:val="20"/>
               </w:rPr>
-              <w:t>PSNR mean (dB)</w:t>
+              <w:t>PSNR mean / min (dB)</w:t>
             </w:r>
           </w:p>
         </w:tc>
@@ -1983,7 +934,7 @@
                 <w:rFonts w:ascii="Helvetica" w:hAnsi="Helvetica"/>
                 <w:sz w:val="20"/>
               </w:rPr>
-              <w:t>56.86</w:t>
+              <w:t>56.86 / 56.00</w:t>
             </w:r>
           </w:p>
         </w:tc>
@@ -1998,54 +949,7 @@
                 <w:rFonts w:ascii="Helvetica" w:hAnsi="Helvetica"/>
                 <w:sz w:val="20"/>
               </w:rPr>
-              <w:t>47.20</w:t>
-            </w:r>
-          </w:p>
-        </w:tc>
-      </w:tr>
-      <w:tr>
-        <w:tc>
-          <w:tcPr>
-            <w:tcW w:type="dxa" w:w="3168"/>
-            <w:vAlign w:val="center"/>
-          </w:tcPr>
-          <w:p>
-            <w:r>
-              <w:rPr>
-                <w:rFonts w:ascii="Helvetica" w:hAnsi="Helvetica"/>
-                <w:sz w:val="20"/>
-              </w:rPr>
-              <w:t>PSNR min (dB)</w:t>
-            </w:r>
-          </w:p>
-        </w:tc>
-        <w:tc>
-          <w:tcPr>
-            <w:tcW w:type="dxa" w:w="2448"/>
-            <w:vAlign w:val="center"/>
-          </w:tcPr>
-          <w:p>
-            <w:r>
-              <w:rPr>
-                <w:rFonts w:ascii="Helvetica" w:hAnsi="Helvetica"/>
-                <w:sz w:val="20"/>
-              </w:rPr>
-              <w:t>56.00</w:t>
-            </w:r>
-          </w:p>
-        </w:tc>
-        <w:tc>
-          <w:tcPr>
-            <w:tcW w:type="dxa" w:w="2448"/>
-            <w:vAlign w:val="center"/>
-          </w:tcPr>
-          <w:p>
-            <w:r>
-              <w:rPr>
-                <w:rFonts w:ascii="Helvetica" w:hAnsi="Helvetica"/>
-                <w:sz w:val="20"/>
-              </w:rPr>
-              <w:t>42.39</w:t>
+              <w:t>47.20 / 42.39</w:t>
             </w:r>
           </w:p>
         </w:tc>
@@ -2171,7 +1075,7 @@
                 <w:rFonts w:ascii="Helvetica" w:hAnsi="Helvetica"/>
                 <w:sz w:val="20"/>
               </w:rPr>
-              <w:t>96.7%</w:t>
+              <w:t>96.7 %</w:t>
             </w:r>
           </w:p>
         </w:tc>
@@ -2186,7 +1090,7 @@
                 <w:rFonts w:ascii="Helvetica" w:hAnsi="Helvetica"/>
                 <w:sz w:val="20"/>
               </w:rPr>
-              <w:t>90.85%</w:t>
+              <w:t>90.85 %</w:t>
             </w:r>
           </w:p>
         </w:tc>
@@ -2203,7 +1107,7 @@
                 <w:rFonts w:ascii="Helvetica" w:hAnsi="Helvetica"/>
                 <w:sz w:val="20"/>
               </w:rPr>
-              <w:t>Baseline BER mean</w:t>
+              <w:t>Baseline mean BER</w:t>
             </w:r>
           </w:p>
         </w:tc>
@@ -2247,7 +1151,7 @@
           <w:i w:val="0"/>
           <w:sz w:val="22"/>
         </w:rPr>
-        <w:t>Baseline recovery is no longer 100% on either method — neither the 24-frame nor the full-clip number is wrong, they just answer different questions. The 24-frame run lands inside a well-lit, low-motion section where the watermark is easy to embed and easy to recover; the full 60 s contains lower-light shots, fast camera motion, and a wider distribution of QP values. Both methods now drop a small fraction of frames at baseline (3.3 % DCT, 9.2 % TrustMark), but every dropped frame is exposed in the per-frame trace rather than being averaged away. The full-suite attack results are below; many cells that read as binary 0/N or N/N at 24 frames now resolve to a meaningful gradient:</w:t>
+        <w:t>Attack-suite results — frames perfectly recovered out of 1432 (or 716 for frame_drop_0.5, which keeps every other frame):</w:t>
       </w:r>
     </w:p>
     <w:tbl>
@@ -2257,11 +1161,11 @@
         <w:tblLook w:firstColumn="1" w:firstRow="1" w:lastColumn="0" w:lastRow="0" w:noHBand="0" w:noVBand="1" w:val="04A0"/>
       </w:tblPr>
       <w:tblGrid>
-        <w:gridCol w:w="1728"/>
-        <w:gridCol w:w="1728"/>
-        <w:gridCol w:w="1728"/>
-        <w:gridCol w:w="1728"/>
-        <w:gridCol w:w="1728"/>
+        <w:gridCol w:w="1872"/>
+        <w:gridCol w:w="1872"/>
+        <w:gridCol w:w="1872"/>
+        <w:gridCol w:w="1872"/>
+        <w:gridCol w:w="1872"/>
       </w:tblGrid>
       <w:tr>
         <w:tc>
@@ -2290,7 +1194,7 @@
                 <w:b/>
                 <w:sz w:val="20"/>
               </w:rPr>
-              <w:t>DCT (ok/N)</w:t>
+              <w:t>DCT ok/N</w:t>
             </w:r>
           </w:p>
         </w:tc>
@@ -2320,7 +1224,7 @@
                 <w:b/>
                 <w:sz w:val="20"/>
               </w:rPr>
-              <w:t>TrustMark (ok/N)</w:t>
+              <w:t>TM ok/N</w:t>
             </w:r>
           </w:p>
         </w:tc>
@@ -3266,14 +2170,15 @@
       </w:tr>
     </w:tbl>
     <w:p>
+      <w:pPr>
+        <w:pStyle w:val="ListBullet"/>
+      </w:pPr>
       <w:r>
         <w:rPr>
           <w:rFonts w:ascii="Helvetica" w:hAnsi="Helvetica"/>
-          <w:b/>
-          <w:i w:val="0"/>
           <w:sz w:val="22"/>
         </w:rPr>
-        <w:t>What changes between 24-frame and 1432-frame results:</w:t>
+        <w:t>TrustMark dominates every codec and geometric attack except crop_0.6 (total failure for both) and Gaussian noise (where DCT is competitive).</w:t>
       </w:r>
     </w:p>
     <w:p>
@@ -3285,7 +2190,7 @@
           <w:rFonts w:ascii="Helvetica" w:hAnsi="Helvetica"/>
           <w:sz w:val="22"/>
         </w:rPr>
-        <w:t>Recompression now shows a clean monotonic curve. DCT at CRF 28 went from 1/24 (catastrophic) to 604/1432 (42 % recovery) — the 24-frame run happened to land on an unfavourable stretch. The full-clip number is the realistic operating point.</w:t>
+        <w:t>DCT collapses at resize_0.5 / crop_0.8 / crop_0.6 (all 0/1432) — its block grid loses alignment with the embedded positions.</w:t>
       </w:r>
     </w:p>
     <w:p>
@@ -3297,7 +2202,7 @@
           <w:rFonts w:ascii="Helvetica" w:hAnsi="Helvetica"/>
           <w:sz w:val="22"/>
         </w:rPr>
-        <w:t>TrustMark is dramatically more robust to resize than the 24-frame snapshot suggested in only one direction: resize_0.5 stayed at ~91 % across both runs, but crop_0.8 went from 23/24 (96 %) to 1262/1432 (88 %), revealing that some content is more crop-sensitive than the small sample showed.</w:t>
+        <w:t>DCT recompress has a clean monotonic curve: 42 % → 10 % → ~0 % as CRF rises 28 → 32 → 36. The 56 dB PSNR headroom buys robustness up to about CRF 30, after which the codec quantiser starts erasing mid-band coefficients faster than BCH can recover.</w:t>
       </w:r>
     </w:p>
     <w:p>
@@ -3309,7 +2214,7 @@
           <w:rFonts w:ascii="Helvetica" w:hAnsi="Helvetica"/>
           <w:sz w:val="22"/>
         </w:rPr>
-        <w:t>crop_0.6 is now confirmed as a total failure for both methods across 1432 frames (DCT 0/1432, TrustMark 0/1432) — not a small-sample artefact.</w:t>
+        <w:t>frame_drop_0.5 is the easiest attack for both: surviving frames are essentially the baseline, since frame drop is not a per-frame distortion.</w:t>
       </w:r>
     </w:p>
     <w:p>
@@ -3321,7 +2226,51 @@
           <w:rFonts w:ascii="Helvetica" w:hAnsi="Helvetica"/>
           <w:sz w:val="22"/>
         </w:rPr>
-        <w:t>DCT additive noise robustness held up well (1070–1214/1432 across σ=2/5/10), but is no longer the perfect 24/24 from the small run; ~15–25 % of frames now fail under the loudest noise. The perfect score was a small-sample illusion.</w:t>
+        <w:t>Per-frame observation enabled by the trace: under recompress_crf28, transcode_x265 and resize_0.75, DCT recovers isolated frames inside otherwise-failing runs — these tend to be I-frames, which the codec quantises more leniently. Aggregate BER alone would have hidden this I-frame vs P-frame robustness gap.</w:t>
+      </w:r>
+    </w:p>
+    <w:p>
+      <w:r>
+        <w:rPr>
+          <w:rFonts w:ascii="Helvetica" w:hAnsi="Helvetica"/>
+          <w:b w:val="0"/>
+          <w:i/>
+          <w:sz w:val="22"/>
+        </w:rPr>
+        <w:t>Compute footprint: end-to-end wall time was ~30 minutes on Apple Silicon (CPU TrustMark inference dominated; MPS support was added after this run — see §10). DCT encode ran at ~31 ms/frame, TrustMark encode at ~41 ms/frame; per-attack decode took 10–60 s (DCT) or 60–90 s (TrustMark) for the full 1432 frames. The attack-MP4 outputs totalled ~3.3 GB, dominated by the noise-attack files (~440 MB each — Gaussian noise defeats H.264's predictive compression).</w:t>
+      </w:r>
+    </w:p>
+    <w:p>
+      <w:pPr>
+        <w:pStyle w:val="Heading2"/>
+      </w:pPr>
+      <w:r>
+        <w:rPr>
+          <w:rFonts w:ascii="Helvetica" w:hAnsi="Helvetica"/>
+        </w:rPr>
+        <w:t>7.1 Camera capture test (out-of-channel)</w:t>
+      </w:r>
+    </w:p>
+    <w:p>
+      <w:r>
+        <w:rPr>
+          <w:rFonts w:ascii="Helvetica" w:hAnsi="Helvetica"/>
+          <w:b w:val="0"/>
+          <w:i w:val="0"/>
+          <w:sz w:val="22"/>
+        </w:rPr>
+        <w:t>As a real-world stress test we played the DCT/TrustMark watermarked output on a laptop screen and re-captured it with an iPhone 15 Pro — two recordings, 1920×1080 at 30 fps (1816 frames) and 60 fps (3586 frames). Both decoders score 0 frames recovered out of every frame in both clips; per-frame BER sits pinned at the BCH-uncorrectable / no-signal floor (0.339). TrustMark's watermark-present flag triggers on ~1–2 % of frames, but the payload is garbage in every one of them (consistent with the BCH-5 false-positive rate of ≈0.2 % plus low-grade noise). The display→camera optical channel layers refresh-rate beating (laptop 60 Hz vs camera 30 / 60 fps), moire from screen-pixel × Bayer interaction, rolling-shutter skew, glare, colour-profile drift and a fresh H.264 encode — collectively the print-scan / physical-channel attack, which neither model was trained for.</w:t>
+      </w:r>
+    </w:p>
+    <w:p>
+      <w:r>
+        <w:rPr>
+          <w:rFonts w:ascii="Helvetica" w:hAnsi="Helvetica"/>
+          <w:b/>
+          <w:i w:val="0"/>
+          <w:sz w:val="22"/>
+        </w:rPr>
+        <w:t>Possible improvements to close this gap:</w:t>
       </w:r>
     </w:p>
     <w:p>
@@ -3333,7 +2282,7 @@
           <w:rFonts w:ascii="Helvetica" w:hAnsi="Helvetica"/>
           <w:sz w:val="22"/>
         </w:rPr>
-        <w:t>frame_drop_0.5 stays the strongest non-noise attack for both methods (615/716 DCT, 650/716 TM) — the surviving frames are essentially still the baseline, since frame drop is not a per-frame distortion.</w:t>
+        <w:t>Use a TrustMark variant trained with screen-capture / print-scan augmentations in its degradation set (Adobe ships such variants outside the default BCH_5 model used here).</w:t>
       </w:r>
     </w:p>
     <w:p>
@@ -3345,18 +2294,7 @@
           <w:rFonts w:ascii="Helvetica" w:hAnsi="Helvetica"/>
           <w:sz w:val="22"/>
         </w:rPr>
-        <w:t>TrustMark dominates every codec and geometric attack except crop_0.6 and noise (where DCT is competitive). DCT only outperforms TrustMark on frame_drop_0.5 (96 % vs 91 %), and only because TrustMark's per-frame baseline is itself lower.</w:t>
-      </w:r>
-    </w:p>
-    <w:p>
-      <w:r>
-        <w:rPr>
-          <w:rFonts w:ascii="Helvetica" w:hAnsi="Helvetica"/>
-          <w:b/>
-          <w:i w:val="0"/>
-          <w:sz w:val="22"/>
-        </w:rPr>
-        <w:t>Compute footprint of the full run:</w:t>
+        <w:t>Add a synchronisation marker (e.g. a known-pattern border or corner glyph) so the decoder can geometrically rectify and deshake before passing the frame to the watermark decoder.</w:t>
       </w:r>
     </w:p>
     <w:p>
@@ -3368,7 +2306,7 @@
           <w:rFonts w:ascii="Helvetica" w:hAnsi="Helvetica"/>
           <w:sz w:val="22"/>
         </w:rPr>
-        <w:t>Total wall time: ~30 minutes on Apple Silicon (CPU TrustMark inference dominated; MPS support was added after this run — see §11.7).</w:t>
+        <w:t>Accumulate evidence across frames: even at ~2 % per-frame signal-trigger, a few seconds of capture provides enough soft votes for a structured majority decoder to recover the payload, provided the per-frame errors are independent.</w:t>
       </w:r>
     </w:p>
     <w:p>
@@ -3380,43 +2318,7 @@
           <w:rFonts w:ascii="Helvetica" w:hAnsi="Helvetica"/>
           <w:sz w:val="22"/>
         </w:rPr>
-        <w:t>DCT encode: 44.5 s for 1432 frames (~31 ms/frame).</w:t>
-      </w:r>
-    </w:p>
-    <w:p>
-      <w:pPr>
-        <w:pStyle w:val="ListBullet"/>
-      </w:pPr>
-      <w:r>
-        <w:rPr>
-          <w:rFonts w:ascii="Helvetica" w:hAnsi="Helvetica"/>
-          <w:sz w:val="22"/>
-        </w:rPr>
-        <w:t>TrustMark encode: 58.4 s for 1432 frames (~41 ms/frame).</w:t>
-      </w:r>
-    </w:p>
-    <w:p>
-      <w:pPr>
-        <w:pStyle w:val="ListBullet"/>
-      </w:pPr>
-      <w:r>
-        <w:rPr>
-          <w:rFonts w:ascii="Helvetica" w:hAnsi="Helvetica"/>
-          <w:sz w:val="22"/>
-        </w:rPr>
-        <w:t>Per-attack decode: ~10–60 s on DCT, ~60–90 s on TrustMark.</w:t>
-      </w:r>
-    </w:p>
-    <w:p>
-      <w:pPr>
-        <w:pStyle w:val="ListBullet"/>
-      </w:pPr>
-      <w:r>
-        <w:rPr>
-          <w:rFonts w:ascii="Helvetica" w:hAnsi="Helvetica"/>
-          <w:sz w:val="22"/>
-        </w:rPr>
-        <w:t>Total disk: ~3.3 GB of attacked MP4s under results2/attacks/, dominated by the noise-attack files (444 MB each — Gaussian noise defeats H.264's predictive compression).</w:t>
+        <w:t>Drop frame rate to capture-aligned values (24 fps source → 24 / 48 / 60 fps capture, with shutter speed tuned to the screen refresh) to reduce refresh beating and rolling-shutter skew.</w:t>
       </w:r>
     </w:p>
     <w:p>
@@ -3427,7 +2329,7 @@
         <w:rPr>
           <w:rFonts w:ascii="Helvetica" w:hAnsi="Helvetica"/>
         </w:rPr>
-        <w:t>8.2 Visual reference (frame 12)</w:t>
+        <w:t>7.2 Visual reference (frame 600, ≈25 s)</w:t>
       </w:r>
     </w:p>
     <w:p>
@@ -3438,7 +2340,7 @@
           <w:i w:val="0"/>
           <w:sz w:val="22"/>
         </w:rPr>
-        <w:t>Frame 12 from each attacked clip, both methods side by side. The baseline image is the original un-watermarked frame for reference. For frame_drop_0.5 the corresponding kept frame (original index 12 → output index 6) is shown so the visual content lines up.</w:t>
+        <w:t>Frame 600 (~25 s into the clip) from each attacked output, both methods side by side. Baseline (top) is the un-watermarked original; for frame_drop_0.5 the equivalent kept frame (output index 300) is shown so the visual content lines up.</w:t>
       </w:r>
     </w:p>
     <w:tbl>
@@ -3448,21 +2350,21 @@
         <w:tblLook w:firstColumn="1" w:firstRow="1" w:lastColumn="0" w:lastRow="0" w:noHBand="0" w:noVBand="1" w:val="04A0"/>
       </w:tblPr>
       <w:tblGrid>
-        <w:gridCol w:w="2880"/>
-        <w:gridCol w:w="2880"/>
-        <w:gridCol w:w="2880"/>
+        <w:gridCol w:w="3120"/>
+        <w:gridCol w:w="3120"/>
+        <w:gridCol w:w="3120"/>
       </w:tblGrid>
       <w:tr>
         <w:tc>
           <w:tcPr>
-            <w:tcW w:type="dxa" w:w="2880"/>
+            <w:tcW w:type="dxa" w:w="3120"/>
           </w:tcPr>
           <w:p>
             <w:r>
               <w:rPr>
                 <w:rFonts w:ascii="Helvetica" w:hAnsi="Helvetica"/>
                 <w:b/>
-                <w:sz w:val="20"/>
+                <w:sz w:val="18"/>
               </w:rPr>
               <w:t>Preset</w:t>
             </w:r>
@@ -3470,14 +2372,14 @@
         </w:tc>
         <w:tc>
           <w:tcPr>
-            <w:tcW w:type="dxa" w:w="2880"/>
+            <w:tcW w:type="dxa" w:w="3120"/>
           </w:tcPr>
           <w:p>
             <w:r>
               <w:rPr>
                 <w:rFonts w:ascii="Helvetica" w:hAnsi="Helvetica"/>
                 <w:b/>
-                <w:sz w:val="20"/>
+                <w:sz w:val="18"/>
               </w:rPr>
               <w:t>DCT</w:t>
             </w:r>
@@ -3485,14 +2387,14 @@
         </w:tc>
         <w:tc>
           <w:tcPr>
-            <w:tcW w:type="dxa" w:w="2880"/>
+            <w:tcW w:type="dxa" w:w="3120"/>
           </w:tcPr>
           <w:p>
             <w:r>
               <w:rPr>
                 <w:rFonts w:ascii="Helvetica" w:hAnsi="Helvetica"/>
                 <w:b/>
-                <w:sz w:val="20"/>
+                <w:sz w:val="18"/>
               </w:rPr>
               <w:t>TrustMark</w:t>
             </w:r>
@@ -3502,13 +2404,13 @@
       <w:tr>
         <w:tc>
           <w:tcPr>
-            <w:tcW w:type="dxa" w:w="2880"/>
+            <w:tcW w:type="dxa" w:w="3120"/>
           </w:tcPr>
           <w:p>
             <w:r>
               <w:rPr>
                 <w:rFonts w:ascii="Helvetica" w:hAnsi="Helvetica"/>
-                <w:sz w:val="20"/>
+                <w:sz w:val="18"/>
               </w:rPr>
               <w:t>baseline</w:t>
               <w:br/>
@@ -3518,14 +2420,14 @@
         </w:tc>
         <w:tc>
           <w:tcPr>
-            <w:tcW w:type="dxa" w:w="5760"/>
+            <w:tcW w:type="dxa" w:w="6240"/>
             <w:gridSpan w:val="2"/>
           </w:tcPr>
           <w:p>
             <w:r>
               <w:drawing>
                 <wp:inline xmlns:a="http://schemas.openxmlformats.org/drawingml/2006/main" xmlns:pic="http://schemas.openxmlformats.org/drawingml/2006/picture">
-                  <wp:extent cx="5029200" cy="2095500"/>
+                  <wp:extent cx="4480560" cy="1866900"/>
                   <wp:docPr id="1" name="Picture 1"/>
                   <wp:cNvGraphicFramePr>
                     <a:graphicFrameLocks noChangeAspect="1"/>
@@ -3534,7 +2436,7 @@
                     <a:graphicData uri="http://schemas.openxmlformats.org/drawingml/2006/picture">
                       <pic:pic>
                         <pic:nvPicPr>
-                          <pic:cNvPr id="0" name="frame12_baseline.jpg"/>
+                          <pic:cNvPr id="0" name="frame600_baseline.jpg"/>
                           <pic:cNvPicPr/>
                         </pic:nvPicPr>
                         <pic:blipFill>
@@ -3546,7 +2448,7 @@
                         <pic:spPr>
                           <a:xfrm>
                             <a:off x="0" y="0"/>
-                            <a:ext cx="5029200" cy="2095500"/>
+                            <a:ext cx="4480560" cy="1866900"/>
                           </a:xfrm>
                           <a:prstGeom prst="rect"/>
                         </pic:spPr>
@@ -3562,7 +2464,7 @@
       <w:tr>
         <w:tc>
           <w:tcPr>
-            <w:tcW w:type="dxa" w:w="2880"/>
+            <w:tcW w:type="dxa" w:w="3120"/>
           </w:tcPr>
           <w:p>
             <w:r>
@@ -3576,13 +2478,13 @@
         </w:tc>
         <w:tc>
           <w:tcPr>
-            <w:tcW w:type="dxa" w:w="2880"/>
+            <w:tcW w:type="dxa" w:w="3120"/>
           </w:tcPr>
           <w:p>
             <w:r>
               <w:drawing>
                 <wp:inline xmlns:a="http://schemas.openxmlformats.org/drawingml/2006/main" xmlns:pic="http://schemas.openxmlformats.org/drawingml/2006/picture">
-                  <wp:extent cx="2468880" cy="1028700"/>
+                  <wp:extent cx="2194560" cy="914400"/>
                   <wp:docPr id="2" name="Picture 2"/>
                   <wp:cNvGraphicFramePr>
                     <a:graphicFrameLocks noChangeAspect="1"/>
@@ -3591,7 +2493,7 @@
                     <a:graphicData uri="http://schemas.openxmlformats.org/drawingml/2006/picture">
                       <pic:pic>
                         <pic:nvPicPr>
-                          <pic:cNvPr id="0" name="frame12_dct_recompress_crf28.jpg"/>
+                          <pic:cNvPr id="0" name="frame600_dct_recompress_crf28.jpg"/>
                           <pic:cNvPicPr/>
                         </pic:nvPicPr>
                         <pic:blipFill>
@@ -3603,7 +2505,7 @@
                         <pic:spPr>
                           <a:xfrm>
                             <a:off x="0" y="0"/>
-                            <a:ext cx="2468880" cy="1028700"/>
+                            <a:ext cx="2194560" cy="914400"/>
                           </a:xfrm>
                           <a:prstGeom prst="rect"/>
                         </pic:spPr>
@@ -3617,13 +2519,13 @@
         </w:tc>
         <w:tc>
           <w:tcPr>
-            <w:tcW w:type="dxa" w:w="2880"/>
+            <w:tcW w:type="dxa" w:w="3120"/>
           </w:tcPr>
           <w:p>
             <w:r>
               <w:drawing>
                 <wp:inline xmlns:a="http://schemas.openxmlformats.org/drawingml/2006/main" xmlns:pic="http://schemas.openxmlformats.org/drawingml/2006/picture">
-                  <wp:extent cx="2468880" cy="1028700"/>
+                  <wp:extent cx="2194560" cy="914400"/>
                   <wp:docPr id="3" name="Picture 3"/>
                   <wp:cNvGraphicFramePr>
                     <a:graphicFrameLocks noChangeAspect="1"/>
@@ -3632,7 +2534,7 @@
                     <a:graphicData uri="http://schemas.openxmlformats.org/drawingml/2006/picture">
                       <pic:pic>
                         <pic:nvPicPr>
-                          <pic:cNvPr id="0" name="frame12_trustmark_recompress_crf28.jpg"/>
+                          <pic:cNvPr id="0" name="frame600_trustmark_recompress_crf28.jpg"/>
                           <pic:cNvPicPr/>
                         </pic:nvPicPr>
                         <pic:blipFill>
@@ -3644,7 +2546,7 @@
                         <pic:spPr>
                           <a:xfrm>
                             <a:off x="0" y="0"/>
-                            <a:ext cx="2468880" cy="1028700"/>
+                            <a:ext cx="2194560" cy="914400"/>
                           </a:xfrm>
                           <a:prstGeom prst="rect"/>
                         </pic:spPr>
@@ -3660,7 +2562,7 @@
       <w:tr>
         <w:tc>
           <w:tcPr>
-            <w:tcW w:type="dxa" w:w="2880"/>
+            <w:tcW w:type="dxa" w:w="3120"/>
           </w:tcPr>
           <w:p>
             <w:r>
@@ -3674,13 +2576,13 @@
         </w:tc>
         <w:tc>
           <w:tcPr>
-            <w:tcW w:type="dxa" w:w="2880"/>
+            <w:tcW w:type="dxa" w:w="3120"/>
           </w:tcPr>
           <w:p>
             <w:r>
               <w:drawing>
                 <wp:inline xmlns:a="http://schemas.openxmlformats.org/drawingml/2006/main" xmlns:pic="http://schemas.openxmlformats.org/drawingml/2006/picture">
-                  <wp:extent cx="2468880" cy="1028700"/>
+                  <wp:extent cx="2194560" cy="914400"/>
                   <wp:docPr id="4" name="Picture 4"/>
                   <wp:cNvGraphicFramePr>
                     <a:graphicFrameLocks noChangeAspect="1"/>
@@ -3689,7 +2591,7 @@
                     <a:graphicData uri="http://schemas.openxmlformats.org/drawingml/2006/picture">
                       <pic:pic>
                         <pic:nvPicPr>
-                          <pic:cNvPr id="0" name="frame12_dct_recompress_crf32.jpg"/>
+                          <pic:cNvPr id="0" name="frame600_dct_recompress_crf32.jpg"/>
                           <pic:cNvPicPr/>
                         </pic:nvPicPr>
                         <pic:blipFill>
@@ -3701,7 +2603,7 @@
                         <pic:spPr>
                           <a:xfrm>
                             <a:off x="0" y="0"/>
-                            <a:ext cx="2468880" cy="1028700"/>
+                            <a:ext cx="2194560" cy="914400"/>
                           </a:xfrm>
                           <a:prstGeom prst="rect"/>
                         </pic:spPr>
@@ -3715,13 +2617,13 @@
         </w:tc>
         <w:tc>
           <w:tcPr>
-            <w:tcW w:type="dxa" w:w="2880"/>
+            <w:tcW w:type="dxa" w:w="3120"/>
           </w:tcPr>
           <w:p>
             <w:r>
               <w:drawing>
                 <wp:inline xmlns:a="http://schemas.openxmlformats.org/drawingml/2006/main" xmlns:pic="http://schemas.openxmlformats.org/drawingml/2006/picture">
-                  <wp:extent cx="2468880" cy="1028700"/>
+                  <wp:extent cx="2194560" cy="914400"/>
                   <wp:docPr id="5" name="Picture 5"/>
                   <wp:cNvGraphicFramePr>
                     <a:graphicFrameLocks noChangeAspect="1"/>
@@ -3730,7 +2632,7 @@
                     <a:graphicData uri="http://schemas.openxmlformats.org/drawingml/2006/picture">
                       <pic:pic>
                         <pic:nvPicPr>
-                          <pic:cNvPr id="0" name="frame12_trustmark_recompress_crf32.jpg"/>
+                          <pic:cNvPr id="0" name="frame600_trustmark_recompress_crf32.jpg"/>
                           <pic:cNvPicPr/>
                         </pic:nvPicPr>
                         <pic:blipFill>
@@ -3742,7 +2644,7 @@
                         <pic:spPr>
                           <a:xfrm>
                             <a:off x="0" y="0"/>
-                            <a:ext cx="2468880" cy="1028700"/>
+                            <a:ext cx="2194560" cy="914400"/>
                           </a:xfrm>
                           <a:prstGeom prst="rect"/>
                         </pic:spPr>
@@ -3758,7 +2660,7 @@
       <w:tr>
         <w:tc>
           <w:tcPr>
-            <w:tcW w:type="dxa" w:w="2880"/>
+            <w:tcW w:type="dxa" w:w="3120"/>
           </w:tcPr>
           <w:p>
             <w:r>
@@ -3772,13 +2674,13 @@
         </w:tc>
         <w:tc>
           <w:tcPr>
-            <w:tcW w:type="dxa" w:w="2880"/>
+            <w:tcW w:type="dxa" w:w="3120"/>
           </w:tcPr>
           <w:p>
             <w:r>
               <w:drawing>
                 <wp:inline xmlns:a="http://schemas.openxmlformats.org/drawingml/2006/main" xmlns:pic="http://schemas.openxmlformats.org/drawingml/2006/picture">
-                  <wp:extent cx="2468880" cy="1028700"/>
+                  <wp:extent cx="2194560" cy="914400"/>
                   <wp:docPr id="6" name="Picture 6"/>
                   <wp:cNvGraphicFramePr>
                     <a:graphicFrameLocks noChangeAspect="1"/>
@@ -3787,7 +2689,7 @@
                     <a:graphicData uri="http://schemas.openxmlformats.org/drawingml/2006/picture">
                       <pic:pic>
                         <pic:nvPicPr>
-                          <pic:cNvPr id="0" name="frame12_dct_recompress_crf36.jpg"/>
+                          <pic:cNvPr id="0" name="frame600_dct_recompress_crf36.jpg"/>
                           <pic:cNvPicPr/>
                         </pic:nvPicPr>
                         <pic:blipFill>
@@ -3799,7 +2701,7 @@
                         <pic:spPr>
                           <a:xfrm>
                             <a:off x="0" y="0"/>
-                            <a:ext cx="2468880" cy="1028700"/>
+                            <a:ext cx="2194560" cy="914400"/>
                           </a:xfrm>
                           <a:prstGeom prst="rect"/>
                         </pic:spPr>
@@ -3813,13 +2715,13 @@
         </w:tc>
         <w:tc>
           <w:tcPr>
-            <w:tcW w:type="dxa" w:w="2880"/>
+            <w:tcW w:type="dxa" w:w="3120"/>
           </w:tcPr>
           <w:p>
             <w:r>
               <w:drawing>
                 <wp:inline xmlns:a="http://schemas.openxmlformats.org/drawingml/2006/main" xmlns:pic="http://schemas.openxmlformats.org/drawingml/2006/picture">
-                  <wp:extent cx="2468880" cy="1028700"/>
+                  <wp:extent cx="2194560" cy="914400"/>
                   <wp:docPr id="7" name="Picture 7"/>
                   <wp:cNvGraphicFramePr>
                     <a:graphicFrameLocks noChangeAspect="1"/>
@@ -3828,7 +2730,7 @@
                     <a:graphicData uri="http://schemas.openxmlformats.org/drawingml/2006/picture">
                       <pic:pic>
                         <pic:nvPicPr>
-                          <pic:cNvPr id="0" name="frame12_trustmark_recompress_crf36.jpg"/>
+                          <pic:cNvPr id="0" name="frame600_trustmark_recompress_crf36.jpg"/>
                           <pic:cNvPicPr/>
                         </pic:nvPicPr>
                         <pic:blipFill>
@@ -3840,7 +2742,7 @@
                         <pic:spPr>
                           <a:xfrm>
                             <a:off x="0" y="0"/>
-                            <a:ext cx="2468880" cy="1028700"/>
+                            <a:ext cx="2194560" cy="914400"/>
                           </a:xfrm>
                           <a:prstGeom prst="rect"/>
                         </pic:spPr>
@@ -3856,7 +2758,7 @@
       <w:tr>
         <w:tc>
           <w:tcPr>
-            <w:tcW w:type="dxa" w:w="2880"/>
+            <w:tcW w:type="dxa" w:w="3120"/>
           </w:tcPr>
           <w:p>
             <w:r>
@@ -3870,13 +2772,13 @@
         </w:tc>
         <w:tc>
           <w:tcPr>
-            <w:tcW w:type="dxa" w:w="2880"/>
+            <w:tcW w:type="dxa" w:w="3120"/>
           </w:tcPr>
           <w:p>
             <w:r>
               <w:drawing>
                 <wp:inline xmlns:a="http://schemas.openxmlformats.org/drawingml/2006/main" xmlns:pic="http://schemas.openxmlformats.org/drawingml/2006/picture">
-                  <wp:extent cx="2468880" cy="1028700"/>
+                  <wp:extent cx="2194560" cy="914400"/>
                   <wp:docPr id="8" name="Picture 8"/>
                   <wp:cNvGraphicFramePr>
                     <a:graphicFrameLocks noChangeAspect="1"/>
@@ -3885,7 +2787,7 @@
                     <a:graphicData uri="http://schemas.openxmlformats.org/drawingml/2006/picture">
                       <pic:pic>
                         <pic:nvPicPr>
-                          <pic:cNvPr id="0" name="frame12_dct_transcode_x265.jpg"/>
+                          <pic:cNvPr id="0" name="frame600_dct_transcode_x265.jpg"/>
                           <pic:cNvPicPr/>
                         </pic:nvPicPr>
                         <pic:blipFill>
@@ -3897,7 +2799,7 @@
                         <pic:spPr>
                           <a:xfrm>
                             <a:off x="0" y="0"/>
-                            <a:ext cx="2468880" cy="1028700"/>
+                            <a:ext cx="2194560" cy="914400"/>
                           </a:xfrm>
                           <a:prstGeom prst="rect"/>
                         </pic:spPr>
@@ -3911,13 +2813,13 @@
         </w:tc>
         <w:tc>
           <w:tcPr>
-            <w:tcW w:type="dxa" w:w="2880"/>
+            <w:tcW w:type="dxa" w:w="3120"/>
           </w:tcPr>
           <w:p>
             <w:r>
               <w:drawing>
                 <wp:inline xmlns:a="http://schemas.openxmlformats.org/drawingml/2006/main" xmlns:pic="http://schemas.openxmlformats.org/drawingml/2006/picture">
-                  <wp:extent cx="2468880" cy="1028700"/>
+                  <wp:extent cx="2194560" cy="914400"/>
                   <wp:docPr id="9" name="Picture 9"/>
                   <wp:cNvGraphicFramePr>
                     <a:graphicFrameLocks noChangeAspect="1"/>
@@ -3926,7 +2828,7 @@
                     <a:graphicData uri="http://schemas.openxmlformats.org/drawingml/2006/picture">
                       <pic:pic>
                         <pic:nvPicPr>
-                          <pic:cNvPr id="0" name="frame12_trustmark_transcode_x265.jpg"/>
+                          <pic:cNvPr id="0" name="frame600_trustmark_transcode_x265.jpg"/>
                           <pic:cNvPicPr/>
                         </pic:nvPicPr>
                         <pic:blipFill>
@@ -3938,7 +2840,7 @@
                         <pic:spPr>
                           <a:xfrm>
                             <a:off x="0" y="0"/>
-                            <a:ext cx="2468880" cy="1028700"/>
+                            <a:ext cx="2194560" cy="914400"/>
                           </a:xfrm>
                           <a:prstGeom prst="rect"/>
                         </pic:spPr>
@@ -3954,7 +2856,7 @@
       <w:tr>
         <w:tc>
           <w:tcPr>
-            <w:tcW w:type="dxa" w:w="2880"/>
+            <w:tcW w:type="dxa" w:w="3120"/>
           </w:tcPr>
           <w:p>
             <w:r>
@@ -3968,13 +2870,13 @@
         </w:tc>
         <w:tc>
           <w:tcPr>
-            <w:tcW w:type="dxa" w:w="2880"/>
+            <w:tcW w:type="dxa" w:w="3120"/>
           </w:tcPr>
           <w:p>
             <w:r>
               <w:drawing>
                 <wp:inline xmlns:a="http://schemas.openxmlformats.org/drawingml/2006/main" xmlns:pic="http://schemas.openxmlformats.org/drawingml/2006/picture">
-                  <wp:extent cx="2468880" cy="1028700"/>
+                  <wp:extent cx="2194560" cy="914400"/>
                   <wp:docPr id="10" name="Picture 10"/>
                   <wp:cNvGraphicFramePr>
                     <a:graphicFrameLocks noChangeAspect="1"/>
@@ -3983,7 +2885,7 @@
                     <a:graphicData uri="http://schemas.openxmlformats.org/drawingml/2006/picture">
                       <pic:pic>
                         <pic:nvPicPr>
-                          <pic:cNvPr id="0" name="frame12_dct_resize_0.75.jpg"/>
+                          <pic:cNvPr id="0" name="frame600_dct_resize_0.75.jpg"/>
                           <pic:cNvPicPr/>
                         </pic:nvPicPr>
                         <pic:blipFill>
@@ -3995,7 +2897,7 @@
                         <pic:spPr>
                           <a:xfrm>
                             <a:off x="0" y="0"/>
-                            <a:ext cx="2468880" cy="1028700"/>
+                            <a:ext cx="2194560" cy="914400"/>
                           </a:xfrm>
                           <a:prstGeom prst="rect"/>
                         </pic:spPr>
@@ -4009,13 +2911,13 @@
         </w:tc>
         <w:tc>
           <w:tcPr>
-            <w:tcW w:type="dxa" w:w="2880"/>
+            <w:tcW w:type="dxa" w:w="3120"/>
           </w:tcPr>
           <w:p>
             <w:r>
               <w:drawing>
                 <wp:inline xmlns:a="http://schemas.openxmlformats.org/drawingml/2006/main" xmlns:pic="http://schemas.openxmlformats.org/drawingml/2006/picture">
-                  <wp:extent cx="2468880" cy="1028700"/>
+                  <wp:extent cx="2194560" cy="914400"/>
                   <wp:docPr id="11" name="Picture 11"/>
                   <wp:cNvGraphicFramePr>
                     <a:graphicFrameLocks noChangeAspect="1"/>
@@ -4024,7 +2926,7 @@
                     <a:graphicData uri="http://schemas.openxmlformats.org/drawingml/2006/picture">
                       <pic:pic>
                         <pic:nvPicPr>
-                          <pic:cNvPr id="0" name="frame12_trustmark_resize_0.75.jpg"/>
+                          <pic:cNvPr id="0" name="frame600_trustmark_resize_0.75.jpg"/>
                           <pic:cNvPicPr/>
                         </pic:nvPicPr>
                         <pic:blipFill>
@@ -4036,7 +2938,7 @@
                         <pic:spPr>
                           <a:xfrm>
                             <a:off x="0" y="0"/>
-                            <a:ext cx="2468880" cy="1028700"/>
+                            <a:ext cx="2194560" cy="914400"/>
                           </a:xfrm>
                           <a:prstGeom prst="rect"/>
                         </pic:spPr>
@@ -4052,7 +2954,7 @@
       <w:tr>
         <w:tc>
           <w:tcPr>
-            <w:tcW w:type="dxa" w:w="2880"/>
+            <w:tcW w:type="dxa" w:w="3120"/>
           </w:tcPr>
           <w:p>
             <w:r>
@@ -4066,13 +2968,13 @@
         </w:tc>
         <w:tc>
           <w:tcPr>
-            <w:tcW w:type="dxa" w:w="2880"/>
+            <w:tcW w:type="dxa" w:w="3120"/>
           </w:tcPr>
           <w:p>
             <w:r>
               <w:drawing>
                 <wp:inline xmlns:a="http://schemas.openxmlformats.org/drawingml/2006/main" xmlns:pic="http://schemas.openxmlformats.org/drawingml/2006/picture">
-                  <wp:extent cx="2468880" cy="1028700"/>
+                  <wp:extent cx="2194560" cy="914400"/>
                   <wp:docPr id="12" name="Picture 12"/>
                   <wp:cNvGraphicFramePr>
                     <a:graphicFrameLocks noChangeAspect="1"/>
@@ -4081,7 +2983,7 @@
                     <a:graphicData uri="http://schemas.openxmlformats.org/drawingml/2006/picture">
                       <pic:pic>
                         <pic:nvPicPr>
-                          <pic:cNvPr id="0" name="frame12_dct_resize_0.5.jpg"/>
+                          <pic:cNvPr id="0" name="frame600_dct_resize_0.5.jpg"/>
                           <pic:cNvPicPr/>
                         </pic:nvPicPr>
                         <pic:blipFill>
@@ -4093,7 +2995,7 @@
                         <pic:spPr>
                           <a:xfrm>
                             <a:off x="0" y="0"/>
-                            <a:ext cx="2468880" cy="1028700"/>
+                            <a:ext cx="2194560" cy="914400"/>
                           </a:xfrm>
                           <a:prstGeom prst="rect"/>
                         </pic:spPr>
@@ -4107,13 +3009,13 @@
         </w:tc>
         <w:tc>
           <w:tcPr>
-            <w:tcW w:type="dxa" w:w="2880"/>
+            <w:tcW w:type="dxa" w:w="3120"/>
           </w:tcPr>
           <w:p>
             <w:r>
               <w:drawing>
                 <wp:inline xmlns:a="http://schemas.openxmlformats.org/drawingml/2006/main" xmlns:pic="http://schemas.openxmlformats.org/drawingml/2006/picture">
-                  <wp:extent cx="2468880" cy="1028700"/>
+                  <wp:extent cx="2194560" cy="914400"/>
                   <wp:docPr id="13" name="Picture 13"/>
                   <wp:cNvGraphicFramePr>
                     <a:graphicFrameLocks noChangeAspect="1"/>
@@ -4122,7 +3024,7 @@
                     <a:graphicData uri="http://schemas.openxmlformats.org/drawingml/2006/picture">
                       <pic:pic>
                         <pic:nvPicPr>
-                          <pic:cNvPr id="0" name="frame12_trustmark_resize_0.5.jpg"/>
+                          <pic:cNvPr id="0" name="frame600_trustmark_resize_0.5.jpg"/>
                           <pic:cNvPicPr/>
                         </pic:nvPicPr>
                         <pic:blipFill>
@@ -4134,7 +3036,7 @@
                         <pic:spPr>
                           <a:xfrm>
                             <a:off x="0" y="0"/>
-                            <a:ext cx="2468880" cy="1028700"/>
+                            <a:ext cx="2194560" cy="914400"/>
                           </a:xfrm>
                           <a:prstGeom prst="rect"/>
                         </pic:spPr>
@@ -4150,7 +3052,7 @@
       <w:tr>
         <w:tc>
           <w:tcPr>
-            <w:tcW w:type="dxa" w:w="2880"/>
+            <w:tcW w:type="dxa" w:w="3120"/>
           </w:tcPr>
           <w:p>
             <w:r>
@@ -4164,13 +3066,13 @@
         </w:tc>
         <w:tc>
           <w:tcPr>
-            <w:tcW w:type="dxa" w:w="2880"/>
+            <w:tcW w:type="dxa" w:w="3120"/>
           </w:tcPr>
           <w:p>
             <w:r>
               <w:drawing>
                 <wp:inline xmlns:a="http://schemas.openxmlformats.org/drawingml/2006/main" xmlns:pic="http://schemas.openxmlformats.org/drawingml/2006/picture">
-                  <wp:extent cx="2468880" cy="1028700"/>
+                  <wp:extent cx="2194560" cy="914400"/>
                   <wp:docPr id="14" name="Picture 14"/>
                   <wp:cNvGraphicFramePr>
                     <a:graphicFrameLocks noChangeAspect="1"/>
@@ -4179,7 +3081,7 @@
                     <a:graphicData uri="http://schemas.openxmlformats.org/drawingml/2006/picture">
                       <pic:pic>
                         <pic:nvPicPr>
-                          <pic:cNvPr id="0" name="frame12_dct_crop_0.8.jpg"/>
+                          <pic:cNvPr id="0" name="frame600_dct_crop_0.8.jpg"/>
                           <pic:cNvPicPr/>
                         </pic:nvPicPr>
                         <pic:blipFill>
@@ -4191,7 +3093,7 @@
                         <pic:spPr>
                           <a:xfrm>
                             <a:off x="0" y="0"/>
-                            <a:ext cx="2468880" cy="1028700"/>
+                            <a:ext cx="2194560" cy="914400"/>
                           </a:xfrm>
                           <a:prstGeom prst="rect"/>
                         </pic:spPr>
@@ -4205,13 +3107,13 @@
         </w:tc>
         <w:tc>
           <w:tcPr>
-            <w:tcW w:type="dxa" w:w="2880"/>
+            <w:tcW w:type="dxa" w:w="3120"/>
           </w:tcPr>
           <w:p>
             <w:r>
               <w:drawing>
                 <wp:inline xmlns:a="http://schemas.openxmlformats.org/drawingml/2006/main" xmlns:pic="http://schemas.openxmlformats.org/drawingml/2006/picture">
-                  <wp:extent cx="2468880" cy="1028700"/>
+                  <wp:extent cx="2194560" cy="914400"/>
                   <wp:docPr id="15" name="Picture 15"/>
                   <wp:cNvGraphicFramePr>
                     <a:graphicFrameLocks noChangeAspect="1"/>
@@ -4220,7 +3122,7 @@
                     <a:graphicData uri="http://schemas.openxmlformats.org/drawingml/2006/picture">
                       <pic:pic>
                         <pic:nvPicPr>
-                          <pic:cNvPr id="0" name="frame12_trustmark_crop_0.8.jpg"/>
+                          <pic:cNvPr id="0" name="frame600_trustmark_crop_0.8.jpg"/>
                           <pic:cNvPicPr/>
                         </pic:nvPicPr>
                         <pic:blipFill>
@@ -4232,7 +3134,7 @@
                         <pic:spPr>
                           <a:xfrm>
                             <a:off x="0" y="0"/>
-                            <a:ext cx="2468880" cy="1028700"/>
+                            <a:ext cx="2194560" cy="914400"/>
                           </a:xfrm>
                           <a:prstGeom prst="rect"/>
                         </pic:spPr>
@@ -4248,7 +3150,7 @@
       <w:tr>
         <w:tc>
           <w:tcPr>
-            <w:tcW w:type="dxa" w:w="2880"/>
+            <w:tcW w:type="dxa" w:w="3120"/>
           </w:tcPr>
           <w:p>
             <w:r>
@@ -4262,13 +3164,13 @@
         </w:tc>
         <w:tc>
           <w:tcPr>
-            <w:tcW w:type="dxa" w:w="2880"/>
+            <w:tcW w:type="dxa" w:w="3120"/>
           </w:tcPr>
           <w:p>
             <w:r>
               <w:drawing>
                 <wp:inline xmlns:a="http://schemas.openxmlformats.org/drawingml/2006/main" xmlns:pic="http://schemas.openxmlformats.org/drawingml/2006/picture">
-                  <wp:extent cx="2468880" cy="1028700"/>
+                  <wp:extent cx="2194560" cy="914400"/>
                   <wp:docPr id="16" name="Picture 16"/>
                   <wp:cNvGraphicFramePr>
                     <a:graphicFrameLocks noChangeAspect="1"/>
@@ -4277,7 +3179,7 @@
                     <a:graphicData uri="http://schemas.openxmlformats.org/drawingml/2006/picture">
                       <pic:pic>
                         <pic:nvPicPr>
-                          <pic:cNvPr id="0" name="frame12_dct_crop_0.6.jpg"/>
+                          <pic:cNvPr id="0" name="frame600_dct_crop_0.6.jpg"/>
                           <pic:cNvPicPr/>
                         </pic:nvPicPr>
                         <pic:blipFill>
@@ -4289,7 +3191,7 @@
                         <pic:spPr>
                           <a:xfrm>
                             <a:off x="0" y="0"/>
-                            <a:ext cx="2468880" cy="1028700"/>
+                            <a:ext cx="2194560" cy="914400"/>
                           </a:xfrm>
                           <a:prstGeom prst="rect"/>
                         </pic:spPr>
@@ -4303,13 +3205,13 @@
         </w:tc>
         <w:tc>
           <w:tcPr>
-            <w:tcW w:type="dxa" w:w="2880"/>
+            <w:tcW w:type="dxa" w:w="3120"/>
           </w:tcPr>
           <w:p>
             <w:r>
               <w:drawing>
                 <wp:inline xmlns:a="http://schemas.openxmlformats.org/drawingml/2006/main" xmlns:pic="http://schemas.openxmlformats.org/drawingml/2006/picture">
-                  <wp:extent cx="2468880" cy="1028700"/>
+                  <wp:extent cx="2194560" cy="914400"/>
                   <wp:docPr id="17" name="Picture 17"/>
                   <wp:cNvGraphicFramePr>
                     <a:graphicFrameLocks noChangeAspect="1"/>
@@ -4318,7 +3220,7 @@
                     <a:graphicData uri="http://schemas.openxmlformats.org/drawingml/2006/picture">
                       <pic:pic>
                         <pic:nvPicPr>
-                          <pic:cNvPr id="0" name="frame12_trustmark_crop_0.6.jpg"/>
+                          <pic:cNvPr id="0" name="frame600_trustmark_crop_0.6.jpg"/>
                           <pic:cNvPicPr/>
                         </pic:nvPicPr>
                         <pic:blipFill>
@@ -4330,7 +3232,7 @@
                         <pic:spPr>
                           <a:xfrm>
                             <a:off x="0" y="0"/>
-                            <a:ext cx="2468880" cy="1028700"/>
+                            <a:ext cx="2194560" cy="914400"/>
                           </a:xfrm>
                           <a:prstGeom prst="rect"/>
                         </pic:spPr>
@@ -4346,7 +3248,7 @@
       <w:tr>
         <w:tc>
           <w:tcPr>
-            <w:tcW w:type="dxa" w:w="2880"/>
+            <w:tcW w:type="dxa" w:w="3120"/>
           </w:tcPr>
           <w:p>
             <w:r>
@@ -4360,13 +3262,13 @@
         </w:tc>
         <w:tc>
           <w:tcPr>
-            <w:tcW w:type="dxa" w:w="2880"/>
+            <w:tcW w:type="dxa" w:w="3120"/>
           </w:tcPr>
           <w:p>
             <w:r>
               <w:drawing>
                 <wp:inline xmlns:a="http://schemas.openxmlformats.org/drawingml/2006/main" xmlns:pic="http://schemas.openxmlformats.org/drawingml/2006/picture">
-                  <wp:extent cx="2468880" cy="1028700"/>
+                  <wp:extent cx="2194560" cy="914400"/>
                   <wp:docPr id="18" name="Picture 18"/>
                   <wp:cNvGraphicFramePr>
                     <a:graphicFrameLocks noChangeAspect="1"/>
@@ -4375,7 +3277,7 @@
                     <a:graphicData uri="http://schemas.openxmlformats.org/drawingml/2006/picture">
                       <pic:pic>
                         <pic:nvPicPr>
-                          <pic:cNvPr id="0" name="frame12_dct_noise_sigma2.jpg"/>
+                          <pic:cNvPr id="0" name="frame600_dct_noise_sigma2.jpg"/>
                           <pic:cNvPicPr/>
                         </pic:nvPicPr>
                         <pic:blipFill>
@@ -4387,7 +3289,7 @@
                         <pic:spPr>
                           <a:xfrm>
                             <a:off x="0" y="0"/>
-                            <a:ext cx="2468880" cy="1028700"/>
+                            <a:ext cx="2194560" cy="914400"/>
                           </a:xfrm>
                           <a:prstGeom prst="rect"/>
                         </pic:spPr>
@@ -4401,13 +3303,13 @@
         </w:tc>
         <w:tc>
           <w:tcPr>
-            <w:tcW w:type="dxa" w:w="2880"/>
+            <w:tcW w:type="dxa" w:w="3120"/>
           </w:tcPr>
           <w:p>
             <w:r>
               <w:drawing>
                 <wp:inline xmlns:a="http://schemas.openxmlformats.org/drawingml/2006/main" xmlns:pic="http://schemas.openxmlformats.org/drawingml/2006/picture">
-                  <wp:extent cx="2468880" cy="1028700"/>
+                  <wp:extent cx="2194560" cy="914400"/>
                   <wp:docPr id="19" name="Picture 19"/>
                   <wp:cNvGraphicFramePr>
                     <a:graphicFrameLocks noChangeAspect="1"/>
@@ -4416,7 +3318,7 @@
                     <a:graphicData uri="http://schemas.openxmlformats.org/drawingml/2006/picture">
                       <pic:pic>
                         <pic:nvPicPr>
-                          <pic:cNvPr id="0" name="frame12_trustmark_noise_sigma2.jpg"/>
+                          <pic:cNvPr id="0" name="frame600_trustmark_noise_sigma2.jpg"/>
                           <pic:cNvPicPr/>
                         </pic:nvPicPr>
                         <pic:blipFill>
@@ -4428,7 +3330,7 @@
                         <pic:spPr>
                           <a:xfrm>
                             <a:off x="0" y="0"/>
-                            <a:ext cx="2468880" cy="1028700"/>
+                            <a:ext cx="2194560" cy="914400"/>
                           </a:xfrm>
                           <a:prstGeom prst="rect"/>
                         </pic:spPr>
@@ -4444,7 +3346,7 @@
       <w:tr>
         <w:tc>
           <w:tcPr>
-            <w:tcW w:type="dxa" w:w="2880"/>
+            <w:tcW w:type="dxa" w:w="3120"/>
           </w:tcPr>
           <w:p>
             <w:r>
@@ -4458,13 +3360,13 @@
         </w:tc>
         <w:tc>
           <w:tcPr>
-            <w:tcW w:type="dxa" w:w="2880"/>
+            <w:tcW w:type="dxa" w:w="3120"/>
           </w:tcPr>
           <w:p>
             <w:r>
               <w:drawing>
                 <wp:inline xmlns:a="http://schemas.openxmlformats.org/drawingml/2006/main" xmlns:pic="http://schemas.openxmlformats.org/drawingml/2006/picture">
-                  <wp:extent cx="2468880" cy="1028700"/>
+                  <wp:extent cx="2194560" cy="914400"/>
                   <wp:docPr id="20" name="Picture 20"/>
                   <wp:cNvGraphicFramePr>
                     <a:graphicFrameLocks noChangeAspect="1"/>
@@ -4473,7 +3375,7 @@
                     <a:graphicData uri="http://schemas.openxmlformats.org/drawingml/2006/picture">
                       <pic:pic>
                         <pic:nvPicPr>
-                          <pic:cNvPr id="0" name="frame12_dct_noise_sigma5.jpg"/>
+                          <pic:cNvPr id="0" name="frame600_dct_noise_sigma5.jpg"/>
                           <pic:cNvPicPr/>
                         </pic:nvPicPr>
                         <pic:blipFill>
@@ -4485,7 +3387,7 @@
                         <pic:spPr>
                           <a:xfrm>
                             <a:off x="0" y="0"/>
-                            <a:ext cx="2468880" cy="1028700"/>
+                            <a:ext cx="2194560" cy="914400"/>
                           </a:xfrm>
                           <a:prstGeom prst="rect"/>
                         </pic:spPr>
@@ -4499,13 +3401,13 @@
         </w:tc>
         <w:tc>
           <w:tcPr>
-            <w:tcW w:type="dxa" w:w="2880"/>
+            <w:tcW w:type="dxa" w:w="3120"/>
           </w:tcPr>
           <w:p>
             <w:r>
               <w:drawing>
                 <wp:inline xmlns:a="http://schemas.openxmlformats.org/drawingml/2006/main" xmlns:pic="http://schemas.openxmlformats.org/drawingml/2006/picture">
-                  <wp:extent cx="2468880" cy="1028700"/>
+                  <wp:extent cx="2194560" cy="914400"/>
                   <wp:docPr id="21" name="Picture 21"/>
                   <wp:cNvGraphicFramePr>
                     <a:graphicFrameLocks noChangeAspect="1"/>
@@ -4514,7 +3416,7 @@
                     <a:graphicData uri="http://schemas.openxmlformats.org/drawingml/2006/picture">
                       <pic:pic>
                         <pic:nvPicPr>
-                          <pic:cNvPr id="0" name="frame12_trustmark_noise_sigma5.jpg"/>
+                          <pic:cNvPr id="0" name="frame600_trustmark_noise_sigma5.jpg"/>
                           <pic:cNvPicPr/>
                         </pic:nvPicPr>
                         <pic:blipFill>
@@ -4526,7 +3428,7 @@
                         <pic:spPr>
                           <a:xfrm>
                             <a:off x="0" y="0"/>
-                            <a:ext cx="2468880" cy="1028700"/>
+                            <a:ext cx="2194560" cy="914400"/>
                           </a:xfrm>
                           <a:prstGeom prst="rect"/>
                         </pic:spPr>
@@ -4542,7 +3444,7 @@
       <w:tr>
         <w:tc>
           <w:tcPr>
-            <w:tcW w:type="dxa" w:w="2880"/>
+            <w:tcW w:type="dxa" w:w="3120"/>
           </w:tcPr>
           <w:p>
             <w:r>
@@ -4556,13 +3458,13 @@
         </w:tc>
         <w:tc>
           <w:tcPr>
-            <w:tcW w:type="dxa" w:w="2880"/>
+            <w:tcW w:type="dxa" w:w="3120"/>
           </w:tcPr>
           <w:p>
             <w:r>
               <w:drawing>
                 <wp:inline xmlns:a="http://schemas.openxmlformats.org/drawingml/2006/main" xmlns:pic="http://schemas.openxmlformats.org/drawingml/2006/picture">
-                  <wp:extent cx="2468880" cy="1028700"/>
+                  <wp:extent cx="2194560" cy="914400"/>
                   <wp:docPr id="22" name="Picture 22"/>
                   <wp:cNvGraphicFramePr>
                     <a:graphicFrameLocks noChangeAspect="1"/>
@@ -4571,7 +3473,7 @@
                     <a:graphicData uri="http://schemas.openxmlformats.org/drawingml/2006/picture">
                       <pic:pic>
                         <pic:nvPicPr>
-                          <pic:cNvPr id="0" name="frame12_dct_noise_sigma10.jpg"/>
+                          <pic:cNvPr id="0" name="frame600_dct_noise_sigma10.jpg"/>
                           <pic:cNvPicPr/>
                         </pic:nvPicPr>
                         <pic:blipFill>
@@ -4583,7 +3485,7 @@
                         <pic:spPr>
                           <a:xfrm>
                             <a:off x="0" y="0"/>
-                            <a:ext cx="2468880" cy="1028700"/>
+                            <a:ext cx="2194560" cy="914400"/>
                           </a:xfrm>
                           <a:prstGeom prst="rect"/>
                         </pic:spPr>
@@ -4597,13 +3499,13 @@
         </w:tc>
         <w:tc>
           <w:tcPr>
-            <w:tcW w:type="dxa" w:w="2880"/>
+            <w:tcW w:type="dxa" w:w="3120"/>
           </w:tcPr>
           <w:p>
             <w:r>
               <w:drawing>
                 <wp:inline xmlns:a="http://schemas.openxmlformats.org/drawingml/2006/main" xmlns:pic="http://schemas.openxmlformats.org/drawingml/2006/picture">
-                  <wp:extent cx="2468880" cy="1028700"/>
+                  <wp:extent cx="2194560" cy="914400"/>
                   <wp:docPr id="23" name="Picture 23"/>
                   <wp:cNvGraphicFramePr>
                     <a:graphicFrameLocks noChangeAspect="1"/>
@@ -4612,7 +3514,7 @@
                     <a:graphicData uri="http://schemas.openxmlformats.org/drawingml/2006/picture">
                       <pic:pic>
                         <pic:nvPicPr>
-                          <pic:cNvPr id="0" name="frame12_trustmark_noise_sigma10.jpg"/>
+                          <pic:cNvPr id="0" name="frame600_trustmark_noise_sigma10.jpg"/>
                           <pic:cNvPicPr/>
                         </pic:nvPicPr>
                         <pic:blipFill>
@@ -4624,7 +3526,7 @@
                         <pic:spPr>
                           <a:xfrm>
                             <a:off x="0" y="0"/>
-                            <a:ext cx="2468880" cy="1028700"/>
+                            <a:ext cx="2194560" cy="914400"/>
                           </a:xfrm>
                           <a:prstGeom prst="rect"/>
                         </pic:spPr>
@@ -4640,7 +3542,7 @@
       <w:tr>
         <w:tc>
           <w:tcPr>
-            <w:tcW w:type="dxa" w:w="2880"/>
+            <w:tcW w:type="dxa" w:w="3120"/>
           </w:tcPr>
           <w:p>
             <w:r>
@@ -4654,13 +3556,13 @@
         </w:tc>
         <w:tc>
           <w:tcPr>
-            <w:tcW w:type="dxa" w:w="2880"/>
+            <w:tcW w:type="dxa" w:w="3120"/>
           </w:tcPr>
           <w:p>
             <w:r>
               <w:drawing>
                 <wp:inline xmlns:a="http://schemas.openxmlformats.org/drawingml/2006/main" xmlns:pic="http://schemas.openxmlformats.org/drawingml/2006/picture">
-                  <wp:extent cx="2468880" cy="1028700"/>
+                  <wp:extent cx="2194560" cy="914400"/>
                   <wp:docPr id="24" name="Picture 24"/>
                   <wp:cNvGraphicFramePr>
                     <a:graphicFrameLocks noChangeAspect="1"/>
@@ -4669,7 +3571,7 @@
                     <a:graphicData uri="http://schemas.openxmlformats.org/drawingml/2006/picture">
                       <pic:pic>
                         <pic:nvPicPr>
-                          <pic:cNvPr id="0" name="frame12_dct_frame_drop_0.5.jpg"/>
+                          <pic:cNvPr id="0" name="frame600_dct_frame_drop_0.5.jpg"/>
                           <pic:cNvPicPr/>
                         </pic:nvPicPr>
                         <pic:blipFill>
@@ -4681,7 +3583,7 @@
                         <pic:spPr>
                           <a:xfrm>
                             <a:off x="0" y="0"/>
-                            <a:ext cx="2468880" cy="1028700"/>
+                            <a:ext cx="2194560" cy="914400"/>
                           </a:xfrm>
                           <a:prstGeom prst="rect"/>
                         </pic:spPr>
@@ -4695,13 +3597,13 @@
         </w:tc>
         <w:tc>
           <w:tcPr>
-            <w:tcW w:type="dxa" w:w="2880"/>
+            <w:tcW w:type="dxa" w:w="3120"/>
           </w:tcPr>
           <w:p>
             <w:r>
               <w:drawing>
                 <wp:inline xmlns:a="http://schemas.openxmlformats.org/drawingml/2006/main" xmlns:pic="http://schemas.openxmlformats.org/drawingml/2006/picture">
-                  <wp:extent cx="2468880" cy="1028700"/>
+                  <wp:extent cx="2194560" cy="914400"/>
                   <wp:docPr id="25" name="Picture 25"/>
                   <wp:cNvGraphicFramePr>
                     <a:graphicFrameLocks noChangeAspect="1"/>
@@ -4710,7 +3612,7 @@
                     <a:graphicData uri="http://schemas.openxmlformats.org/drawingml/2006/picture">
                       <pic:pic>
                         <pic:nvPicPr>
-                          <pic:cNvPr id="0" name="frame12_trustmark_frame_drop_0.5.jpg"/>
+                          <pic:cNvPr id="0" name="frame600_trustmark_frame_drop_0.5.jpg"/>
                           <pic:cNvPicPr/>
                         </pic:nvPicPr>
                         <pic:blipFill>
@@ -4722,7 +3624,7 @@
                         <pic:spPr>
                           <a:xfrm>
                             <a:off x="0" y="0"/>
-                            <a:ext cx="2468880" cy="1028700"/>
+                            <a:ext cx="2194560" cy="914400"/>
                           </a:xfrm>
                           <a:prstGeom prst="rect"/>
                         </pic:spPr>
@@ -4744,7 +3646,7 @@
         <w:rPr>
           <w:rFonts w:ascii="Helvetica" w:hAnsi="Helvetica"/>
         </w:rPr>
-        <w:t>9. Failure analysis</w:t>
+        <w:t>8. Failure analysis</w:t>
       </w:r>
     </w:p>
     <w:p>
@@ -4755,18 +3657,7 @@
           <w:i w:val="0"/>
           <w:sz w:val="22"/>
         </w:rPr>
-        <w:t>Two algorithmic failure modes account for the observed errors after the validated baselines were established.</w:t>
-      </w:r>
-    </w:p>
-    <w:p>
-      <w:pPr>
-        <w:pStyle w:val="Heading2"/>
-      </w:pPr>
-      <w:r>
-        <w:rPr>
-          <w:rFonts w:ascii="Helvetica" w:hAnsi="Helvetica"/>
-        </w:rPr>
-        <w:t>9.1 DCT — degenerate input frames</w:t>
+        <w:t>DCT degenerate-luma failure (§7 baseline 3 %): QIM on a flat Y=0 or Y=255 block is mathematically impossible — the spatial perturbation needed to write a bit clips at the value floor/ceiling, and the surviving coefficient returns to ≈δ/2 (the QIM decision boundary), so any noise flips the bit. The same affects solid backgrounds, letterbox bars, and blown-out highlights; bounded as long as enough content-bearing blocks remain for BCH to cover the lost chips. Fix: a luma-variance gate before embedding.</w:t>
       </w:r>
     </w:p>
     <w:p>
@@ -4777,29 +3668,7 @@
           <w:i w:val="0"/>
           <w:sz w:val="22"/>
         </w:rPr>
-        <w:t>QIM on flat luma is mathematically impossible. The opening title sequence of the original test clip had Y = 0 for ~195 frames. Modifying an AC coefficient produces a spatial perturbation with peak amplitude ≈ δ × 0.25 ≈ 7.5; the negative half clips at the floor (Y ≥ 0), and the surviving coefficient comes back at ≈ δ/2 — exactly the QIM decision boundary. Any downstream perturbation then flips the bit and BCH cannot recover. Resolution: exclude content-poor frames (handled at the dataset level for this benchmark; could be automated with a luma-variance gate in the runner). The same mechanism makes any flat-luma block — solid backgrounds, letterbox bars, blown-out highlights — locally un-embeddable; the impact is bounded as long as the watermark is spread across enough content-bearing blocks for BCH to correct the lost chips.</w:t>
-      </w:r>
-    </w:p>
-    <w:p>
-      <w:pPr>
-        <w:pStyle w:val="Heading2"/>
-      </w:pPr>
-      <w:r>
-        <w:rPr>
-          <w:rFonts w:ascii="Helvetica" w:hAnsi="Helvetica"/>
-        </w:rPr>
-        <w:t>9.2 Genuine robustness limits</w:t>
-      </w:r>
-    </w:p>
-    <w:p>
-      <w:r>
-        <w:rPr>
-          <w:rFonts w:ascii="Helvetica" w:hAnsi="Helvetica"/>
-          <w:b w:val="0"/>
-          <w:i w:val="0"/>
-          <w:sz w:val="22"/>
-        </w:rPr>
-        <w:t>The remaining failures are genuine algorithmic limits, not implementation artefacts. Heavy crop (0.6×) breaks both methods: DCT loses its coordinate system as the block grid no longer aligns with the embedded positions, and TrustMark's learned receptive field saturates once 40% of the frame is discarded. Aggressive recompression (CRF 36) erases mid-band DCT coefficients faster than BCH(127, t=11) can recover, and is visible even in TrustMark's learned residual (1/24 frames survive). Codec quantisation is the dominant attacker for DCT across the moderate-CRF range (28–32); geometric distortion is the dominant attacker for TrustMark only at the extreme (crop 0.6×).</w:t>
+        <w:t>Genuine algorithmic limits (§7 attack table): heavy crop (0.6×) destroys both — DCT loses coordinate alignment; TrustMark's learned receptive field saturates once 40 % of the frame is discarded. Aggressive recompression (CRF 36) erases mid-band DCT coefficients faster than BCH(127, t=11) can recover, and even TrustMark's residual mostly fails. The screen-capture path (§7.1) is a separate failure mode entirely — out-of-distribution for both models.</w:t>
       </w:r>
     </w:p>
     <w:p>
@@ -4810,7 +3679,7 @@
         <w:rPr>
           <w:rFonts w:ascii="Helvetica" w:hAnsi="Helvetica"/>
         </w:rPr>
-        <w:t>10. Tradeoff discussion</w:t>
+        <w:t>9. Tradeoff discussion</w:t>
       </w:r>
     </w:p>
     <w:tbl>
@@ -4820,14 +3689,14 @@
         <w:tblLook w:firstColumn="1" w:firstRow="1" w:lastColumn="0" w:lastRow="0" w:noHBand="0" w:noVBand="1" w:val="04A0"/>
       </w:tblPr>
       <w:tblGrid>
-        <w:gridCol w:w="2880"/>
-        <w:gridCol w:w="2880"/>
-        <w:gridCol w:w="2880"/>
+        <w:gridCol w:w="3120"/>
+        <w:gridCol w:w="3120"/>
+        <w:gridCol w:w="3120"/>
       </w:tblGrid>
       <w:tr>
         <w:tc>
           <w:tcPr>
-            <w:tcW w:type="dxa" w:w="3168"/>
+            <w:tcW w:type="dxa" w:w="2880"/>
           </w:tcPr>
           <w:p>
             <w:r>
@@ -4842,7 +3711,7 @@
         </w:tc>
         <w:tc>
           <w:tcPr>
-            <w:tcW w:type="dxa" w:w="2880"/>
+            <w:tcW w:type="dxa" w:w="3168"/>
           </w:tcPr>
           <w:p>
             <w:r>
@@ -4857,7 +3726,7 @@
         </w:tc>
         <w:tc>
           <w:tcPr>
-            <w:tcW w:type="dxa" w:w="2880"/>
+            <w:tcW w:type="dxa" w:w="3168"/>
           </w:tcPr>
           <w:p>
             <w:r>
@@ -4874,7 +3743,7 @@
       <w:tr>
         <w:tc>
           <w:tcPr>
-            <w:tcW w:type="dxa" w:w="3168"/>
+            <w:tcW w:type="dxa" w:w="2880"/>
             <w:vAlign w:val="center"/>
           </w:tcPr>
           <w:p>
@@ -4889,7 +3758,7 @@
         </w:tc>
         <w:tc>
           <w:tcPr>
-            <w:tcW w:type="dxa" w:w="2880"/>
+            <w:tcW w:type="dxa" w:w="3168"/>
             <w:vAlign w:val="center"/>
           </w:tcPr>
           <w:p>
@@ -4898,10 +3767,27 @@
                 <w:rFonts w:ascii="Helvetica" w:hAnsi="Helvetica"/>
                 <w:sz w:val="20"/>
               </w:rPr>
-              <w:t>Higher (~56 dB)</w:t>
+              <w:t>Higher (~57 dB)</w:t>
             </w:r>
           </w:p>
         </w:tc>
+        <w:tc>
+          <w:tcPr>
+            <w:tcW w:type="dxa" w:w="3168"/>
+            <w:vAlign w:val="center"/>
+          </w:tcPr>
+          <w:p>
+            <w:r>
+              <w:rPr>
+                <w:rFonts w:ascii="Helvetica" w:hAnsi="Helvetica"/>
+                <w:sz w:val="20"/>
+              </w:rPr>
+              <w:t>Lower (~47 dB)</w:t>
+            </w:r>
+          </w:p>
+        </w:tc>
+      </w:tr>
+      <w:tr>
         <w:tc>
           <w:tcPr>
             <w:tcW w:type="dxa" w:w="2880"/>
@@ -4913,77 +3799,13 @@
                 <w:rFonts w:ascii="Helvetica" w:hAnsi="Helvetica"/>
                 <w:sz w:val="20"/>
               </w:rPr>
-              <w:t>Lower (~48 dB)</w:t>
-            </w:r>
-          </w:p>
-        </w:tc>
-      </w:tr>
-      <w:tr>
-        <w:tc>
-          <w:tcPr>
-            <w:tcW w:type="dxa" w:w="3168"/>
-            <w:vAlign w:val="center"/>
-          </w:tcPr>
-          <w:p>
-            <w:r>
-              <w:rPr>
-                <w:rFonts w:ascii="Helvetica" w:hAnsi="Helvetica"/>
-                <w:sz w:val="20"/>
-              </w:rPr>
-              <w:t>Visual fidelity (SSIM)</w:t>
+              <w:t>Codec robustness (≤ CRF 32)</w:t>
             </w:r>
           </w:p>
         </w:tc>
         <w:tc>
           <w:tcPr>
-            <w:tcW w:type="dxa" w:w="2880"/>
-            <w:vAlign w:val="center"/>
-          </w:tcPr>
-          <w:p>
-            <w:r>
-              <w:rPr>
-                <w:rFonts w:ascii="Helvetica" w:hAnsi="Helvetica"/>
-                <w:sz w:val="20"/>
-              </w:rPr>
-              <w:t>Equivalent</w:t>
-            </w:r>
-          </w:p>
-        </w:tc>
-        <w:tc>
-          <w:tcPr>
-            <w:tcW w:type="dxa" w:w="2880"/>
-            <w:vAlign w:val="center"/>
-          </w:tcPr>
-          <w:p>
-            <w:r>
-              <w:rPr>
-                <w:rFonts w:ascii="Helvetica" w:hAnsi="Helvetica"/>
-                <w:sz w:val="20"/>
-              </w:rPr>
-              <w:t>Equivalent</w:t>
-            </w:r>
-          </w:p>
-        </w:tc>
-      </w:tr>
-      <w:tr>
-        <w:tc>
-          <w:tcPr>
             <w:tcW w:type="dxa" w:w="3168"/>
-            <w:vAlign w:val="center"/>
-          </w:tcPr>
-          <w:p>
-            <w:r>
-              <w:rPr>
-                <w:rFonts w:ascii="Helvetica" w:hAnsi="Helvetica"/>
-                <w:sz w:val="20"/>
-              </w:rPr>
-              <w:t>Codec robustness (CRF 28)</w:t>
-            </w:r>
-          </w:p>
-        </w:tc>
-        <w:tc>
-          <w:tcPr>
-            <w:tcW w:type="dxa" w:w="2880"/>
             <w:vAlign w:val="center"/>
           </w:tcPr>
           <w:p>
@@ -4998,7 +3820,7 @@
         </w:tc>
         <w:tc>
           <w:tcPr>
-            <w:tcW w:type="dxa" w:w="2880"/>
+            <w:tcW w:type="dxa" w:w="3168"/>
             <w:vAlign w:val="center"/>
           </w:tcPr>
           <w:p>
@@ -5015,7 +3837,7 @@
       <w:tr>
         <w:tc>
           <w:tcPr>
-            <w:tcW w:type="dxa" w:w="3168"/>
+            <w:tcW w:type="dxa" w:w="2880"/>
             <w:vAlign w:val="center"/>
           </w:tcPr>
           <w:p>
@@ -5024,13 +3846,13 @@
                 <w:rFonts w:ascii="Helvetica" w:hAnsi="Helvetica"/>
                 <w:sz w:val="20"/>
               </w:rPr>
-              <w:t>Spatial resize robustness</w:t>
+              <w:t>Resize / mild-crop robustness</w:t>
             </w:r>
           </w:p>
         </w:tc>
         <w:tc>
           <w:tcPr>
-            <w:tcW w:type="dxa" w:w="2880"/>
+            <w:tcW w:type="dxa" w:w="3168"/>
             <w:vAlign w:val="center"/>
           </w:tcPr>
           <w:p>
@@ -5045,101 +3867,7 @@
         </w:tc>
         <w:tc>
           <w:tcPr>
-            <w:tcW w:type="dxa" w:w="2880"/>
-            <w:vAlign w:val="center"/>
-          </w:tcPr>
-          <w:p>
-            <w:r>
-              <w:rPr>
-                <w:rFonts w:ascii="Helvetica" w:hAnsi="Helvetica"/>
-                <w:sz w:val="20"/>
-              </w:rPr>
-              <w:t>Strong (scale-invariant)</w:t>
-            </w:r>
-          </w:p>
-        </w:tc>
-      </w:tr>
-      <w:tr>
-        <w:tc>
-          <w:tcPr>
             <w:tcW w:type="dxa" w:w="3168"/>
-            <w:vAlign w:val="center"/>
-          </w:tcPr>
-          <w:p>
-            <w:r>
-              <w:rPr>
-                <w:rFonts w:ascii="Helvetica" w:hAnsi="Helvetica"/>
-                <w:sz w:val="20"/>
-              </w:rPr>
-              <w:t>Crop robustness</w:t>
-            </w:r>
-          </w:p>
-        </w:tc>
-        <w:tc>
-          <w:tcPr>
-            <w:tcW w:type="dxa" w:w="2880"/>
-            <w:vAlign w:val="center"/>
-          </w:tcPr>
-          <w:p>
-            <w:r>
-              <w:rPr>
-                <w:rFonts w:ascii="Helvetica" w:hAnsi="Helvetica"/>
-                <w:sz w:val="20"/>
-              </w:rPr>
-              <w:t>Brittle (coord loss)</w:t>
-            </w:r>
-          </w:p>
-        </w:tc>
-        <w:tc>
-          <w:tcPr>
-            <w:tcW w:type="dxa" w:w="2880"/>
-            <w:vAlign w:val="center"/>
-          </w:tcPr>
-          <w:p>
-            <w:r>
-              <w:rPr>
-                <w:rFonts w:ascii="Helvetica" w:hAnsi="Helvetica"/>
-                <w:sz w:val="20"/>
-              </w:rPr>
-              <w:t>Robust to mild crop</w:t>
-            </w:r>
-          </w:p>
-        </w:tc>
-      </w:tr>
-      <w:tr>
-        <w:tc>
-          <w:tcPr>
-            <w:tcW w:type="dxa" w:w="3168"/>
-            <w:vAlign w:val="center"/>
-          </w:tcPr>
-          <w:p>
-            <w:r>
-              <w:rPr>
-                <w:rFonts w:ascii="Helvetica" w:hAnsi="Helvetica"/>
-                <w:sz w:val="20"/>
-              </w:rPr>
-              <w:t>Gaussian noise robustness</w:t>
-            </w:r>
-          </w:p>
-        </w:tc>
-        <w:tc>
-          <w:tcPr>
-            <w:tcW w:type="dxa" w:w="2880"/>
-            <w:vAlign w:val="center"/>
-          </w:tcPr>
-          <w:p>
-            <w:r>
-              <w:rPr>
-                <w:rFonts w:ascii="Helvetica" w:hAnsi="Helvetica"/>
-                <w:sz w:val="20"/>
-              </w:rPr>
-              <w:t>Strong</w:t>
-            </w:r>
-          </w:p>
-        </w:tc>
-        <w:tc>
-          <w:tcPr>
-            <w:tcW w:type="dxa" w:w="2880"/>
             <w:vAlign w:val="center"/>
           </w:tcPr>
           <w:p>
@@ -5156,7 +3884,101 @@
       <w:tr>
         <w:tc>
           <w:tcPr>
+            <w:tcW w:type="dxa" w:w="2880"/>
+            <w:vAlign w:val="center"/>
+          </w:tcPr>
+          <w:p>
+            <w:r>
+              <w:rPr>
+                <w:rFonts w:ascii="Helvetica" w:hAnsi="Helvetica"/>
+                <w:sz w:val="20"/>
+              </w:rPr>
+              <w:t>Heavy crop / screen-capture</w:t>
+            </w:r>
+          </w:p>
+        </w:tc>
+        <w:tc>
+          <w:tcPr>
             <w:tcW w:type="dxa" w:w="3168"/>
+            <w:vAlign w:val="center"/>
+          </w:tcPr>
+          <w:p>
+            <w:r>
+              <w:rPr>
+                <w:rFonts w:ascii="Helvetica" w:hAnsi="Helvetica"/>
+                <w:sz w:val="20"/>
+              </w:rPr>
+              <w:t>Brittle</w:t>
+            </w:r>
+          </w:p>
+        </w:tc>
+        <w:tc>
+          <w:tcPr>
+            <w:tcW w:type="dxa" w:w="3168"/>
+            <w:vAlign w:val="center"/>
+          </w:tcPr>
+          <w:p>
+            <w:r>
+              <w:rPr>
+                <w:rFonts w:ascii="Helvetica" w:hAnsi="Helvetica"/>
+                <w:sz w:val="20"/>
+              </w:rPr>
+              <w:t>Brittle</w:t>
+            </w:r>
+          </w:p>
+        </w:tc>
+      </w:tr>
+      <w:tr>
+        <w:tc>
+          <w:tcPr>
+            <w:tcW w:type="dxa" w:w="2880"/>
+            <w:vAlign w:val="center"/>
+          </w:tcPr>
+          <w:p>
+            <w:r>
+              <w:rPr>
+                <w:rFonts w:ascii="Helvetica" w:hAnsi="Helvetica"/>
+                <w:sz w:val="20"/>
+              </w:rPr>
+              <w:t>Gaussian noise</w:t>
+            </w:r>
+          </w:p>
+        </w:tc>
+        <w:tc>
+          <w:tcPr>
+            <w:tcW w:type="dxa" w:w="3168"/>
+            <w:vAlign w:val="center"/>
+          </w:tcPr>
+          <w:p>
+            <w:r>
+              <w:rPr>
+                <w:rFonts w:ascii="Helvetica" w:hAnsi="Helvetica"/>
+                <w:sz w:val="20"/>
+              </w:rPr>
+              <w:t>Strong</w:t>
+            </w:r>
+          </w:p>
+        </w:tc>
+        <w:tc>
+          <w:tcPr>
+            <w:tcW w:type="dxa" w:w="3168"/>
+            <w:vAlign w:val="center"/>
+          </w:tcPr>
+          <w:p>
+            <w:r>
+              <w:rPr>
+                <w:rFonts w:ascii="Helvetica" w:hAnsi="Helvetica"/>
+                <w:sz w:val="20"/>
+              </w:rPr>
+              <w:t>Strong</w:t>
+            </w:r>
+          </w:p>
+        </w:tc>
+      </w:tr>
+      <w:tr>
+        <w:tc>
+          <w:tcPr>
+            <w:tcW w:type="dxa" w:w="2880"/>
             <w:vAlign w:val="center"/>
           </w:tcPr>
           <w:p>
@@ -5171,7 +3993,7 @@
         </w:tc>
         <w:tc>
           <w:tcPr>
-            <w:tcW w:type="dxa" w:w="2880"/>
+            <w:tcW w:type="dxa" w:w="3168"/>
             <w:vAlign w:val="center"/>
           </w:tcPr>
           <w:p>
@@ -5180,10 +4002,27 @@
                 <w:rFonts w:ascii="Helvetica" w:hAnsi="Helvetica"/>
                 <w:sz w:val="20"/>
               </w:rPr>
-              <w:t>CPU, ms/frame</w:t>
+              <w:t>CPU, ms / frame</w:t>
             </w:r>
           </w:p>
         </w:tc>
+        <w:tc>
+          <w:tcPr>
+            <w:tcW w:type="dxa" w:w="3168"/>
+            <w:vAlign w:val="center"/>
+          </w:tcPr>
+          <w:p>
+            <w:r>
+              <w:rPr>
+                <w:rFonts w:ascii="Helvetica" w:hAnsi="Helvetica"/>
+                <w:sz w:val="20"/>
+              </w:rPr>
+              <w:t>GPU preferred, ~40 ms / frame</w:t>
+            </w:r>
+          </w:p>
+        </w:tc>
+      </w:tr>
+      <w:tr>
         <w:tc>
           <w:tcPr>
             <w:tcW w:type="dxa" w:w="2880"/>
@@ -5195,30 +4034,13 @@
                 <w:rFonts w:ascii="Helvetica" w:hAnsi="Helvetica"/>
                 <w:sz w:val="20"/>
               </w:rPr>
-              <w:t>GPU preferred, 100s of ms/frame</w:t>
-            </w:r>
-          </w:p>
-        </w:tc>
-      </w:tr>
-      <w:tr>
-        <w:tc>
-          <w:tcPr>
-            <w:tcW w:type="dxa" w:w="3168"/>
-            <w:vAlign w:val="center"/>
-          </w:tcPr>
-          <w:p>
-            <w:r>
-              <w:rPr>
-                <w:rFonts w:ascii="Helvetica" w:hAnsi="Helvetica"/>
-                <w:sz w:val="20"/>
-              </w:rPr>
-              <w:t>External dependencies</w:t>
+              <w:t>Dependencies</w:t>
             </w:r>
           </w:p>
         </w:tc>
         <w:tc>
           <w:tcPr>
-            <w:tcW w:type="dxa" w:w="2880"/>
+            <w:tcW w:type="dxa" w:w="3168"/>
             <w:vAlign w:val="center"/>
           </w:tcPr>
           <w:p>
@@ -5233,7 +4055,7 @@
         </w:tc>
         <w:tc>
           <w:tcPr>
-            <w:tcW w:type="dxa" w:w="2880"/>
+            <w:tcW w:type="dxa" w:w="3168"/>
             <w:vAlign w:val="center"/>
           </w:tcPr>
           <w:p>
@@ -5250,7 +4072,7 @@
       <w:tr>
         <w:tc>
           <w:tcPr>
-            <w:tcW w:type="dxa" w:w="3168"/>
+            <w:tcW w:type="dxa" w:w="2880"/>
             <w:vAlign w:val="center"/>
           </w:tcPr>
           <w:p>
@@ -5265,7 +4087,7 @@
         </w:tc>
         <w:tc>
           <w:tcPr>
-            <w:tcW w:type="dxa" w:w="2880"/>
+            <w:tcW w:type="dxa" w:w="3168"/>
             <w:vAlign w:val="center"/>
           </w:tcPr>
           <w:p>
@@ -5274,27 +4096,10 @@
                 <w:rFonts w:ascii="Helvetica" w:hAnsi="Helvetica"/>
                 <w:sz w:val="20"/>
               </w:rPr>
-              <w:t>Fully deterministic, single secret key</w:t>
+              <w:t>Fully deterministic</w:t>
             </w:r>
           </w:p>
         </w:tc>
-        <w:tc>
-          <w:tcPr>
-            <w:tcW w:type="dxa" w:w="2880"/>
-            <w:vAlign w:val="center"/>
-          </w:tcPr>
-          <w:p>
-            <w:r>
-              <w:rPr>
-                <w:rFonts w:ascii="Helvetica" w:hAnsi="Helvetica"/>
-                <w:sz w:val="20"/>
-              </w:rPr>
-              <w:t>Stochastic (model precision), single weights file</w:t>
-            </w:r>
-          </w:p>
-        </w:tc>
-      </w:tr>
-      <w:tr>
         <w:tc>
           <w:tcPr>
             <w:tcW w:type="dxa" w:w="3168"/>
@@ -5306,37 +4111,7 @@
                 <w:rFonts w:ascii="Helvetica" w:hAnsi="Helvetica"/>
                 <w:sz w:val="20"/>
               </w:rPr>
-              <w:t>Payload headroom</w:t>
-            </w:r>
-          </w:p>
-        </w:tc>
-        <w:tc>
-          <w:tcPr>
-            <w:tcW w:type="dxa" w:w="2880"/>
-            <w:vAlign w:val="center"/>
-          </w:tcPr>
-          <w:p>
-            <w:r>
-              <w:rPr>
-                <w:rFonts w:ascii="Helvetica" w:hAnsi="Helvetica"/>
-                <w:sz w:val="20"/>
-              </w:rPr>
-              <w:t>56 / 127 bits used</w:t>
-            </w:r>
-          </w:p>
-        </w:tc>
-        <w:tc>
-          <w:tcPr>
-            <w:tcW w:type="dxa" w:w="2880"/>
-            <w:vAlign w:val="center"/>
-          </w:tcPr>
-          <w:p>
-            <w:r>
-              <w:rPr>
-                <w:rFonts w:ascii="Helvetica" w:hAnsi="Helvetica"/>
-                <w:sz w:val="20"/>
-              </w:rPr>
-              <w:t>56 / 61 bits used</w:t>
+              <w:t>Stochastic (model precision)</w:t>
             </w:r>
           </w:p>
         </w:tc>
@@ -5350,7 +4125,7 @@
           <w:i w:val="0"/>
           <w:sz w:val="22"/>
         </w:rPr>
-        <w:t>Headline reading: DCT is a clean choice when invisibility and deployment simplicity dominate and the only threat is codec compression at moderate CRF or additive noise. TrustMark is the clear winner under any pipeline that may resize, crop, or transcode the video before decode — paid for with model weights and inference cost. For high-stakes provenance the two are complementary, not substitutable.</w:t>
+        <w:t>DCT is the clean choice when invisibility and deployment simplicity dominate and the only threat is moderate codec compression or noise. TrustMark wins under any pipeline that may resize, crop, or transcode the video — paid for with model weights and inference cost. The two methods' weaknesses are largely disjoint, so running both in parallel and cross-checking is the natural high-stakes deployment.</w:t>
       </w:r>
     </w:p>
     <w:p>
@@ -5361,7 +4136,7 @@
         <w:rPr>
           <w:rFonts w:ascii="Helvetica" w:hAnsi="Helvetica"/>
         </w:rPr>
-        <w:t>11. Future improvements</w:t>
+        <w:t>10. Future improvements</w:t>
       </w:r>
     </w:p>
     <w:p>
@@ -5373,7 +4148,7 @@
           <w:rFonts w:ascii="Helvetica" w:hAnsi="Helvetica"/>
           <w:sz w:val="22"/>
         </w:rPr>
-        <w:t>Content-aware DCT embedding: skip blocks where the mean luma is within δ × peak-amplitude of 0 or 255 (where embedding would clip), or scale δ down on those blocks. Eliminates the failure mode in §9.2 without dataset curation.</w:t>
+        <w:t>Content-aware DCT embedding — skip / scale-down δ on flat-luma blocks to eliminate the §8 degenerate-luma failure without dataset curation.</w:t>
       </w:r>
     </w:p>
     <w:p>
@@ -5385,7 +4160,7 @@
           <w:rFonts w:ascii="Helvetica" w:hAnsi="Helvetica"/>
           <w:sz w:val="22"/>
         </w:rPr>
-        <w:t>I-frame-aware embedding: PyAV exposes packet flags; raise δ selectively on I-frames (more aggressively quantised by the codec) and on cut-adjacent frames, lower it on stable runs.</w:t>
+        <w:t>I-frame-aware embedding — PyAV exposes packet flags; raise δ on I-frames and cut-adjacent frames where the codec is harshest.</w:t>
       </w:r>
     </w:p>
     <w:p>
@@ -5397,7 +4172,7 @@
           <w:rFonts w:ascii="Helvetica" w:hAnsi="Helvetica"/>
           <w:sz w:val="22"/>
         </w:rPr>
-        <w:t>Hybrid pipeline: run DCT + TrustMark in parallel, decode both, and treat the two as independent channels (cross-check, fall back, or weighted vote). Coverage of each method's robustness gap is essentially disjoint (see §10).</w:t>
+        <w:t>Hybrid DCT + TrustMark pipeline — decode both, weighted-vote or fall-back; weaknesses are disjoint (§9).</w:t>
       </w:r>
     </w:p>
     <w:p>
@@ -5409,7 +4184,7 @@
           <w:rFonts w:ascii="Helvetica" w:hAnsi="Helvetica"/>
           <w:sz w:val="22"/>
         </w:rPr>
-        <w:t>Temporal aggregation analytics: the runner already does soft majority voting across frames; export the per-frame confidence trajectory and plot how exact-match rate converges with number of frames aggregated.</w:t>
+        <w:t>Scale- and rotation-equivariant DCT — estimate scale/rotation via a known marker, rectify before decode. Closes the DCT-TM gap on resize and recovers the screen-capture case (§7.1).</w:t>
       </w:r>
     </w:p>
     <w:p>
@@ -5421,7 +4196,7 @@
           <w:rFonts w:ascii="Helvetica" w:hAnsi="Helvetica"/>
           <w:sz w:val="22"/>
         </w:rPr>
-        <w:t>Scale-equivariant DCT embedding: estimate any scale factor between watermarked and attacked frame (via cross-correlation of a known marker) and rescale before decode. Would close the DCT–TrustMark gap on resize attacks.</w:t>
+        <w:t>Train / use a print-scan-tolerant TrustMark variant — addresses the camera-capture failure mode at the cost of a different weight file.</w:t>
       </w:r>
     </w:p>
     <w:p>
@@ -5433,7 +4208,7 @@
           <w:rFonts w:ascii="Helvetica" w:hAnsi="Helvetica"/>
           <w:sz w:val="22"/>
         </w:rPr>
-        <w:t>Adversarial attack additions: oracle attack (gradient-free search over the decoder), watermark-aware denoising, averaging attack across multiple watermarked copies.</w:t>
+        <w:t>Adversarial-attack additions — oracle attack, watermark-aware denoising, collusion across multiple watermarked copies.</w:t>
       </w:r>
     </w:p>
     <w:p>
@@ -5445,7 +4220,18 @@
           <w:rFonts w:ascii="Helvetica" w:hAnsi="Helvetica"/>
           <w:sz w:val="22"/>
         </w:rPr>
-        <w:t>GPU-batched TrustMark adapter: today the per-frame loop incurs Python overhead per call; batching N frames at once would change the throughput characteristic from 'experimental' to 'production'. (After the 1432-frame run reported in §8.1, the adapter was patched to auto-select MPS on Apple Silicon and CUDA on Linux — this fixes a TrustMark library issue where its own device auto-detect is silently overwritten and always lands on CPU. The patched device path roughly halves per-frame TrustMark decode latency on a Mac, but the dominant cost is still PIL bilinear up/downsampling between the frame's native 1920×800 and TrustMark's internal 256×256 working resolution.)</w:t>
+        <w:t>GPU batching for TrustMark — current per-frame Python overhead dominates; batched inference would turn 'experimental' throughput into 'production'.</w:t>
+      </w:r>
+    </w:p>
+    <w:p>
+      <w:pPr>
+        <w:pStyle w:val="Heading1"/>
+      </w:pPr>
+      <w:r>
+        <w:rPr>
+          <w:rFonts w:ascii="Helvetica" w:hAnsi="Helvetica"/>
+        </w:rPr>
+        <w:t>References</w:t>
       </w:r>
     </w:p>
     <w:p>
@@ -5457,12 +4243,24 @@
           <w:rFonts w:ascii="Helvetica" w:hAnsi="Helvetica"/>
           <w:sz w:val="22"/>
         </w:rPr>
-        <w:t>Quality of life: add a luma-variance gate to the runner so frames that cannot mathematically be watermarked (e.g. solid colour intros) are skipped automatically and reported in the summary, rather than silently inflating BER.</w:t>
+        <w:t>Bui T., Agarwal S., Collomosse J. (2023). "TrustMark: Universal Watermarking for Arbitrary Resolution Images." arXiv:2311.18297. https://arxiv.org/abs/2311.18297  —  reference implementation: https://github.com/adobe/trustmark</w:t>
+      </w:r>
+    </w:p>
+    <w:p>
+      <w:pPr>
+        <w:pStyle w:val="ListBullet"/>
+      </w:pPr>
+      <w:r>
+        <w:rPr>
+          <w:rFonts w:ascii="Helvetica" w:hAnsi="Helvetica"/>
+          <w:sz w:val="22"/>
+        </w:rPr>
+        <w:t>Blender Foundation (2012). "Tears of Steel" — Mango Open Movie Project. https://mango.blender.org/  (source clip excerpt used as the test video throughout this report).</w:t>
       </w:r>
     </w:p>
     <w:sectPr>
       <w:pgSz w:w="12240" w:h="15840"/>
-      <w:pgMar w:top="1440" w:right="1800" w:bottom="1440" w:left="1800" w:header="720" w:footer="720" w:gutter="0"/>
+      <w:pgMar w:top="1296" w:right="1440" w:bottom="1296" w:left="1440" w:header="720" w:footer="720" w:gutter="0"/>
       <w:cols w:space="720"/>
       <w:docGrid w:linePitch="360"/>
     </w:sectPr>

--- a/docs/report.docx
+++ b/docs/report.docx
@@ -27,6 +27,33 @@
         </w:rPr>
         <w:t>Toshiro Ozawa</w:t>
       </w:r>
+      <w:r>
+        <w:rPr>
+          <w:iCs/>
+        </w:rPr>
+        <w:t xml:space="preserve"> </w:t>
+      </w:r>
+      <w:r>
+        <w:rPr>
+          <w:iCs/>
+        </w:rPr>
+        <w:t>(</w:t>
+      </w:r>
+      <w:hyperlink r:id="rId6" w:history="1">
+        <w:r>
+          <w:rPr>
+            <w:rStyle w:val="Hyperlink"/>
+            <w:iCs/>
+          </w:rPr>
+          <w:t>ozt@me.com</w:t>
+        </w:r>
+      </w:hyperlink>
+      <w:r>
+        <w:rPr>
+          <w:iCs/>
+        </w:rPr>
+        <w:t>)</w:t>
+      </w:r>
     </w:p>
     <w:p>
       <w:pPr>
@@ -40,7 +67,7 @@
         <w:rPr>
           <w:iCs/>
         </w:rPr>
-        <w:t>(ozt@me.com)</w:t>
+        <w:t>June 25, 2026</w:t>
       </w:r>
     </w:p>
     <w:p>
@@ -56,10 +83,31 @@
     </w:p>
     <w:p>
       <w:r>
-        <w:t>I</w:t>
+        <w:t xml:space="preserve">We compare two video-watermarking approaches on a common task: embed a 56-bit identifier per frame, run a realistic codec round-trip and a downstream attack suite, then measure how often the payload can be recovered. The two methods are a custom DCT-QIM (classical frequency-domain) scheme and Adobe TrustMark (learned encoder/decoder pair). </w:t>
       </w:r>
       <w:r>
-        <w:t xml:space="preserve"> compare two video-watermarking approaches on a common task: embed a 56-bit identifier per frame, run a realistic codec round-trip and a downstream attack suite, then measure how often the payload can be recovered. The two methods are a custom DCT-QIM (classical frequency-domain) scheme and Adobe TrustMark (learned encoder/decoder pair). The benchmark answers:</w:t>
+        <w:t xml:space="preserve">The reason I chose </w:t>
+      </w:r>
+      <w:proofErr w:type="spellStart"/>
+      <w:r>
+        <w:t>TrustMark</w:t>
+      </w:r>
+      <w:proofErr w:type="spellEnd"/>
+      <w:r>
+        <w:t xml:space="preserve"> is that I have used it in my past prototype and I got better results compared to other methods. The benchmark </w:t>
+      </w:r>
+      <w:r>
+        <w:rPr>
+          <w:lang w:eastAsia="ja-JP"/>
+        </w:rPr>
+        <w:t>explains the following</w:t>
+      </w:r>
+      <w:r>
+        <w:rPr>
+          <w:rFonts w:hint="eastAsia"/>
+          <w:lang w:eastAsia="ja-JP"/>
+        </w:rPr>
+        <w:t>:</w:t>
       </w:r>
     </w:p>
     <w:p>
@@ -166,11 +214,11 @@
     </w:p>
     <w:p>
       <w:r>
-        <w:t xml:space="preserve">The 56-bit payload is expanded by BCH(n=127, k=57, t=11) into a 127-chip codeword. Each chip is embedded in a pseudo-randomly chosen block via Quantisation Index Modulation (QIM) of a mid-band AC coefficient (zigzag indices 5–14, where coefficients are large enough to survive moderate quantisation but small enough that perturbations remain visually imperceptible). The block-selection sequence is keyed by SHA-256 of the user secret. With </w:t>
+        <w:t xml:space="preserve">The 56-bit payload is expanded by BCH(n=127, k=57, t=11) into a 127-chip codeword. Each chip is embedded in a pseudo-randomly chosen block via Quantisation Index Modulation (QIM) of a mid-band AC coefficient (zigzag indices 5–14, where coefficients are large enough to survive moderate quantisation but small enough that perturbations remain visually </w:t>
       </w:r>
       <w:r>
         <w:lastRenderedPageBreak/>
-        <w:t>num_blocks=4 each chip lands in four distinct blocks, providing an inner majority-vote on decode in addition to the outer BCH correction.</w:t>
+        <w:t>imperceptible). The block-selection sequence is keyed by SHA-256 of the user secret. With num_blocks=4 each chip lands in four distinct blocks, providing an inner majority-vote on decode in addition to the outer BCH correction.</w:t>
       </w:r>
     </w:p>
     <w:p>
@@ -191,13 +239,7 @@
     </w:p>
     <w:p>
       <w:r>
-        <w:t xml:space="preserve">TrustMark (Adobe, 2023) is a learned encoder/decoder pair. The encoder operates internally at 256×256 and re-projects a learned residual onto the source frame; the decoder is trained to be robust to scale, crop, noise, and codec compression within the digital channel. </w:t>
-      </w:r>
-      <w:r>
-        <w:t>I</w:t>
-      </w:r>
-      <w:r>
-        <w:t xml:space="preserve"> use BCH_5 mode (61-bit capacity, corrects up to 5 bit-flips out of 100) — the most-robust mode that fits a 56-bit payload.</w:t>
+        <w:t>TrustMark (Adobe, 2023) is a learned encoder/decoder pair. The encoder operates internally at 256×256 and re-projects a learned residual onto the source frame; the decoder is trained to be robust to scale, crop, noise, and codec compression within the digital channel. We use BCH_5 mode (61-bit capacity, corrects up to 5 bit-flips out of 100) — the most-robust mode that fits a 56-bit payload.</w:t>
       </w:r>
     </w:p>
     <w:p>
@@ -218,7 +260,7 @@
     </w:p>
     <w:p>
       <w:r>
-        <w:t>Attacks are applied after the main encode + codec round-trip. Six families × twelve presets cover the distortions seen in real distribution pipelines (re-streaming, mobile playback, format conversion). The attack model is non-adversarial — no watermark-aware adversary, no collusion or oracle attacks.</w:t>
+        <w:t xml:space="preserve">Attacks are applied after the main encode + codec round-trip. Six families × twelve presets cover the distortions seen in real distribution pipelines (re-streaming, mobile playback, format conversion). </w:t>
       </w:r>
     </w:p>
     <w:tbl>
@@ -714,16 +756,6 @@
       </w:r>
     </w:p>
     <w:p>
-      <w:pPr>
-        <w:pStyle w:val="ListBullet"/>
-        <w:numPr>
-          <w:ilvl w:val="0"/>
-          <w:numId w:val="0"/>
-        </w:numPr>
-        <w:ind w:left="360"/>
-      </w:pPr>
-    </w:p>
-    <w:p>
       <w:r>
         <w:rPr>
           <w:b/>
@@ -1120,7 +1152,6 @@
         </w:tc>
       </w:tr>
     </w:tbl>
-    <w:p/>
     <w:p>
       <w:r>
         <w:t>Attack-suite results — frames perfectly recovered out of 1432 (or 716 for frame_drop_0.5, which keeps every other frame):</w:t>
@@ -1153,7 +1184,6 @@
               <w:rPr>
                 <w:sz w:val="20"/>
               </w:rPr>
-              <w:lastRenderedPageBreak/>
               <w:t>Attack preset</w:t>
             </w:r>
           </w:p>
@@ -1414,6 +1444,7 @@
               <w:rPr>
                 <w:sz w:val="20"/>
               </w:rPr>
+              <w:lastRenderedPageBreak/>
               <w:t>recompress_crf36</w:t>
             </w:r>
           </w:p>
@@ -2283,24 +2314,9 @@
     <w:p>
       <w:pPr>
         <w:pStyle w:val="ListBullet"/>
-        <w:numPr>
-          <w:ilvl w:val="0"/>
-          <w:numId w:val="0"/>
-        </w:numPr>
-        <w:ind w:left="360"/>
       </w:pPr>
-    </w:p>
-    <w:p>
-      <w:pPr>
-        <w:pStyle w:val="ListBullet"/>
-      </w:pPr>
-      <w:proofErr w:type="spellStart"/>
       <w:r>
-        <w:t>TrustMark</w:t>
-      </w:r>
-      <w:proofErr w:type="spellEnd"/>
-      <w:r>
-        <w:t xml:space="preserve"> dominates every codec and geometric attack except crop_0.6 (total failure for both) and Gaussian noise (where DCT is competitive).</w:t>
+        <w:t>TrustMark dominates every codec and geometric attack except crop_0.6 (total failure for both) and Gaussian noise (where DCT is competitive).</w:t>
       </w:r>
     </w:p>
     <w:p>
@@ -2340,7 +2356,19 @@
         <w:rPr>
           <w:i/>
         </w:rPr>
-        <w:t>Compute footprint: end-to-end wall time was ~30 minutes on Apple Silicon (CPU TrustMark inference dominated; MPS support was added after this run — see §10). DCT encode ran at ~31 ms/frame, TrustMark encode at ~41 ms/frame; per-attack decode took 10–60 s (DCT) or 60–90 s (TrustMark) for the full 1432 frames. The attack-MP4 outputs totalled ~3.3 GB, dominated by the noise-attack files (~440 MB each — Gaussian noise defeats H.264's predictive compression).</w:t>
+        <w:t>Compute footprint: end-to-end wall time was ~29 minutes on Apple Silicon with TrustMark running on the M-series GPU via PyTorch MPS (model=Q, device=mps). DCT encode ran at ~31 ms/frame (44.3 s for 1432 frames; DCT does not use PyTorch), TrustMark encode at ~40 ms/frame (57.4 s); per-attack decode took 10–60 s (DCT) or 50–80 s (TrustMark) for the full 1432 frames. Switching TrustMark from CPU to MPS shaved only ~3% off total wall time — per-frame inference at batch size 1 is bottlenecked by Python / PIL marshalling and per-call host</w:t>
+      </w:r>
+      <w:r>
+        <w:rPr>
+          <w:i/>
+        </w:rPr>
+        <w:t xml:space="preserve"> </w:t>
+      </w:r>
+      <w:r>
+        <w:rPr>
+          <w:i/>
+        </w:rPr>
+        <w:t>device transfers, leaving the GPU largely idle; batching frames would be required to expose a real MPS speed-up. The attack-MP4 outputs totalled ~1.6 GB, dominated by the noise-attack files (~420 MB each at σ=10 — Gaussian noise defeats H.264's predictive compression).</w:t>
       </w:r>
     </w:p>
     <w:p>
@@ -2356,31 +2384,7 @@
     </w:p>
     <w:p>
       <w:r>
-        <w:t>As a real-world stress test</w:t>
-      </w:r>
-      <w:r>
-        <w:t>,</w:t>
-      </w:r>
-      <w:r>
-        <w:t xml:space="preserve"> </w:t>
-      </w:r>
-      <w:r>
-        <w:t>I</w:t>
-      </w:r>
-      <w:r>
-        <w:t xml:space="preserve"> played the DCT/</w:t>
-      </w:r>
-      <w:proofErr w:type="spellStart"/>
-      <w:r>
-        <w:t>TrustMark</w:t>
-      </w:r>
-      <w:proofErr w:type="spellEnd"/>
-      <w:r>
-        <w:t xml:space="preserve"> watermarked output on a laptop screen and re-captured it with an iPhone 15 Pro — two recordings, 1920×1080 at 30 fps (1816 frames) and 60 fps (3586 frames). Both decoders score 0 frames recovered out of every frame in both clips; per-frame BER sits pinned at the BCH-uncorrectable / no-signal floor (0.339). TrustMark's watermark-present flag triggers on ~1–2 % of frames, but the payload is garbage in every one of them (consistent with the BCH-5 false-positive rate of ≈0.2 % plus low-grade noise). The display→camera optical channel layers refresh-rate beating (laptop 60 Hz vs camera 30 / 60 fps), moire from screen-pixel × Bayer interaction, rolling-shutter skew, glare, colour-profile drift </w:t>
-      </w:r>
-      <w:r>
-        <w:lastRenderedPageBreak/>
-        <w:t>and a fresh H.264 encode — collectively the print-scan / physical-channel attack, which neither model was trained for.</w:t>
+        <w:t>As a real-world stress test we played the DCT/TrustMark watermarked output on a laptop screen and re-captured it with an iPhone 15 Pro — two recordings, 1920×1080 at 30 fps (1816 frames) and 60 fps (3586 frames). Both decoders score 0 frames recovered out of every frame in both clips; per-frame BER sits pinned at the BCH-uncorrectable / no-signal floor (0.339). TrustMark's watermark-present flag triggers on ~1–2 % of frames, but the payload is garbage in every one of them (consistent with the BCH-5 false-positive rate of ≈0.2 % plus low-grade noise). The display→camera optical channel layers refresh-rate beating (laptop 60 Hz vs camera 30 / 60 fps), moire from screen-pixel × Bayer interaction, rolling-shutter skew, glare, colour-profile drift and a fresh H.264 encode — collectively the print-scan / physical-channel attack, which neither model was trained for.</w:t>
       </w:r>
     </w:p>
     <w:p>
@@ -2388,6 +2392,7 @@
         <w:rPr>
           <w:b/>
         </w:rPr>
+        <w:lastRenderedPageBreak/>
         <w:t>Possible improvements to close this gap:</w:t>
       </w:r>
     </w:p>
@@ -2420,8 +2425,35 @@
         <w:pStyle w:val="ListBullet"/>
       </w:pPr>
       <w:r>
-        <w:t>Drop frame rate to capture-aligned values (24 fps source → 24 / 48 / 60 fps capture, with shutter speed tuned to the screen refresh) to reduce refresh beating and rolling-shutter skew.</w:t>
+        <w:t xml:space="preserve">Drop frame rate to capture-aligned values (24 fps source </w:t>
       </w:r>
+      <w:r>
+        <w:rPr>
+          <w:rFonts w:ascii="Times New Roman" w:hAnsi="Times New Roman" w:cs="Times New Roman"/>
+        </w:rPr>
+        <w:t>→</w:t>
+      </w:r>
+      <w:r>
+        <w:t xml:space="preserve"> 24 / 48 / 60 fps capture, with shutter speed tuned to the screen refresh) to reduce refresh beating and rolling-shutter skew.</w:t>
+      </w:r>
+    </w:p>
+    <w:p>
+      <w:pPr>
+        <w:pStyle w:val="ListBullet"/>
+      </w:pPr>
+      <w:r>
+        <w:t>Use another content of 16:9 aspect ratio to match the camera’s native resolution (1920x1080) to avoid cropping.  The content used in this test is 1920x800.</w:t>
+      </w:r>
+    </w:p>
+    <w:p>
+      <w:pPr>
+        <w:pStyle w:val="ListBullet"/>
+        <w:numPr>
+          <w:ilvl w:val="0"/>
+          <w:numId w:val="0"/>
+        </w:numPr>
+        <w:ind w:left="360"/>
+      </w:pPr>
     </w:p>
     <w:p>
       <w:pPr>
@@ -2540,7 +2572,7 @@
                 <w:noProof/>
               </w:rPr>
               <w:drawing>
-                <wp:inline distT="0" distB="0" distL="0" distR="0" wp14:anchorId="4AF960D2" wp14:editId="5C043340">
+                <wp:inline distT="0" distB="0" distL="0" distR="0" wp14:anchorId="3BB4EC68" wp14:editId="26DE130C">
                   <wp:extent cx="4480560" cy="1866900"/>
                   <wp:effectExtent l="0" t="0" r="0" b="0"/>
                   <wp:docPr id="1" name="Picture 1"/>
@@ -2555,7 +2587,7 @@
                           <pic:cNvPicPr/>
                         </pic:nvPicPr>
                         <pic:blipFill>
-                          <a:blip r:embed="rId6"/>
+                          <a:blip r:embed="rId7"/>
                           <a:stretch>
                             <a:fillRect/>
                           </a:stretch>
@@ -2609,7 +2641,7 @@
                 <w:noProof/>
               </w:rPr>
               <w:drawing>
-                <wp:inline distT="0" distB="0" distL="0" distR="0" wp14:anchorId="282F0BB9" wp14:editId="2FE17A25">
+                <wp:inline distT="0" distB="0" distL="0" distR="0" wp14:anchorId="308D6EDB" wp14:editId="3CE28394">
                   <wp:extent cx="2194560" cy="914400"/>
                   <wp:effectExtent l="0" t="0" r="0" b="0"/>
                   <wp:docPr id="2" name="Picture 2"/>
@@ -2621,56 +2653,6 @@
                       <pic:pic xmlns:pic="http://schemas.openxmlformats.org/drawingml/2006/picture">
                         <pic:nvPicPr>
                           <pic:cNvPr id="0" name="frame600_dct_recompress_crf28.jpg"/>
-                          <pic:cNvPicPr/>
-                        </pic:nvPicPr>
-                        <pic:blipFill>
-                          <a:blip r:embed="rId7"/>
-                          <a:stretch>
-                            <a:fillRect/>
-                          </a:stretch>
-                        </pic:blipFill>
-                        <pic:spPr>
-                          <a:xfrm>
-                            <a:off x="0" y="0"/>
-                            <a:ext cx="2194560" cy="914400"/>
-                          </a:xfrm>
-                          <a:prstGeom prst="rect">
-                            <a:avLst/>
-                          </a:prstGeom>
-                        </pic:spPr>
-                      </pic:pic>
-                    </a:graphicData>
-                  </a:graphic>
-                </wp:inline>
-              </w:drawing>
-            </w:r>
-          </w:p>
-        </w:tc>
-        <w:tc>
-          <w:tcPr>
-            <w:tcW w:w="3120" w:type="dxa"/>
-          </w:tcPr>
-          <w:p>
-            <w:pPr>
-              <w:cnfStyle w:val="000000010000" w:firstRow="0" w:lastRow="0" w:firstColumn="0" w:lastColumn="0" w:oddVBand="0" w:evenVBand="0" w:oddHBand="0" w:evenHBand="1" w:firstRowFirstColumn="0" w:firstRowLastColumn="0" w:lastRowFirstColumn="0" w:lastRowLastColumn="0"/>
-            </w:pPr>
-            <w:r>
-              <w:rPr>
-                <w:noProof/>
-              </w:rPr>
-              <w:drawing>
-                <wp:inline distT="0" distB="0" distL="0" distR="0" wp14:anchorId="7817B148" wp14:editId="3FF9212D">
-                  <wp:extent cx="2194560" cy="914400"/>
-                  <wp:effectExtent l="0" t="0" r="0" b="0"/>
-                  <wp:docPr id="3" name="Picture 3"/>
-                  <wp:cNvGraphicFramePr>
-                    <a:graphicFrameLocks xmlns:a="http://schemas.openxmlformats.org/drawingml/2006/main" noChangeAspect="1"/>
-                  </wp:cNvGraphicFramePr>
-                  <a:graphic xmlns:a="http://schemas.openxmlformats.org/drawingml/2006/main">
-                    <a:graphicData uri="http://schemas.openxmlformats.org/drawingml/2006/picture">
-                      <pic:pic xmlns:pic="http://schemas.openxmlformats.org/drawingml/2006/picture">
-                        <pic:nvPicPr>
-                          <pic:cNvPr id="0" name="frame600_trustmark_recompress_crf28.jpg"/>
                           <pic:cNvPicPr/>
                         </pic:nvPicPr>
                         <pic:blipFill>
@@ -2696,42 +2678,23 @@
             </w:r>
           </w:p>
         </w:tc>
-      </w:tr>
-      <w:tr>
-        <w:trPr>
-          <w:cnfStyle w:val="000000100000" w:firstRow="0" w:lastRow="0" w:firstColumn="0" w:lastColumn="0" w:oddVBand="0" w:evenVBand="0" w:oddHBand="1" w:evenHBand="0" w:firstRowFirstColumn="0" w:firstRowLastColumn="0" w:lastRowFirstColumn="0" w:lastRowLastColumn="0"/>
-        </w:trPr>
-        <w:tc>
-          <w:tcPr>
-            <w:cnfStyle w:val="001000000000" w:firstRow="0" w:lastRow="0" w:firstColumn="1" w:lastColumn="0" w:oddVBand="0" w:evenVBand="0" w:oddHBand="0" w:evenHBand="0" w:firstRowFirstColumn="0" w:firstRowLastColumn="0" w:lastRowFirstColumn="0" w:lastRowLastColumn="0"/>
+        <w:tc>
+          <w:tcPr>
             <w:tcW w:w="3120" w:type="dxa"/>
           </w:tcPr>
           <w:p>
-            <w:r>
-              <w:rPr>
-                <w:sz w:val="20"/>
-              </w:rPr>
-              <w:t>recompress_crf32</w:t>
-            </w:r>
-          </w:p>
-        </w:tc>
-        <w:tc>
-          <w:tcPr>
-            <w:tcW w:w="3120" w:type="dxa"/>
-          </w:tcPr>
-          <w:p>
             <w:pPr>
-              <w:cnfStyle w:val="000000100000" w:firstRow="0" w:lastRow="0" w:firstColumn="0" w:lastColumn="0" w:oddVBand="0" w:evenVBand="0" w:oddHBand="1" w:evenHBand="0" w:firstRowFirstColumn="0" w:firstRowLastColumn="0" w:lastRowFirstColumn="0" w:lastRowLastColumn="0"/>
+              <w:cnfStyle w:val="000000010000" w:firstRow="0" w:lastRow="0" w:firstColumn="0" w:lastColumn="0" w:oddVBand="0" w:evenVBand="0" w:oddHBand="0" w:evenHBand="1" w:firstRowFirstColumn="0" w:firstRowLastColumn="0" w:lastRowFirstColumn="0" w:lastRowLastColumn="0"/>
             </w:pPr>
             <w:r>
               <w:rPr>
                 <w:noProof/>
               </w:rPr>
               <w:drawing>
-                <wp:inline distT="0" distB="0" distL="0" distR="0" wp14:anchorId="537A8527" wp14:editId="1E52FFCA">
+                <wp:inline distT="0" distB="0" distL="0" distR="0" wp14:anchorId="58DE8B32" wp14:editId="6C8EF379">
                   <wp:extent cx="2194560" cy="914400"/>
                   <wp:effectExtent l="0" t="0" r="0" b="0"/>
-                  <wp:docPr id="4" name="Picture 4"/>
+                  <wp:docPr id="3" name="Picture 3"/>
                   <wp:cNvGraphicFramePr>
                     <a:graphicFrameLocks xmlns:a="http://schemas.openxmlformats.org/drawingml/2006/main" noChangeAspect="1"/>
                   </wp:cNvGraphicFramePr>
@@ -2739,7 +2702,7 @@
                     <a:graphicData uri="http://schemas.openxmlformats.org/drawingml/2006/picture">
                       <pic:pic xmlns:pic="http://schemas.openxmlformats.org/drawingml/2006/picture">
                         <pic:nvPicPr>
-                          <pic:cNvPr id="0" name="frame600_dct_recompress_crf32.jpg"/>
+                          <pic:cNvPr id="0" name="frame600_trustmark_recompress_crf28.jpg"/>
                           <pic:cNvPicPr/>
                         </pic:nvPicPr>
                         <pic:blipFill>
@@ -2765,6 +2728,25 @@
             </w:r>
           </w:p>
         </w:tc>
+      </w:tr>
+      <w:tr>
+        <w:trPr>
+          <w:cnfStyle w:val="000000100000" w:firstRow="0" w:lastRow="0" w:firstColumn="0" w:lastColumn="0" w:oddVBand="0" w:evenVBand="0" w:oddHBand="1" w:evenHBand="0" w:firstRowFirstColumn="0" w:firstRowLastColumn="0" w:lastRowFirstColumn="0" w:lastRowLastColumn="0"/>
+        </w:trPr>
+        <w:tc>
+          <w:tcPr>
+            <w:cnfStyle w:val="001000000000" w:firstRow="0" w:lastRow="0" w:firstColumn="1" w:lastColumn="0" w:oddVBand="0" w:evenVBand="0" w:oddHBand="0" w:evenHBand="0" w:firstRowFirstColumn="0" w:firstRowLastColumn="0" w:lastRowFirstColumn="0" w:lastRowLastColumn="0"/>
+            <w:tcW w:w="3120" w:type="dxa"/>
+          </w:tcPr>
+          <w:p>
+            <w:r>
+              <w:rPr>
+                <w:sz w:val="20"/>
+              </w:rPr>
+              <w:t>recompress_crf32</w:t>
+            </w:r>
+          </w:p>
+        </w:tc>
         <w:tc>
           <w:tcPr>
             <w:tcW w:w="3120" w:type="dxa"/>
@@ -2778,10 +2760,10 @@
                 <w:noProof/>
               </w:rPr>
               <w:drawing>
-                <wp:inline distT="0" distB="0" distL="0" distR="0" wp14:anchorId="712B9AF5" wp14:editId="30E49A26">
+                <wp:inline distT="0" distB="0" distL="0" distR="0" wp14:anchorId="431F61E4" wp14:editId="25FB481D">
                   <wp:extent cx="2194560" cy="914400"/>
                   <wp:effectExtent l="0" t="0" r="0" b="0"/>
-                  <wp:docPr id="5" name="Picture 5"/>
+                  <wp:docPr id="4" name="Picture 4"/>
                   <wp:cNvGraphicFramePr>
                     <a:graphicFrameLocks xmlns:a="http://schemas.openxmlformats.org/drawingml/2006/main" noChangeAspect="1"/>
                   </wp:cNvGraphicFramePr>
@@ -2789,7 +2771,7 @@
                     <a:graphicData uri="http://schemas.openxmlformats.org/drawingml/2006/picture">
                       <pic:pic xmlns:pic="http://schemas.openxmlformats.org/drawingml/2006/picture">
                         <pic:nvPicPr>
-                          <pic:cNvPr id="0" name="frame600_trustmark_recompress_crf32.jpg"/>
+                          <pic:cNvPr id="0" name="frame600_dct_recompress_crf32.jpg"/>
                           <pic:cNvPicPr/>
                         </pic:nvPicPr>
                         <pic:blipFill>
@@ -2815,43 +2797,23 @@
             </w:r>
           </w:p>
         </w:tc>
-      </w:tr>
-      <w:tr>
-        <w:trPr>
-          <w:cnfStyle w:val="000000010000" w:firstRow="0" w:lastRow="0" w:firstColumn="0" w:lastColumn="0" w:oddVBand="0" w:evenVBand="0" w:oddHBand="0" w:evenHBand="1" w:firstRowFirstColumn="0" w:firstRowLastColumn="0" w:lastRowFirstColumn="0" w:lastRowLastColumn="0"/>
-        </w:trPr>
-        <w:tc>
-          <w:tcPr>
-            <w:cnfStyle w:val="001000000000" w:firstRow="0" w:lastRow="0" w:firstColumn="1" w:lastColumn="0" w:oddVBand="0" w:evenVBand="0" w:oddHBand="0" w:evenHBand="0" w:firstRowFirstColumn="0" w:firstRowLastColumn="0" w:lastRowFirstColumn="0" w:lastRowLastColumn="0"/>
+        <w:tc>
+          <w:tcPr>
             <w:tcW w:w="3120" w:type="dxa"/>
           </w:tcPr>
           <w:p>
-            <w:r>
-              <w:rPr>
-                <w:sz w:val="20"/>
-              </w:rPr>
-              <w:lastRenderedPageBreak/>
-              <w:t>recompress_crf36</w:t>
-            </w:r>
-          </w:p>
-        </w:tc>
-        <w:tc>
-          <w:tcPr>
-            <w:tcW w:w="3120" w:type="dxa"/>
-          </w:tcPr>
-          <w:p>
             <w:pPr>
-              <w:cnfStyle w:val="000000010000" w:firstRow="0" w:lastRow="0" w:firstColumn="0" w:lastColumn="0" w:oddVBand="0" w:evenVBand="0" w:oddHBand="0" w:evenHBand="1" w:firstRowFirstColumn="0" w:firstRowLastColumn="0" w:lastRowFirstColumn="0" w:lastRowLastColumn="0"/>
+              <w:cnfStyle w:val="000000100000" w:firstRow="0" w:lastRow="0" w:firstColumn="0" w:lastColumn="0" w:oddVBand="0" w:evenVBand="0" w:oddHBand="1" w:evenHBand="0" w:firstRowFirstColumn="0" w:firstRowLastColumn="0" w:lastRowFirstColumn="0" w:lastRowLastColumn="0"/>
             </w:pPr>
             <w:r>
               <w:rPr>
                 <w:noProof/>
               </w:rPr>
               <w:drawing>
-                <wp:inline distT="0" distB="0" distL="0" distR="0" wp14:anchorId="4CFA61EB" wp14:editId="3C8B6477">
+                <wp:inline distT="0" distB="0" distL="0" distR="0" wp14:anchorId="340A43AC" wp14:editId="08D2EDBC">
                   <wp:extent cx="2194560" cy="914400"/>
                   <wp:effectExtent l="0" t="0" r="0" b="0"/>
-                  <wp:docPr id="6" name="Picture 6"/>
+                  <wp:docPr id="5" name="Picture 5"/>
                   <wp:cNvGraphicFramePr>
                     <a:graphicFrameLocks xmlns:a="http://schemas.openxmlformats.org/drawingml/2006/main" noChangeAspect="1"/>
                   </wp:cNvGraphicFramePr>
@@ -2859,7 +2821,7 @@
                     <a:graphicData uri="http://schemas.openxmlformats.org/drawingml/2006/picture">
                       <pic:pic xmlns:pic="http://schemas.openxmlformats.org/drawingml/2006/picture">
                         <pic:nvPicPr>
-                          <pic:cNvPr id="0" name="frame600_dct_recompress_crf36.jpg"/>
+                          <pic:cNvPr id="0" name="frame600_trustmark_recompress_crf32.jpg"/>
                           <pic:cNvPicPr/>
                         </pic:nvPicPr>
                         <pic:blipFill>
@@ -2885,6 +2847,26 @@
             </w:r>
           </w:p>
         </w:tc>
+      </w:tr>
+      <w:tr>
+        <w:trPr>
+          <w:cnfStyle w:val="000000010000" w:firstRow="0" w:lastRow="0" w:firstColumn="0" w:lastColumn="0" w:oddVBand="0" w:evenVBand="0" w:oddHBand="0" w:evenHBand="1" w:firstRowFirstColumn="0" w:firstRowLastColumn="0" w:lastRowFirstColumn="0" w:lastRowLastColumn="0"/>
+        </w:trPr>
+        <w:tc>
+          <w:tcPr>
+            <w:cnfStyle w:val="001000000000" w:firstRow="0" w:lastRow="0" w:firstColumn="1" w:lastColumn="0" w:oddVBand="0" w:evenVBand="0" w:oddHBand="0" w:evenHBand="0" w:firstRowFirstColumn="0" w:firstRowLastColumn="0" w:lastRowFirstColumn="0" w:lastRowLastColumn="0"/>
+            <w:tcW w:w="3120" w:type="dxa"/>
+          </w:tcPr>
+          <w:p>
+            <w:r>
+              <w:rPr>
+                <w:sz w:val="20"/>
+              </w:rPr>
+              <w:lastRenderedPageBreak/>
+              <w:t>recompress_crf36</w:t>
+            </w:r>
+          </w:p>
+        </w:tc>
         <w:tc>
           <w:tcPr>
             <w:tcW w:w="3120" w:type="dxa"/>
@@ -2898,10 +2880,10 @@
                 <w:noProof/>
               </w:rPr>
               <w:drawing>
-                <wp:inline distT="0" distB="0" distL="0" distR="0" wp14:anchorId="4A99F8E1" wp14:editId="0FEDACCD">
+                <wp:inline distT="0" distB="0" distL="0" distR="0" wp14:anchorId="1EF70D61" wp14:editId="06C9120A">
                   <wp:extent cx="2194560" cy="914400"/>
                   <wp:effectExtent l="0" t="0" r="0" b="0"/>
-                  <wp:docPr id="7" name="Picture 7"/>
+                  <wp:docPr id="6" name="Picture 6"/>
                   <wp:cNvGraphicFramePr>
                     <a:graphicFrameLocks xmlns:a="http://schemas.openxmlformats.org/drawingml/2006/main" noChangeAspect="1"/>
                   </wp:cNvGraphicFramePr>
@@ -2909,7 +2891,7 @@
                     <a:graphicData uri="http://schemas.openxmlformats.org/drawingml/2006/picture">
                       <pic:pic xmlns:pic="http://schemas.openxmlformats.org/drawingml/2006/picture">
                         <pic:nvPicPr>
-                          <pic:cNvPr id="0" name="frame600_trustmark_recompress_crf36.jpg"/>
+                          <pic:cNvPr id="0" name="frame600_dct_recompress_crf36.jpg"/>
                           <pic:cNvPicPr/>
                         </pic:nvPicPr>
                         <pic:blipFill>
@@ -2935,42 +2917,23 @@
             </w:r>
           </w:p>
         </w:tc>
-      </w:tr>
-      <w:tr>
-        <w:trPr>
-          <w:cnfStyle w:val="000000100000" w:firstRow="0" w:lastRow="0" w:firstColumn="0" w:lastColumn="0" w:oddVBand="0" w:evenVBand="0" w:oddHBand="1" w:evenHBand="0" w:firstRowFirstColumn="0" w:firstRowLastColumn="0" w:lastRowFirstColumn="0" w:lastRowLastColumn="0"/>
-        </w:trPr>
-        <w:tc>
-          <w:tcPr>
-            <w:cnfStyle w:val="001000000000" w:firstRow="0" w:lastRow="0" w:firstColumn="1" w:lastColumn="0" w:oddVBand="0" w:evenVBand="0" w:oddHBand="0" w:evenHBand="0" w:firstRowFirstColumn="0" w:firstRowLastColumn="0" w:lastRowFirstColumn="0" w:lastRowLastColumn="0"/>
+        <w:tc>
+          <w:tcPr>
             <w:tcW w:w="3120" w:type="dxa"/>
           </w:tcPr>
           <w:p>
-            <w:r>
-              <w:rPr>
-                <w:sz w:val="20"/>
-              </w:rPr>
-              <w:t>transcode_x265</w:t>
-            </w:r>
-          </w:p>
-        </w:tc>
-        <w:tc>
-          <w:tcPr>
-            <w:tcW w:w="3120" w:type="dxa"/>
-          </w:tcPr>
-          <w:p>
             <w:pPr>
-              <w:cnfStyle w:val="000000100000" w:firstRow="0" w:lastRow="0" w:firstColumn="0" w:lastColumn="0" w:oddVBand="0" w:evenVBand="0" w:oddHBand="1" w:evenHBand="0" w:firstRowFirstColumn="0" w:firstRowLastColumn="0" w:lastRowFirstColumn="0" w:lastRowLastColumn="0"/>
+              <w:cnfStyle w:val="000000010000" w:firstRow="0" w:lastRow="0" w:firstColumn="0" w:lastColumn="0" w:oddVBand="0" w:evenVBand="0" w:oddHBand="0" w:evenHBand="1" w:firstRowFirstColumn="0" w:firstRowLastColumn="0" w:lastRowFirstColumn="0" w:lastRowLastColumn="0"/>
             </w:pPr>
             <w:r>
               <w:rPr>
                 <w:noProof/>
               </w:rPr>
               <w:drawing>
-                <wp:inline distT="0" distB="0" distL="0" distR="0" wp14:anchorId="2C0AFEE1" wp14:editId="3CE0BF60">
+                <wp:inline distT="0" distB="0" distL="0" distR="0" wp14:anchorId="6AC5CE44" wp14:editId="4186EF3A">
                   <wp:extent cx="2194560" cy="914400"/>
                   <wp:effectExtent l="0" t="0" r="0" b="0"/>
-                  <wp:docPr id="8" name="Picture 8"/>
+                  <wp:docPr id="7" name="Picture 7"/>
                   <wp:cNvGraphicFramePr>
                     <a:graphicFrameLocks xmlns:a="http://schemas.openxmlformats.org/drawingml/2006/main" noChangeAspect="1"/>
                   </wp:cNvGraphicFramePr>
@@ -2978,7 +2941,7 @@
                     <a:graphicData uri="http://schemas.openxmlformats.org/drawingml/2006/picture">
                       <pic:pic xmlns:pic="http://schemas.openxmlformats.org/drawingml/2006/picture">
                         <pic:nvPicPr>
-                          <pic:cNvPr id="0" name="frame600_dct_transcode_x265.jpg"/>
+                          <pic:cNvPr id="0" name="frame600_trustmark_recompress_crf36.jpg"/>
                           <pic:cNvPicPr/>
                         </pic:nvPicPr>
                         <pic:blipFill>
@@ -3004,6 +2967,25 @@
             </w:r>
           </w:p>
         </w:tc>
+      </w:tr>
+      <w:tr>
+        <w:trPr>
+          <w:cnfStyle w:val="000000100000" w:firstRow="0" w:lastRow="0" w:firstColumn="0" w:lastColumn="0" w:oddVBand="0" w:evenVBand="0" w:oddHBand="1" w:evenHBand="0" w:firstRowFirstColumn="0" w:firstRowLastColumn="0" w:lastRowFirstColumn="0" w:lastRowLastColumn="0"/>
+        </w:trPr>
+        <w:tc>
+          <w:tcPr>
+            <w:cnfStyle w:val="001000000000" w:firstRow="0" w:lastRow="0" w:firstColumn="1" w:lastColumn="0" w:oddVBand="0" w:evenVBand="0" w:oddHBand="0" w:evenHBand="0" w:firstRowFirstColumn="0" w:firstRowLastColumn="0" w:lastRowFirstColumn="0" w:lastRowLastColumn="0"/>
+            <w:tcW w:w="3120" w:type="dxa"/>
+          </w:tcPr>
+          <w:p>
+            <w:r>
+              <w:rPr>
+                <w:sz w:val="20"/>
+              </w:rPr>
+              <w:t>transcode_x265</w:t>
+            </w:r>
+          </w:p>
+        </w:tc>
         <w:tc>
           <w:tcPr>
             <w:tcW w:w="3120" w:type="dxa"/>
@@ -3017,10 +2999,10 @@
                 <w:noProof/>
               </w:rPr>
               <w:drawing>
-                <wp:inline distT="0" distB="0" distL="0" distR="0" wp14:anchorId="151AA436" wp14:editId="3A1A7965">
+                <wp:inline distT="0" distB="0" distL="0" distR="0" wp14:anchorId="70946CE4" wp14:editId="09226B74">
                   <wp:extent cx="2194560" cy="914400"/>
                   <wp:effectExtent l="0" t="0" r="0" b="0"/>
-                  <wp:docPr id="9" name="Picture 9"/>
+                  <wp:docPr id="8" name="Picture 8"/>
                   <wp:cNvGraphicFramePr>
                     <a:graphicFrameLocks xmlns:a="http://schemas.openxmlformats.org/drawingml/2006/main" noChangeAspect="1"/>
                   </wp:cNvGraphicFramePr>
@@ -3028,7 +3010,7 @@
                     <a:graphicData uri="http://schemas.openxmlformats.org/drawingml/2006/picture">
                       <pic:pic xmlns:pic="http://schemas.openxmlformats.org/drawingml/2006/picture">
                         <pic:nvPicPr>
-                          <pic:cNvPr id="0" name="frame600_trustmark_transcode_x265.jpg"/>
+                          <pic:cNvPr id="0" name="frame600_dct_transcode_x265.jpg"/>
                           <pic:cNvPicPr/>
                         </pic:nvPicPr>
                         <pic:blipFill>
@@ -3054,42 +3036,23 @@
             </w:r>
           </w:p>
         </w:tc>
-      </w:tr>
-      <w:tr>
-        <w:trPr>
-          <w:cnfStyle w:val="000000010000" w:firstRow="0" w:lastRow="0" w:firstColumn="0" w:lastColumn="0" w:oddVBand="0" w:evenVBand="0" w:oddHBand="0" w:evenHBand="1" w:firstRowFirstColumn="0" w:firstRowLastColumn="0" w:lastRowFirstColumn="0" w:lastRowLastColumn="0"/>
-        </w:trPr>
-        <w:tc>
-          <w:tcPr>
-            <w:cnfStyle w:val="001000000000" w:firstRow="0" w:lastRow="0" w:firstColumn="1" w:lastColumn="0" w:oddVBand="0" w:evenVBand="0" w:oddHBand="0" w:evenHBand="0" w:firstRowFirstColumn="0" w:firstRowLastColumn="0" w:lastRowFirstColumn="0" w:lastRowLastColumn="0"/>
+        <w:tc>
+          <w:tcPr>
             <w:tcW w:w="3120" w:type="dxa"/>
           </w:tcPr>
           <w:p>
-            <w:r>
-              <w:rPr>
-                <w:sz w:val="20"/>
-              </w:rPr>
-              <w:t>resize_0.75</w:t>
-            </w:r>
-          </w:p>
-        </w:tc>
-        <w:tc>
-          <w:tcPr>
-            <w:tcW w:w="3120" w:type="dxa"/>
-          </w:tcPr>
-          <w:p>
             <w:pPr>
-              <w:cnfStyle w:val="000000010000" w:firstRow="0" w:lastRow="0" w:firstColumn="0" w:lastColumn="0" w:oddVBand="0" w:evenVBand="0" w:oddHBand="0" w:evenHBand="1" w:firstRowFirstColumn="0" w:firstRowLastColumn="0" w:lastRowFirstColumn="0" w:lastRowLastColumn="0"/>
+              <w:cnfStyle w:val="000000100000" w:firstRow="0" w:lastRow="0" w:firstColumn="0" w:lastColumn="0" w:oddVBand="0" w:evenVBand="0" w:oddHBand="1" w:evenHBand="0" w:firstRowFirstColumn="0" w:firstRowLastColumn="0" w:lastRowFirstColumn="0" w:lastRowLastColumn="0"/>
             </w:pPr>
             <w:r>
               <w:rPr>
                 <w:noProof/>
               </w:rPr>
               <w:drawing>
-                <wp:inline distT="0" distB="0" distL="0" distR="0" wp14:anchorId="24AFE000" wp14:editId="0A311E58">
+                <wp:inline distT="0" distB="0" distL="0" distR="0" wp14:anchorId="088107F4" wp14:editId="591AC1B4">
                   <wp:extent cx="2194560" cy="914400"/>
                   <wp:effectExtent l="0" t="0" r="0" b="0"/>
-                  <wp:docPr id="10" name="Picture 10"/>
+                  <wp:docPr id="9" name="Picture 9"/>
                   <wp:cNvGraphicFramePr>
                     <a:graphicFrameLocks xmlns:a="http://schemas.openxmlformats.org/drawingml/2006/main" noChangeAspect="1"/>
                   </wp:cNvGraphicFramePr>
@@ -3097,7 +3060,7 @@
                     <a:graphicData uri="http://schemas.openxmlformats.org/drawingml/2006/picture">
                       <pic:pic xmlns:pic="http://schemas.openxmlformats.org/drawingml/2006/picture">
                         <pic:nvPicPr>
-                          <pic:cNvPr id="0" name="frame600_dct_resize_0.75.jpg"/>
+                          <pic:cNvPr id="0" name="frame600_trustmark_transcode_x265.jpg"/>
                           <pic:cNvPicPr/>
                         </pic:nvPicPr>
                         <pic:blipFill>
@@ -3123,6 +3086,25 @@
             </w:r>
           </w:p>
         </w:tc>
+      </w:tr>
+      <w:tr>
+        <w:trPr>
+          <w:cnfStyle w:val="000000010000" w:firstRow="0" w:lastRow="0" w:firstColumn="0" w:lastColumn="0" w:oddVBand="0" w:evenVBand="0" w:oddHBand="0" w:evenHBand="1" w:firstRowFirstColumn="0" w:firstRowLastColumn="0" w:lastRowFirstColumn="0" w:lastRowLastColumn="0"/>
+        </w:trPr>
+        <w:tc>
+          <w:tcPr>
+            <w:cnfStyle w:val="001000000000" w:firstRow="0" w:lastRow="0" w:firstColumn="1" w:lastColumn="0" w:oddVBand="0" w:evenVBand="0" w:oddHBand="0" w:evenHBand="0" w:firstRowFirstColumn="0" w:firstRowLastColumn="0" w:lastRowFirstColumn="0" w:lastRowLastColumn="0"/>
+            <w:tcW w:w="3120" w:type="dxa"/>
+          </w:tcPr>
+          <w:p>
+            <w:r>
+              <w:rPr>
+                <w:sz w:val="20"/>
+              </w:rPr>
+              <w:t>resize_0.75</w:t>
+            </w:r>
+          </w:p>
+        </w:tc>
         <w:tc>
           <w:tcPr>
             <w:tcW w:w="3120" w:type="dxa"/>
@@ -3136,10 +3118,10 @@
                 <w:noProof/>
               </w:rPr>
               <w:drawing>
-                <wp:inline distT="0" distB="0" distL="0" distR="0" wp14:anchorId="1965CE3E" wp14:editId="71A5E3CE">
+                <wp:inline distT="0" distB="0" distL="0" distR="0" wp14:anchorId="7285FAB8" wp14:editId="18F04701">
                   <wp:extent cx="2194560" cy="914400"/>
                   <wp:effectExtent l="0" t="0" r="0" b="0"/>
-                  <wp:docPr id="11" name="Picture 11"/>
+                  <wp:docPr id="10" name="Picture 10"/>
                   <wp:cNvGraphicFramePr>
                     <a:graphicFrameLocks xmlns:a="http://schemas.openxmlformats.org/drawingml/2006/main" noChangeAspect="1"/>
                   </wp:cNvGraphicFramePr>
@@ -3147,7 +3129,7 @@
                     <a:graphicData uri="http://schemas.openxmlformats.org/drawingml/2006/picture">
                       <pic:pic xmlns:pic="http://schemas.openxmlformats.org/drawingml/2006/picture">
                         <pic:nvPicPr>
-                          <pic:cNvPr id="0" name="frame600_trustmark_resize_0.75.jpg"/>
+                          <pic:cNvPr id="0" name="frame600_dct_resize_0.75.jpg"/>
                           <pic:cNvPicPr/>
                         </pic:nvPicPr>
                         <pic:blipFill>
@@ -3173,42 +3155,23 @@
             </w:r>
           </w:p>
         </w:tc>
-      </w:tr>
-      <w:tr>
-        <w:trPr>
-          <w:cnfStyle w:val="000000100000" w:firstRow="0" w:lastRow="0" w:firstColumn="0" w:lastColumn="0" w:oddVBand="0" w:evenVBand="0" w:oddHBand="1" w:evenHBand="0" w:firstRowFirstColumn="0" w:firstRowLastColumn="0" w:lastRowFirstColumn="0" w:lastRowLastColumn="0"/>
-        </w:trPr>
-        <w:tc>
-          <w:tcPr>
-            <w:cnfStyle w:val="001000000000" w:firstRow="0" w:lastRow="0" w:firstColumn="1" w:lastColumn="0" w:oddVBand="0" w:evenVBand="0" w:oddHBand="0" w:evenHBand="0" w:firstRowFirstColumn="0" w:firstRowLastColumn="0" w:lastRowFirstColumn="0" w:lastRowLastColumn="0"/>
+        <w:tc>
+          <w:tcPr>
             <w:tcW w:w="3120" w:type="dxa"/>
           </w:tcPr>
           <w:p>
-            <w:r>
-              <w:rPr>
-                <w:sz w:val="20"/>
-              </w:rPr>
-              <w:t>resize_0.5</w:t>
-            </w:r>
-          </w:p>
-        </w:tc>
-        <w:tc>
-          <w:tcPr>
-            <w:tcW w:w="3120" w:type="dxa"/>
-          </w:tcPr>
-          <w:p>
             <w:pPr>
-              <w:cnfStyle w:val="000000100000" w:firstRow="0" w:lastRow="0" w:firstColumn="0" w:lastColumn="0" w:oddVBand="0" w:evenVBand="0" w:oddHBand="1" w:evenHBand="0" w:firstRowFirstColumn="0" w:firstRowLastColumn="0" w:lastRowFirstColumn="0" w:lastRowLastColumn="0"/>
+              <w:cnfStyle w:val="000000010000" w:firstRow="0" w:lastRow="0" w:firstColumn="0" w:lastColumn="0" w:oddVBand="0" w:evenVBand="0" w:oddHBand="0" w:evenHBand="1" w:firstRowFirstColumn="0" w:firstRowLastColumn="0" w:lastRowFirstColumn="0" w:lastRowLastColumn="0"/>
             </w:pPr>
             <w:r>
               <w:rPr>
                 <w:noProof/>
               </w:rPr>
               <w:drawing>
-                <wp:inline distT="0" distB="0" distL="0" distR="0" wp14:anchorId="04215A63" wp14:editId="0E9547E2">
+                <wp:inline distT="0" distB="0" distL="0" distR="0" wp14:anchorId="54E0A2E4" wp14:editId="48D5E124">
                   <wp:extent cx="2194560" cy="914400"/>
                   <wp:effectExtent l="0" t="0" r="0" b="0"/>
-                  <wp:docPr id="12" name="Picture 12"/>
+                  <wp:docPr id="11" name="Picture 11"/>
                   <wp:cNvGraphicFramePr>
                     <a:graphicFrameLocks xmlns:a="http://schemas.openxmlformats.org/drawingml/2006/main" noChangeAspect="1"/>
                   </wp:cNvGraphicFramePr>
@@ -3216,7 +3179,7 @@
                     <a:graphicData uri="http://schemas.openxmlformats.org/drawingml/2006/picture">
                       <pic:pic xmlns:pic="http://schemas.openxmlformats.org/drawingml/2006/picture">
                         <pic:nvPicPr>
-                          <pic:cNvPr id="0" name="frame600_dct_resize_0.5.jpg"/>
+                          <pic:cNvPr id="0" name="frame600_trustmark_resize_0.75.jpg"/>
                           <pic:cNvPicPr/>
                         </pic:nvPicPr>
                         <pic:blipFill>
@@ -3242,6 +3205,25 @@
             </w:r>
           </w:p>
         </w:tc>
+      </w:tr>
+      <w:tr>
+        <w:trPr>
+          <w:cnfStyle w:val="000000100000" w:firstRow="0" w:lastRow="0" w:firstColumn="0" w:lastColumn="0" w:oddVBand="0" w:evenVBand="0" w:oddHBand="1" w:evenHBand="0" w:firstRowFirstColumn="0" w:firstRowLastColumn="0" w:lastRowFirstColumn="0" w:lastRowLastColumn="0"/>
+        </w:trPr>
+        <w:tc>
+          <w:tcPr>
+            <w:cnfStyle w:val="001000000000" w:firstRow="0" w:lastRow="0" w:firstColumn="1" w:lastColumn="0" w:oddVBand="0" w:evenVBand="0" w:oddHBand="0" w:evenHBand="0" w:firstRowFirstColumn="0" w:firstRowLastColumn="0" w:lastRowFirstColumn="0" w:lastRowLastColumn="0"/>
+            <w:tcW w:w="3120" w:type="dxa"/>
+          </w:tcPr>
+          <w:p>
+            <w:r>
+              <w:rPr>
+                <w:sz w:val="20"/>
+              </w:rPr>
+              <w:t>resize_0.5</w:t>
+            </w:r>
+          </w:p>
+        </w:tc>
         <w:tc>
           <w:tcPr>
             <w:tcW w:w="3120" w:type="dxa"/>
@@ -3255,10 +3237,10 @@
                 <w:noProof/>
               </w:rPr>
               <w:drawing>
-                <wp:inline distT="0" distB="0" distL="0" distR="0" wp14:anchorId="0FF35A42" wp14:editId="05DA4F73">
+                <wp:inline distT="0" distB="0" distL="0" distR="0" wp14:anchorId="502AF386" wp14:editId="1ACD4688">
                   <wp:extent cx="2194560" cy="914400"/>
                   <wp:effectExtent l="0" t="0" r="0" b="0"/>
-                  <wp:docPr id="13" name="Picture 13"/>
+                  <wp:docPr id="12" name="Picture 12"/>
                   <wp:cNvGraphicFramePr>
                     <a:graphicFrameLocks xmlns:a="http://schemas.openxmlformats.org/drawingml/2006/main" noChangeAspect="1"/>
                   </wp:cNvGraphicFramePr>
@@ -3266,7 +3248,7 @@
                     <a:graphicData uri="http://schemas.openxmlformats.org/drawingml/2006/picture">
                       <pic:pic xmlns:pic="http://schemas.openxmlformats.org/drawingml/2006/picture">
                         <pic:nvPicPr>
-                          <pic:cNvPr id="0" name="frame600_trustmark_resize_0.5.jpg"/>
+                          <pic:cNvPr id="0" name="frame600_dct_resize_0.5.jpg"/>
                           <pic:cNvPicPr/>
                         </pic:nvPicPr>
                         <pic:blipFill>
@@ -3292,42 +3274,23 @@
             </w:r>
           </w:p>
         </w:tc>
-      </w:tr>
-      <w:tr>
-        <w:trPr>
-          <w:cnfStyle w:val="000000010000" w:firstRow="0" w:lastRow="0" w:firstColumn="0" w:lastColumn="0" w:oddVBand="0" w:evenVBand="0" w:oddHBand="0" w:evenHBand="1" w:firstRowFirstColumn="0" w:firstRowLastColumn="0" w:lastRowFirstColumn="0" w:lastRowLastColumn="0"/>
-        </w:trPr>
-        <w:tc>
-          <w:tcPr>
-            <w:cnfStyle w:val="001000000000" w:firstRow="0" w:lastRow="0" w:firstColumn="1" w:lastColumn="0" w:oddVBand="0" w:evenVBand="0" w:oddHBand="0" w:evenHBand="0" w:firstRowFirstColumn="0" w:firstRowLastColumn="0" w:lastRowFirstColumn="0" w:lastRowLastColumn="0"/>
+        <w:tc>
+          <w:tcPr>
             <w:tcW w:w="3120" w:type="dxa"/>
           </w:tcPr>
           <w:p>
-            <w:r>
-              <w:rPr>
-                <w:sz w:val="20"/>
-              </w:rPr>
-              <w:t>crop_0.8</w:t>
-            </w:r>
-          </w:p>
-        </w:tc>
-        <w:tc>
-          <w:tcPr>
-            <w:tcW w:w="3120" w:type="dxa"/>
-          </w:tcPr>
-          <w:p>
             <w:pPr>
-              <w:cnfStyle w:val="000000010000" w:firstRow="0" w:lastRow="0" w:firstColumn="0" w:lastColumn="0" w:oddVBand="0" w:evenVBand="0" w:oddHBand="0" w:evenHBand="1" w:firstRowFirstColumn="0" w:firstRowLastColumn="0" w:lastRowFirstColumn="0" w:lastRowLastColumn="0"/>
+              <w:cnfStyle w:val="000000100000" w:firstRow="0" w:lastRow="0" w:firstColumn="0" w:lastColumn="0" w:oddVBand="0" w:evenVBand="0" w:oddHBand="1" w:evenHBand="0" w:firstRowFirstColumn="0" w:firstRowLastColumn="0" w:lastRowFirstColumn="0" w:lastRowLastColumn="0"/>
             </w:pPr>
             <w:r>
               <w:rPr>
                 <w:noProof/>
               </w:rPr>
               <w:drawing>
-                <wp:inline distT="0" distB="0" distL="0" distR="0" wp14:anchorId="2326AE78" wp14:editId="1DFFF435">
+                <wp:inline distT="0" distB="0" distL="0" distR="0" wp14:anchorId="501783A1" wp14:editId="3121A87B">
                   <wp:extent cx="2194560" cy="914400"/>
                   <wp:effectExtent l="0" t="0" r="0" b="0"/>
-                  <wp:docPr id="14" name="Picture 14"/>
+                  <wp:docPr id="13" name="Picture 13"/>
                   <wp:cNvGraphicFramePr>
                     <a:graphicFrameLocks xmlns:a="http://schemas.openxmlformats.org/drawingml/2006/main" noChangeAspect="1"/>
                   </wp:cNvGraphicFramePr>
@@ -3335,7 +3298,7 @@
                     <a:graphicData uri="http://schemas.openxmlformats.org/drawingml/2006/picture">
                       <pic:pic xmlns:pic="http://schemas.openxmlformats.org/drawingml/2006/picture">
                         <pic:nvPicPr>
-                          <pic:cNvPr id="0" name="frame600_dct_crop_0.8.jpg"/>
+                          <pic:cNvPr id="0" name="frame600_trustmark_resize_0.5.jpg"/>
                           <pic:cNvPicPr/>
                         </pic:nvPicPr>
                         <pic:blipFill>
@@ -3361,6 +3324,25 @@
             </w:r>
           </w:p>
         </w:tc>
+      </w:tr>
+      <w:tr>
+        <w:trPr>
+          <w:cnfStyle w:val="000000010000" w:firstRow="0" w:lastRow="0" w:firstColumn="0" w:lastColumn="0" w:oddVBand="0" w:evenVBand="0" w:oddHBand="0" w:evenHBand="1" w:firstRowFirstColumn="0" w:firstRowLastColumn="0" w:lastRowFirstColumn="0" w:lastRowLastColumn="0"/>
+        </w:trPr>
+        <w:tc>
+          <w:tcPr>
+            <w:cnfStyle w:val="001000000000" w:firstRow="0" w:lastRow="0" w:firstColumn="1" w:lastColumn="0" w:oddVBand="0" w:evenVBand="0" w:oddHBand="0" w:evenHBand="0" w:firstRowFirstColumn="0" w:firstRowLastColumn="0" w:lastRowFirstColumn="0" w:lastRowLastColumn="0"/>
+            <w:tcW w:w="3120" w:type="dxa"/>
+          </w:tcPr>
+          <w:p>
+            <w:r>
+              <w:rPr>
+                <w:sz w:val="20"/>
+              </w:rPr>
+              <w:t>crop_0.8</w:t>
+            </w:r>
+          </w:p>
+        </w:tc>
         <w:tc>
           <w:tcPr>
             <w:tcW w:w="3120" w:type="dxa"/>
@@ -3374,10 +3356,10 @@
                 <w:noProof/>
               </w:rPr>
               <w:drawing>
-                <wp:inline distT="0" distB="0" distL="0" distR="0" wp14:anchorId="7F485B15" wp14:editId="15DB3FEC">
+                <wp:inline distT="0" distB="0" distL="0" distR="0" wp14:anchorId="73494D39" wp14:editId="5E247C0A">
                   <wp:extent cx="2194560" cy="914400"/>
                   <wp:effectExtent l="0" t="0" r="0" b="0"/>
-                  <wp:docPr id="15" name="Picture 15"/>
+                  <wp:docPr id="14" name="Picture 14"/>
                   <wp:cNvGraphicFramePr>
                     <a:graphicFrameLocks xmlns:a="http://schemas.openxmlformats.org/drawingml/2006/main" noChangeAspect="1"/>
                   </wp:cNvGraphicFramePr>
@@ -3385,7 +3367,7 @@
                     <a:graphicData uri="http://schemas.openxmlformats.org/drawingml/2006/picture">
                       <pic:pic xmlns:pic="http://schemas.openxmlformats.org/drawingml/2006/picture">
                         <pic:nvPicPr>
-                          <pic:cNvPr id="0" name="frame600_trustmark_crop_0.8.jpg"/>
+                          <pic:cNvPr id="0" name="frame600_dct_crop_0.8.jpg"/>
                           <pic:cNvPicPr/>
                         </pic:nvPicPr>
                         <pic:blipFill>
@@ -3411,42 +3393,23 @@
             </w:r>
           </w:p>
         </w:tc>
-      </w:tr>
-      <w:tr>
-        <w:trPr>
-          <w:cnfStyle w:val="000000100000" w:firstRow="0" w:lastRow="0" w:firstColumn="0" w:lastColumn="0" w:oddVBand="0" w:evenVBand="0" w:oddHBand="1" w:evenHBand="0" w:firstRowFirstColumn="0" w:firstRowLastColumn="0" w:lastRowFirstColumn="0" w:lastRowLastColumn="0"/>
-        </w:trPr>
-        <w:tc>
-          <w:tcPr>
-            <w:cnfStyle w:val="001000000000" w:firstRow="0" w:lastRow="0" w:firstColumn="1" w:lastColumn="0" w:oddVBand="0" w:evenVBand="0" w:oddHBand="0" w:evenHBand="0" w:firstRowFirstColumn="0" w:firstRowLastColumn="0" w:lastRowFirstColumn="0" w:lastRowLastColumn="0"/>
+        <w:tc>
+          <w:tcPr>
             <w:tcW w:w="3120" w:type="dxa"/>
           </w:tcPr>
           <w:p>
-            <w:r>
-              <w:rPr>
-                <w:sz w:val="20"/>
-              </w:rPr>
-              <w:t>crop_0.6</w:t>
-            </w:r>
-          </w:p>
-        </w:tc>
-        <w:tc>
-          <w:tcPr>
-            <w:tcW w:w="3120" w:type="dxa"/>
-          </w:tcPr>
-          <w:p>
             <w:pPr>
-              <w:cnfStyle w:val="000000100000" w:firstRow="0" w:lastRow="0" w:firstColumn="0" w:lastColumn="0" w:oddVBand="0" w:evenVBand="0" w:oddHBand="1" w:evenHBand="0" w:firstRowFirstColumn="0" w:firstRowLastColumn="0" w:lastRowFirstColumn="0" w:lastRowLastColumn="0"/>
+              <w:cnfStyle w:val="000000010000" w:firstRow="0" w:lastRow="0" w:firstColumn="0" w:lastColumn="0" w:oddVBand="0" w:evenVBand="0" w:oddHBand="0" w:evenHBand="1" w:firstRowFirstColumn="0" w:firstRowLastColumn="0" w:lastRowFirstColumn="0" w:lastRowLastColumn="0"/>
             </w:pPr>
             <w:r>
               <w:rPr>
                 <w:noProof/>
               </w:rPr>
               <w:drawing>
-                <wp:inline distT="0" distB="0" distL="0" distR="0" wp14:anchorId="17300DFD" wp14:editId="299560CD">
+                <wp:inline distT="0" distB="0" distL="0" distR="0" wp14:anchorId="38B780E5" wp14:editId="72D8B54B">
                   <wp:extent cx="2194560" cy="914400"/>
                   <wp:effectExtent l="0" t="0" r="0" b="0"/>
-                  <wp:docPr id="16" name="Picture 16"/>
+                  <wp:docPr id="15" name="Picture 15"/>
                   <wp:cNvGraphicFramePr>
                     <a:graphicFrameLocks xmlns:a="http://schemas.openxmlformats.org/drawingml/2006/main" noChangeAspect="1"/>
                   </wp:cNvGraphicFramePr>
@@ -3454,7 +3417,7 @@
                     <a:graphicData uri="http://schemas.openxmlformats.org/drawingml/2006/picture">
                       <pic:pic xmlns:pic="http://schemas.openxmlformats.org/drawingml/2006/picture">
                         <pic:nvPicPr>
-                          <pic:cNvPr id="0" name="frame600_dct_crop_0.6.jpg"/>
+                          <pic:cNvPr id="0" name="frame600_trustmark_crop_0.8.jpg"/>
                           <pic:cNvPicPr/>
                         </pic:nvPicPr>
                         <pic:blipFill>
@@ -3480,6 +3443,25 @@
             </w:r>
           </w:p>
         </w:tc>
+      </w:tr>
+      <w:tr>
+        <w:trPr>
+          <w:cnfStyle w:val="000000100000" w:firstRow="0" w:lastRow="0" w:firstColumn="0" w:lastColumn="0" w:oddVBand="0" w:evenVBand="0" w:oddHBand="1" w:evenHBand="0" w:firstRowFirstColumn="0" w:firstRowLastColumn="0" w:lastRowFirstColumn="0" w:lastRowLastColumn="0"/>
+        </w:trPr>
+        <w:tc>
+          <w:tcPr>
+            <w:cnfStyle w:val="001000000000" w:firstRow="0" w:lastRow="0" w:firstColumn="1" w:lastColumn="0" w:oddVBand="0" w:evenVBand="0" w:oddHBand="0" w:evenHBand="0" w:firstRowFirstColumn="0" w:firstRowLastColumn="0" w:lastRowFirstColumn="0" w:lastRowLastColumn="0"/>
+            <w:tcW w:w="3120" w:type="dxa"/>
+          </w:tcPr>
+          <w:p>
+            <w:r>
+              <w:rPr>
+                <w:sz w:val="20"/>
+              </w:rPr>
+              <w:t>crop_0.6</w:t>
+            </w:r>
+          </w:p>
+        </w:tc>
         <w:tc>
           <w:tcPr>
             <w:tcW w:w="3120" w:type="dxa"/>
@@ -3493,10 +3475,10 @@
                 <w:noProof/>
               </w:rPr>
               <w:drawing>
-                <wp:inline distT="0" distB="0" distL="0" distR="0" wp14:anchorId="62AF73A9" wp14:editId="7FF4F667">
+                <wp:inline distT="0" distB="0" distL="0" distR="0" wp14:anchorId="7EAFF1DB" wp14:editId="3EDE6940">
                   <wp:extent cx="2194560" cy="914400"/>
                   <wp:effectExtent l="0" t="0" r="0" b="0"/>
-                  <wp:docPr id="17" name="Picture 17"/>
+                  <wp:docPr id="16" name="Picture 16"/>
                   <wp:cNvGraphicFramePr>
                     <a:graphicFrameLocks xmlns:a="http://schemas.openxmlformats.org/drawingml/2006/main" noChangeAspect="1"/>
                   </wp:cNvGraphicFramePr>
@@ -3504,7 +3486,7 @@
                     <a:graphicData uri="http://schemas.openxmlformats.org/drawingml/2006/picture">
                       <pic:pic xmlns:pic="http://schemas.openxmlformats.org/drawingml/2006/picture">
                         <pic:nvPicPr>
-                          <pic:cNvPr id="0" name="frame600_trustmark_crop_0.6.jpg"/>
+                          <pic:cNvPr id="0" name="frame600_dct_crop_0.6.jpg"/>
                           <pic:cNvPicPr/>
                         </pic:nvPicPr>
                         <pic:blipFill>
@@ -3530,42 +3512,23 @@
             </w:r>
           </w:p>
         </w:tc>
-      </w:tr>
-      <w:tr>
-        <w:trPr>
-          <w:cnfStyle w:val="000000010000" w:firstRow="0" w:lastRow="0" w:firstColumn="0" w:lastColumn="0" w:oddVBand="0" w:evenVBand="0" w:oddHBand="0" w:evenHBand="1" w:firstRowFirstColumn="0" w:firstRowLastColumn="0" w:lastRowFirstColumn="0" w:lastRowLastColumn="0"/>
-        </w:trPr>
-        <w:tc>
-          <w:tcPr>
-            <w:cnfStyle w:val="001000000000" w:firstRow="0" w:lastRow="0" w:firstColumn="1" w:lastColumn="0" w:oddVBand="0" w:evenVBand="0" w:oddHBand="0" w:evenHBand="0" w:firstRowFirstColumn="0" w:firstRowLastColumn="0" w:lastRowFirstColumn="0" w:lastRowLastColumn="0"/>
+        <w:tc>
+          <w:tcPr>
             <w:tcW w:w="3120" w:type="dxa"/>
           </w:tcPr>
           <w:p>
-            <w:r>
-              <w:rPr>
-                <w:sz w:val="20"/>
-              </w:rPr>
-              <w:t>noise_sigma2</w:t>
-            </w:r>
-          </w:p>
-        </w:tc>
-        <w:tc>
-          <w:tcPr>
-            <w:tcW w:w="3120" w:type="dxa"/>
-          </w:tcPr>
-          <w:p>
             <w:pPr>
-              <w:cnfStyle w:val="000000010000" w:firstRow="0" w:lastRow="0" w:firstColumn="0" w:lastColumn="0" w:oddVBand="0" w:evenVBand="0" w:oddHBand="0" w:evenHBand="1" w:firstRowFirstColumn="0" w:firstRowLastColumn="0" w:lastRowFirstColumn="0" w:lastRowLastColumn="0"/>
+              <w:cnfStyle w:val="000000100000" w:firstRow="0" w:lastRow="0" w:firstColumn="0" w:lastColumn="0" w:oddVBand="0" w:evenVBand="0" w:oddHBand="1" w:evenHBand="0" w:firstRowFirstColumn="0" w:firstRowLastColumn="0" w:lastRowFirstColumn="0" w:lastRowLastColumn="0"/>
             </w:pPr>
             <w:r>
               <w:rPr>
                 <w:noProof/>
               </w:rPr>
               <w:drawing>
-                <wp:inline distT="0" distB="0" distL="0" distR="0" wp14:anchorId="739DCFB7" wp14:editId="08369AE4">
+                <wp:inline distT="0" distB="0" distL="0" distR="0" wp14:anchorId="75789E7A" wp14:editId="2F64B38B">
                   <wp:extent cx="2194560" cy="914400"/>
                   <wp:effectExtent l="0" t="0" r="0" b="0"/>
-                  <wp:docPr id="18" name="Picture 18"/>
+                  <wp:docPr id="17" name="Picture 17"/>
                   <wp:cNvGraphicFramePr>
                     <a:graphicFrameLocks xmlns:a="http://schemas.openxmlformats.org/drawingml/2006/main" noChangeAspect="1"/>
                   </wp:cNvGraphicFramePr>
@@ -3573,7 +3536,7 @@
                     <a:graphicData uri="http://schemas.openxmlformats.org/drawingml/2006/picture">
                       <pic:pic xmlns:pic="http://schemas.openxmlformats.org/drawingml/2006/picture">
                         <pic:nvPicPr>
-                          <pic:cNvPr id="0" name="frame600_dct_noise_sigma2.jpg"/>
+                          <pic:cNvPr id="0" name="frame600_trustmark_crop_0.6.jpg"/>
                           <pic:cNvPicPr/>
                         </pic:nvPicPr>
                         <pic:blipFill>
@@ -3599,6 +3562,25 @@
             </w:r>
           </w:p>
         </w:tc>
+      </w:tr>
+      <w:tr>
+        <w:trPr>
+          <w:cnfStyle w:val="000000010000" w:firstRow="0" w:lastRow="0" w:firstColumn="0" w:lastColumn="0" w:oddVBand="0" w:evenVBand="0" w:oddHBand="0" w:evenHBand="1" w:firstRowFirstColumn="0" w:firstRowLastColumn="0" w:lastRowFirstColumn="0" w:lastRowLastColumn="0"/>
+        </w:trPr>
+        <w:tc>
+          <w:tcPr>
+            <w:cnfStyle w:val="001000000000" w:firstRow="0" w:lastRow="0" w:firstColumn="1" w:lastColumn="0" w:oddVBand="0" w:evenVBand="0" w:oddHBand="0" w:evenHBand="0" w:firstRowFirstColumn="0" w:firstRowLastColumn="0" w:lastRowFirstColumn="0" w:lastRowLastColumn="0"/>
+            <w:tcW w:w="3120" w:type="dxa"/>
+          </w:tcPr>
+          <w:p>
+            <w:r>
+              <w:rPr>
+                <w:sz w:val="20"/>
+              </w:rPr>
+              <w:t>noise_sigma2</w:t>
+            </w:r>
+          </w:p>
+        </w:tc>
         <w:tc>
           <w:tcPr>
             <w:tcW w:w="3120" w:type="dxa"/>
@@ -3612,10 +3594,10 @@
                 <w:noProof/>
               </w:rPr>
               <w:drawing>
-                <wp:inline distT="0" distB="0" distL="0" distR="0" wp14:anchorId="31E0D699" wp14:editId="19958726">
+                <wp:inline distT="0" distB="0" distL="0" distR="0" wp14:anchorId="4548B3B0" wp14:editId="112238C3">
                   <wp:extent cx="2194560" cy="914400"/>
                   <wp:effectExtent l="0" t="0" r="0" b="0"/>
-                  <wp:docPr id="19" name="Picture 19"/>
+                  <wp:docPr id="18" name="Picture 18"/>
                   <wp:cNvGraphicFramePr>
                     <a:graphicFrameLocks xmlns:a="http://schemas.openxmlformats.org/drawingml/2006/main" noChangeAspect="1"/>
                   </wp:cNvGraphicFramePr>
@@ -3623,7 +3605,7 @@
                     <a:graphicData uri="http://schemas.openxmlformats.org/drawingml/2006/picture">
                       <pic:pic xmlns:pic="http://schemas.openxmlformats.org/drawingml/2006/picture">
                         <pic:nvPicPr>
-                          <pic:cNvPr id="0" name="frame600_trustmark_noise_sigma2.jpg"/>
+                          <pic:cNvPr id="0" name="frame600_dct_noise_sigma2.jpg"/>
                           <pic:cNvPicPr/>
                         </pic:nvPicPr>
                         <pic:blipFill>
@@ -3649,42 +3631,23 @@
             </w:r>
           </w:p>
         </w:tc>
-      </w:tr>
-      <w:tr>
-        <w:trPr>
-          <w:cnfStyle w:val="000000100000" w:firstRow="0" w:lastRow="0" w:firstColumn="0" w:lastColumn="0" w:oddVBand="0" w:evenVBand="0" w:oddHBand="1" w:evenHBand="0" w:firstRowFirstColumn="0" w:firstRowLastColumn="0" w:lastRowFirstColumn="0" w:lastRowLastColumn="0"/>
-        </w:trPr>
-        <w:tc>
-          <w:tcPr>
-            <w:cnfStyle w:val="001000000000" w:firstRow="0" w:lastRow="0" w:firstColumn="1" w:lastColumn="0" w:oddVBand="0" w:evenVBand="0" w:oddHBand="0" w:evenHBand="0" w:firstRowFirstColumn="0" w:firstRowLastColumn="0" w:lastRowFirstColumn="0" w:lastRowLastColumn="0"/>
+        <w:tc>
+          <w:tcPr>
             <w:tcW w:w="3120" w:type="dxa"/>
           </w:tcPr>
           <w:p>
-            <w:r>
-              <w:rPr>
-                <w:sz w:val="20"/>
-              </w:rPr>
-              <w:t>noise_sigma5</w:t>
-            </w:r>
-          </w:p>
-        </w:tc>
-        <w:tc>
-          <w:tcPr>
-            <w:tcW w:w="3120" w:type="dxa"/>
-          </w:tcPr>
-          <w:p>
             <w:pPr>
-              <w:cnfStyle w:val="000000100000" w:firstRow="0" w:lastRow="0" w:firstColumn="0" w:lastColumn="0" w:oddVBand="0" w:evenVBand="0" w:oddHBand="1" w:evenHBand="0" w:firstRowFirstColumn="0" w:firstRowLastColumn="0" w:lastRowFirstColumn="0" w:lastRowLastColumn="0"/>
+              <w:cnfStyle w:val="000000010000" w:firstRow="0" w:lastRow="0" w:firstColumn="0" w:lastColumn="0" w:oddVBand="0" w:evenVBand="0" w:oddHBand="0" w:evenHBand="1" w:firstRowFirstColumn="0" w:firstRowLastColumn="0" w:lastRowFirstColumn="0" w:lastRowLastColumn="0"/>
             </w:pPr>
             <w:r>
               <w:rPr>
                 <w:noProof/>
               </w:rPr>
               <w:drawing>
-                <wp:inline distT="0" distB="0" distL="0" distR="0" wp14:anchorId="186E6EEF" wp14:editId="5FA28E28">
+                <wp:inline distT="0" distB="0" distL="0" distR="0" wp14:anchorId="68E851CD" wp14:editId="339711D2">
                   <wp:extent cx="2194560" cy="914400"/>
                   <wp:effectExtent l="0" t="0" r="0" b="0"/>
-                  <wp:docPr id="20" name="Picture 20"/>
+                  <wp:docPr id="19" name="Picture 19"/>
                   <wp:cNvGraphicFramePr>
                     <a:graphicFrameLocks xmlns:a="http://schemas.openxmlformats.org/drawingml/2006/main" noChangeAspect="1"/>
                   </wp:cNvGraphicFramePr>
@@ -3692,7 +3655,7 @@
                     <a:graphicData uri="http://schemas.openxmlformats.org/drawingml/2006/picture">
                       <pic:pic xmlns:pic="http://schemas.openxmlformats.org/drawingml/2006/picture">
                         <pic:nvPicPr>
-                          <pic:cNvPr id="0" name="frame600_dct_noise_sigma5.jpg"/>
+                          <pic:cNvPr id="0" name="frame600_trustmark_noise_sigma2.jpg"/>
                           <pic:cNvPicPr/>
                         </pic:nvPicPr>
                         <pic:blipFill>
@@ -3718,6 +3681,25 @@
             </w:r>
           </w:p>
         </w:tc>
+      </w:tr>
+      <w:tr>
+        <w:trPr>
+          <w:cnfStyle w:val="000000100000" w:firstRow="0" w:lastRow="0" w:firstColumn="0" w:lastColumn="0" w:oddVBand="0" w:evenVBand="0" w:oddHBand="1" w:evenHBand="0" w:firstRowFirstColumn="0" w:firstRowLastColumn="0" w:lastRowFirstColumn="0" w:lastRowLastColumn="0"/>
+        </w:trPr>
+        <w:tc>
+          <w:tcPr>
+            <w:cnfStyle w:val="001000000000" w:firstRow="0" w:lastRow="0" w:firstColumn="1" w:lastColumn="0" w:oddVBand="0" w:evenVBand="0" w:oddHBand="0" w:evenHBand="0" w:firstRowFirstColumn="0" w:firstRowLastColumn="0" w:lastRowFirstColumn="0" w:lastRowLastColumn="0"/>
+            <w:tcW w:w="3120" w:type="dxa"/>
+          </w:tcPr>
+          <w:p>
+            <w:r>
+              <w:rPr>
+                <w:sz w:val="20"/>
+              </w:rPr>
+              <w:t>noise_sigma5</w:t>
+            </w:r>
+          </w:p>
+        </w:tc>
         <w:tc>
           <w:tcPr>
             <w:tcW w:w="3120" w:type="dxa"/>
@@ -3731,10 +3713,10 @@
                 <w:noProof/>
               </w:rPr>
               <w:drawing>
-                <wp:inline distT="0" distB="0" distL="0" distR="0" wp14:anchorId="7A346B5F" wp14:editId="4808095B">
+                <wp:inline distT="0" distB="0" distL="0" distR="0" wp14:anchorId="459371CA" wp14:editId="44813DAE">
                   <wp:extent cx="2194560" cy="914400"/>
                   <wp:effectExtent l="0" t="0" r="0" b="0"/>
-                  <wp:docPr id="21" name="Picture 21"/>
+                  <wp:docPr id="20" name="Picture 20"/>
                   <wp:cNvGraphicFramePr>
                     <a:graphicFrameLocks xmlns:a="http://schemas.openxmlformats.org/drawingml/2006/main" noChangeAspect="1"/>
                   </wp:cNvGraphicFramePr>
@@ -3742,7 +3724,7 @@
                     <a:graphicData uri="http://schemas.openxmlformats.org/drawingml/2006/picture">
                       <pic:pic xmlns:pic="http://schemas.openxmlformats.org/drawingml/2006/picture">
                         <pic:nvPicPr>
-                          <pic:cNvPr id="0" name="frame600_trustmark_noise_sigma5.jpg"/>
+                          <pic:cNvPr id="0" name="frame600_dct_noise_sigma5.jpg"/>
                           <pic:cNvPicPr/>
                         </pic:nvPicPr>
                         <pic:blipFill>
@@ -3768,42 +3750,23 @@
             </w:r>
           </w:p>
         </w:tc>
-      </w:tr>
-      <w:tr>
-        <w:trPr>
-          <w:cnfStyle w:val="000000010000" w:firstRow="0" w:lastRow="0" w:firstColumn="0" w:lastColumn="0" w:oddVBand="0" w:evenVBand="0" w:oddHBand="0" w:evenHBand="1" w:firstRowFirstColumn="0" w:firstRowLastColumn="0" w:lastRowFirstColumn="0" w:lastRowLastColumn="0"/>
-        </w:trPr>
-        <w:tc>
-          <w:tcPr>
-            <w:cnfStyle w:val="001000000000" w:firstRow="0" w:lastRow="0" w:firstColumn="1" w:lastColumn="0" w:oddVBand="0" w:evenVBand="0" w:oddHBand="0" w:evenHBand="0" w:firstRowFirstColumn="0" w:firstRowLastColumn="0" w:lastRowFirstColumn="0" w:lastRowLastColumn="0"/>
+        <w:tc>
+          <w:tcPr>
             <w:tcW w:w="3120" w:type="dxa"/>
           </w:tcPr>
           <w:p>
-            <w:r>
-              <w:rPr>
-                <w:sz w:val="20"/>
-              </w:rPr>
-              <w:t>noise_sigma10</w:t>
-            </w:r>
-          </w:p>
-        </w:tc>
-        <w:tc>
-          <w:tcPr>
-            <w:tcW w:w="3120" w:type="dxa"/>
-          </w:tcPr>
-          <w:p>
             <w:pPr>
-              <w:cnfStyle w:val="000000010000" w:firstRow="0" w:lastRow="0" w:firstColumn="0" w:lastColumn="0" w:oddVBand="0" w:evenVBand="0" w:oddHBand="0" w:evenHBand="1" w:firstRowFirstColumn="0" w:firstRowLastColumn="0" w:lastRowFirstColumn="0" w:lastRowLastColumn="0"/>
+              <w:cnfStyle w:val="000000100000" w:firstRow="0" w:lastRow="0" w:firstColumn="0" w:lastColumn="0" w:oddVBand="0" w:evenVBand="0" w:oddHBand="1" w:evenHBand="0" w:firstRowFirstColumn="0" w:firstRowLastColumn="0" w:lastRowFirstColumn="0" w:lastRowLastColumn="0"/>
             </w:pPr>
             <w:r>
               <w:rPr>
                 <w:noProof/>
               </w:rPr>
               <w:drawing>
-                <wp:inline distT="0" distB="0" distL="0" distR="0" wp14:anchorId="775BCCD6" wp14:editId="17CE1359">
+                <wp:inline distT="0" distB="0" distL="0" distR="0" wp14:anchorId="2D281A3F" wp14:editId="7683BB26">
                   <wp:extent cx="2194560" cy="914400"/>
                   <wp:effectExtent l="0" t="0" r="0" b="0"/>
-                  <wp:docPr id="22" name="Picture 22"/>
+                  <wp:docPr id="21" name="Picture 21"/>
                   <wp:cNvGraphicFramePr>
                     <a:graphicFrameLocks xmlns:a="http://schemas.openxmlformats.org/drawingml/2006/main" noChangeAspect="1"/>
                   </wp:cNvGraphicFramePr>
@@ -3811,7 +3774,7 @@
                     <a:graphicData uri="http://schemas.openxmlformats.org/drawingml/2006/picture">
                       <pic:pic xmlns:pic="http://schemas.openxmlformats.org/drawingml/2006/picture">
                         <pic:nvPicPr>
-                          <pic:cNvPr id="0" name="frame600_dct_noise_sigma10.jpg"/>
+                          <pic:cNvPr id="0" name="frame600_trustmark_noise_sigma5.jpg"/>
                           <pic:cNvPicPr/>
                         </pic:nvPicPr>
                         <pic:blipFill>
@@ -3837,6 +3800,25 @@
             </w:r>
           </w:p>
         </w:tc>
+      </w:tr>
+      <w:tr>
+        <w:trPr>
+          <w:cnfStyle w:val="000000010000" w:firstRow="0" w:lastRow="0" w:firstColumn="0" w:lastColumn="0" w:oddVBand="0" w:evenVBand="0" w:oddHBand="0" w:evenHBand="1" w:firstRowFirstColumn="0" w:firstRowLastColumn="0" w:lastRowFirstColumn="0" w:lastRowLastColumn="0"/>
+        </w:trPr>
+        <w:tc>
+          <w:tcPr>
+            <w:cnfStyle w:val="001000000000" w:firstRow="0" w:lastRow="0" w:firstColumn="1" w:lastColumn="0" w:oddVBand="0" w:evenVBand="0" w:oddHBand="0" w:evenHBand="0" w:firstRowFirstColumn="0" w:firstRowLastColumn="0" w:lastRowFirstColumn="0" w:lastRowLastColumn="0"/>
+            <w:tcW w:w="3120" w:type="dxa"/>
+          </w:tcPr>
+          <w:p>
+            <w:r>
+              <w:rPr>
+                <w:sz w:val="20"/>
+              </w:rPr>
+              <w:t>noise_sigma10</w:t>
+            </w:r>
+          </w:p>
+        </w:tc>
         <w:tc>
           <w:tcPr>
             <w:tcW w:w="3120" w:type="dxa"/>
@@ -3850,10 +3832,10 @@
                 <w:noProof/>
               </w:rPr>
               <w:drawing>
-                <wp:inline distT="0" distB="0" distL="0" distR="0" wp14:anchorId="57C8FC7F" wp14:editId="548B72B2">
+                <wp:inline distT="0" distB="0" distL="0" distR="0" wp14:anchorId="36AF9FF5" wp14:editId="0A985D4A">
                   <wp:extent cx="2194560" cy="914400"/>
                   <wp:effectExtent l="0" t="0" r="0" b="0"/>
-                  <wp:docPr id="23" name="Picture 23"/>
+                  <wp:docPr id="22" name="Picture 22"/>
                   <wp:cNvGraphicFramePr>
                     <a:graphicFrameLocks xmlns:a="http://schemas.openxmlformats.org/drawingml/2006/main" noChangeAspect="1"/>
                   </wp:cNvGraphicFramePr>
@@ -3861,7 +3843,7 @@
                     <a:graphicData uri="http://schemas.openxmlformats.org/drawingml/2006/picture">
                       <pic:pic xmlns:pic="http://schemas.openxmlformats.org/drawingml/2006/picture">
                         <pic:nvPicPr>
-                          <pic:cNvPr id="0" name="frame600_trustmark_noise_sigma10.jpg"/>
+                          <pic:cNvPr id="0" name="frame600_dct_noise_sigma10.jpg"/>
                           <pic:cNvPicPr/>
                         </pic:nvPicPr>
                         <pic:blipFill>
@@ -3887,43 +3869,23 @@
             </w:r>
           </w:p>
         </w:tc>
-      </w:tr>
-      <w:tr>
-        <w:trPr>
-          <w:cnfStyle w:val="000000100000" w:firstRow="0" w:lastRow="0" w:firstColumn="0" w:lastColumn="0" w:oddVBand="0" w:evenVBand="0" w:oddHBand="1" w:evenHBand="0" w:firstRowFirstColumn="0" w:firstRowLastColumn="0" w:lastRowFirstColumn="0" w:lastRowLastColumn="0"/>
-        </w:trPr>
-        <w:tc>
-          <w:tcPr>
-            <w:cnfStyle w:val="001000000000" w:firstRow="0" w:lastRow="0" w:firstColumn="1" w:lastColumn="0" w:oddVBand="0" w:evenVBand="0" w:oddHBand="0" w:evenHBand="0" w:firstRowFirstColumn="0" w:firstRowLastColumn="0" w:lastRowFirstColumn="0" w:lastRowLastColumn="0"/>
+        <w:tc>
+          <w:tcPr>
             <w:tcW w:w="3120" w:type="dxa"/>
           </w:tcPr>
           <w:p>
-            <w:r>
-              <w:rPr>
-                <w:sz w:val="20"/>
-              </w:rPr>
-              <w:lastRenderedPageBreak/>
-              <w:t>frame_drop_0.5</w:t>
-            </w:r>
-          </w:p>
-        </w:tc>
-        <w:tc>
-          <w:tcPr>
-            <w:tcW w:w="3120" w:type="dxa"/>
-          </w:tcPr>
-          <w:p>
             <w:pPr>
-              <w:cnfStyle w:val="000000100000" w:firstRow="0" w:lastRow="0" w:firstColumn="0" w:lastColumn="0" w:oddVBand="0" w:evenVBand="0" w:oddHBand="1" w:evenHBand="0" w:firstRowFirstColumn="0" w:firstRowLastColumn="0" w:lastRowFirstColumn="0" w:lastRowLastColumn="0"/>
+              <w:cnfStyle w:val="000000010000" w:firstRow="0" w:lastRow="0" w:firstColumn="0" w:lastColumn="0" w:oddVBand="0" w:evenVBand="0" w:oddHBand="0" w:evenHBand="1" w:firstRowFirstColumn="0" w:firstRowLastColumn="0" w:lastRowFirstColumn="0" w:lastRowLastColumn="0"/>
             </w:pPr>
             <w:r>
               <w:rPr>
                 <w:noProof/>
               </w:rPr>
               <w:drawing>
-                <wp:inline distT="0" distB="0" distL="0" distR="0" wp14:anchorId="04BBF959" wp14:editId="3A598746">
+                <wp:inline distT="0" distB="0" distL="0" distR="0" wp14:anchorId="123F86D9" wp14:editId="2A24F7B1">
                   <wp:extent cx="2194560" cy="914400"/>
                   <wp:effectExtent l="0" t="0" r="0" b="0"/>
-                  <wp:docPr id="24" name="Picture 24"/>
+                  <wp:docPr id="23" name="Picture 23"/>
                   <wp:cNvGraphicFramePr>
                     <a:graphicFrameLocks xmlns:a="http://schemas.openxmlformats.org/drawingml/2006/main" noChangeAspect="1"/>
                   </wp:cNvGraphicFramePr>
@@ -3931,7 +3893,7 @@
                     <a:graphicData uri="http://schemas.openxmlformats.org/drawingml/2006/picture">
                       <pic:pic xmlns:pic="http://schemas.openxmlformats.org/drawingml/2006/picture">
                         <pic:nvPicPr>
-                          <pic:cNvPr id="0" name="frame600_dct_frame_drop_0.5.jpg"/>
+                          <pic:cNvPr id="0" name="frame600_trustmark_noise_sigma10.jpg"/>
                           <pic:cNvPicPr/>
                         </pic:nvPicPr>
                         <pic:blipFill>
@@ -3957,6 +3919,26 @@
             </w:r>
           </w:p>
         </w:tc>
+      </w:tr>
+      <w:tr>
+        <w:trPr>
+          <w:cnfStyle w:val="000000100000" w:firstRow="0" w:lastRow="0" w:firstColumn="0" w:lastColumn="0" w:oddVBand="0" w:evenVBand="0" w:oddHBand="1" w:evenHBand="0" w:firstRowFirstColumn="0" w:firstRowLastColumn="0" w:lastRowFirstColumn="0" w:lastRowLastColumn="0"/>
+        </w:trPr>
+        <w:tc>
+          <w:tcPr>
+            <w:cnfStyle w:val="001000000000" w:firstRow="0" w:lastRow="0" w:firstColumn="1" w:lastColumn="0" w:oddVBand="0" w:evenVBand="0" w:oddHBand="0" w:evenHBand="0" w:firstRowFirstColumn="0" w:firstRowLastColumn="0" w:lastRowFirstColumn="0" w:lastRowLastColumn="0"/>
+            <w:tcW w:w="3120" w:type="dxa"/>
+          </w:tcPr>
+          <w:p>
+            <w:r>
+              <w:rPr>
+                <w:sz w:val="20"/>
+              </w:rPr>
+              <w:lastRenderedPageBreak/>
+              <w:t>frame_drop_0.5</w:t>
+            </w:r>
+          </w:p>
+        </w:tc>
         <w:tc>
           <w:tcPr>
             <w:tcW w:w="3120" w:type="dxa"/>
@@ -3970,7 +3952,57 @@
                 <w:noProof/>
               </w:rPr>
               <w:drawing>
-                <wp:inline distT="0" distB="0" distL="0" distR="0" wp14:anchorId="17A76E43" wp14:editId="0D3DAE0D">
+                <wp:inline distT="0" distB="0" distL="0" distR="0" wp14:anchorId="673F185E" wp14:editId="7A96AA88">
+                  <wp:extent cx="2194560" cy="914400"/>
+                  <wp:effectExtent l="0" t="0" r="0" b="0"/>
+                  <wp:docPr id="24" name="Picture 24"/>
+                  <wp:cNvGraphicFramePr>
+                    <a:graphicFrameLocks xmlns:a="http://schemas.openxmlformats.org/drawingml/2006/main" noChangeAspect="1"/>
+                  </wp:cNvGraphicFramePr>
+                  <a:graphic xmlns:a="http://schemas.openxmlformats.org/drawingml/2006/main">
+                    <a:graphicData uri="http://schemas.openxmlformats.org/drawingml/2006/picture">
+                      <pic:pic xmlns:pic="http://schemas.openxmlformats.org/drawingml/2006/picture">
+                        <pic:nvPicPr>
+                          <pic:cNvPr id="0" name="frame600_dct_frame_drop_0.5.jpg"/>
+                          <pic:cNvPicPr/>
+                        </pic:nvPicPr>
+                        <pic:blipFill>
+                          <a:blip r:embed="rId30"/>
+                          <a:stretch>
+                            <a:fillRect/>
+                          </a:stretch>
+                        </pic:blipFill>
+                        <pic:spPr>
+                          <a:xfrm>
+                            <a:off x="0" y="0"/>
+                            <a:ext cx="2194560" cy="914400"/>
+                          </a:xfrm>
+                          <a:prstGeom prst="rect">
+                            <a:avLst/>
+                          </a:prstGeom>
+                        </pic:spPr>
+                      </pic:pic>
+                    </a:graphicData>
+                  </a:graphic>
+                </wp:inline>
+              </w:drawing>
+            </w:r>
+          </w:p>
+        </w:tc>
+        <w:tc>
+          <w:tcPr>
+            <w:tcW w:w="3120" w:type="dxa"/>
+          </w:tcPr>
+          <w:p>
+            <w:pPr>
+              <w:cnfStyle w:val="000000100000" w:firstRow="0" w:lastRow="0" w:firstColumn="0" w:lastColumn="0" w:oddVBand="0" w:evenVBand="0" w:oddHBand="1" w:evenHBand="0" w:firstRowFirstColumn="0" w:firstRowLastColumn="0" w:lastRowFirstColumn="0" w:lastRowLastColumn="0"/>
+            </w:pPr>
+            <w:r>
+              <w:rPr>
+                <w:noProof/>
+              </w:rPr>
+              <w:drawing>
+                <wp:inline distT="0" distB="0" distL="0" distR="0" wp14:anchorId="01192230" wp14:editId="3C414BCD">
                   <wp:extent cx="2194560" cy="914400"/>
                   <wp:effectExtent l="0" t="0" r="0" b="0"/>
                   <wp:docPr id="25" name="Picture 25"/>
@@ -3985,7 +4017,7 @@
                           <pic:cNvPicPr/>
                         </pic:nvPicPr>
                         <pic:blipFill>
-                          <a:blip r:embed="rId30"/>
+                          <a:blip r:embed="rId31"/>
                           <a:stretch>
                             <a:fillRect/>
                           </a:stretch>
@@ -4819,31 +4851,31 @@
       </w:rPr>
     </w:lvl>
   </w:abstractNum>
-  <w:num w:numId="1" w16cid:durableId="387656773">
+  <w:num w:numId="1" w16cid:durableId="17241014">
     <w:abstractNumId w:val="8"/>
   </w:num>
-  <w:num w:numId="2" w16cid:durableId="638801191">
+  <w:num w:numId="2" w16cid:durableId="750739369">
     <w:abstractNumId w:val="6"/>
   </w:num>
-  <w:num w:numId="3" w16cid:durableId="632173576">
+  <w:num w:numId="3" w16cid:durableId="2068143255">
     <w:abstractNumId w:val="5"/>
   </w:num>
-  <w:num w:numId="4" w16cid:durableId="1056927894">
+  <w:num w:numId="4" w16cid:durableId="848567417">
     <w:abstractNumId w:val="4"/>
   </w:num>
-  <w:num w:numId="5" w16cid:durableId="665548975">
+  <w:num w:numId="5" w16cid:durableId="743643393">
     <w:abstractNumId w:val="7"/>
   </w:num>
-  <w:num w:numId="6" w16cid:durableId="20205831">
+  <w:num w:numId="6" w16cid:durableId="934360621">
     <w:abstractNumId w:val="3"/>
   </w:num>
-  <w:num w:numId="7" w16cid:durableId="235171993">
+  <w:num w:numId="7" w16cid:durableId="611858705">
     <w:abstractNumId w:val="2"/>
   </w:num>
-  <w:num w:numId="8" w16cid:durableId="1948080012">
+  <w:num w:numId="8" w16cid:durableId="623538975">
     <w:abstractNumId w:val="1"/>
   </w:num>
-  <w:num w:numId="9" w16cid:durableId="1873490230">
+  <w:num w:numId="9" w16cid:durableId="1456674993">
     <w:abstractNumId w:val="0"/>
   </w:num>
 </w:numbering>
@@ -16232,6 +16264,29 @@
       </w:tcPr>
     </w:tblStylePr>
   </w:style>
+  <w:style w:type="character" w:styleId="Hyperlink">
+    <w:name w:val="Hyperlink"/>
+    <w:basedOn w:val="DefaultParagraphFont"/>
+    <w:uiPriority w:val="99"/>
+    <w:unhideWhenUsed/>
+    <w:rsid w:val="00A05E56"/>
+    <w:rPr>
+      <w:color w:val="0000FF" w:themeColor="hyperlink"/>
+      <w:u w:val="single"/>
+    </w:rPr>
+  </w:style>
+  <w:style w:type="character" w:styleId="UnresolvedMention">
+    <w:name w:val="Unresolved Mention"/>
+    <w:basedOn w:val="DefaultParagraphFont"/>
+    <w:uiPriority w:val="99"/>
+    <w:semiHidden/>
+    <w:unhideWhenUsed/>
+    <w:rsid w:val="00A05E56"/>
+    <w:rPr>
+      <w:color w:val="605E5C"/>
+      <w:shd w:val="clear" w:color="auto" w:fill="E1DFDD"/>
+    </w:rPr>
+  </w:style>
 </w:styles>
 </file>
 

--- a/docs/report.docx
+++ b/docs/report.docx
@@ -4589,7 +4589,29 @@
         <w:pStyle w:val="ListBullet"/>
       </w:pPr>
       <w:r>
-        <w:t>Content-aware DCT embedding — skip / scale-down δ on flat-luma blocks to eliminate the §8 degenerate-luma failure without dataset curation.</w:t>
+        <w:t xml:space="preserve">I-frame-aware embedding — </w:t>
+      </w:r>
+      <w:proofErr w:type="spellStart"/>
+      <w:r>
+        <w:t>PyAV</w:t>
+      </w:r>
+      <w:proofErr w:type="spellEnd"/>
+      <w:r>
+        <w:t xml:space="preserve"> exposes packet flags; raise δ on I-frames and cut-adjacent frames where the codec is harshest.</w:t>
+      </w:r>
+    </w:p>
+    <w:p>
+      <w:pPr>
+        <w:pStyle w:val="ListBullet"/>
+      </w:pPr>
+      <w:r>
+        <w:t xml:space="preserve">Hybrid DCT + TrustMark pipeline — decode both, weighted-vote or </w:t>
+      </w:r>
+      <w:r>
+        <w:t xml:space="preserve">fallback </w:t>
+      </w:r>
+      <w:r>
+        <w:t>(§9).</w:t>
       </w:r>
     </w:p>
     <w:p>
@@ -4598,30 +4620,6 @@
       </w:pPr>
       <w:r>
         <w:lastRenderedPageBreak/>
-        <w:t>I-frame-aware embedding — PyAV exposes packet flags; raise δ on I-frames and cut-adjacent frames where the codec is harshest.</w:t>
-      </w:r>
-    </w:p>
-    <w:p>
-      <w:pPr>
-        <w:pStyle w:val="ListBullet"/>
-      </w:pPr>
-      <w:r>
-        <w:t>Hybrid DCT + TrustMark pipeline — decode both, weighted-vote or fall-back; weaknesses are disjoint (§9).</w:t>
-      </w:r>
-    </w:p>
-    <w:p>
-      <w:pPr>
-        <w:pStyle w:val="ListBullet"/>
-      </w:pPr>
-      <w:r>
-        <w:t>Scale- and rotation-equivariant DCT — estimate scale/rotation via a known marker, rectify before decode. Closes the DCT-TM gap on resize and recovers the screen-capture case (§7.1).</w:t>
-      </w:r>
-    </w:p>
-    <w:p>
-      <w:pPr>
-        <w:pStyle w:val="ListBullet"/>
-      </w:pPr>
-      <w:r>
         <w:t>Train / use a print-scan-tolerant TrustMark variant — addresses the camera-capture failure mode at the cost of a different weight file.</w:t>
       </w:r>
     </w:p>
